--- a/downloads/teacher/04 Units/Unit 01 - Nutrition and Wellness - Kitchen Skills and Smart Eating/Unit 01 - Nutrition and Wellness - Kitchen Skills and Smart Eating.docx
+++ b/downloads/teacher/04 Units/Unit 01 - Nutrition and Wellness - Kitchen Skills and Smart Eating/Unit 01 - Nutrition and Wellness - Kitchen Skills and Smart Eating.docx
@@ -1266,34 +1266,58 @@
         </w:rPr>
         <w:t xml:space="preserve">Big ideas:</w:t>
       </w:r>
-      <w:r>
-        <w:t xml:space="preserve"> </w:t>
-      </w:r>
-      <w:r>
-        <w:t xml:space="preserve">- A kitchen is only safe when everyone in it can see the hazard before it becomes an accident. Safety is a habit, not a poster.</w:t>
-      </w:r>
-      <w:r>
-        <w:t xml:space="preserve"> </w:t>
-      </w:r>
-      <w:r>
-        <w:t xml:space="preserve">- Measuring, reading, and following a recipe are the skills that let a person cook anything, not just today’s dish.</w:t>
-      </w:r>
-      <w:r>
-        <w:t xml:space="preserve"> </w:t>
-      </w:r>
-      <w:r>
-        <w:t xml:space="preserve">- A food label is written by the company that sells the food. Reading it is a skill; believing it is a choice.</w:t>
-      </w:r>
-      <w:r>
-        <w:t xml:space="preserve"> </w:t>
-      </w:r>
-      <w:r>
-        <w:t xml:space="preserve">- Feeding people well is a planning problem and a money problem before it is a cooking problem.</w:t>
-      </w:r>
-    </w:p>
-    <w:p>
-      <w:pPr>
-        <w:pStyle w:val="BodyText"/>
+    </w:p>
+    <w:p>
+      <w:pPr>
+        <w:numPr>
+          <w:ilvl w:val="0"/>
+          <w:numId w:val="1005"/>
+        </w:numPr>
+        <w:pStyle w:val="Compact"/>
+      </w:pPr>
+      <w:r>
+        <w:t xml:space="preserve">A kitchen is only safe when everyone in it can see the hazard before it becomes an accident. Safety is a habit, not a poster.</w:t>
+      </w:r>
+    </w:p>
+    <w:p>
+      <w:pPr>
+        <w:numPr>
+          <w:ilvl w:val="0"/>
+          <w:numId w:val="1005"/>
+        </w:numPr>
+        <w:pStyle w:val="Compact"/>
+      </w:pPr>
+      <w:r>
+        <w:t xml:space="preserve">Measuring, reading, and following a recipe are the skills that let a person cook anything, not just today’s dish.</w:t>
+      </w:r>
+    </w:p>
+    <w:p>
+      <w:pPr>
+        <w:numPr>
+          <w:ilvl w:val="0"/>
+          <w:numId w:val="1005"/>
+        </w:numPr>
+        <w:pStyle w:val="Compact"/>
+      </w:pPr>
+      <w:r>
+        <w:t xml:space="preserve">A food label is written by the company that sells the food. Reading it is a skill; believing it is a choice.</w:t>
+      </w:r>
+    </w:p>
+    <w:p>
+      <w:pPr>
+        <w:numPr>
+          <w:ilvl w:val="0"/>
+          <w:numId w:val="1005"/>
+        </w:numPr>
+        <w:pStyle w:val="Compact"/>
+      </w:pPr>
+      <w:r>
+        <w:t xml:space="preserve">Feeding people well is a planning problem and a money problem before it is a cooking problem.</w:t>
+      </w:r>
+    </w:p>
+    <w:p>
+      <w:pPr>
+        <w:pStyle w:val="FirstParagraph"/>
       </w:pPr>
       <w:r>
         <w:rPr>
@@ -1301,35 +1325,65 @@
         </w:rPr>
         <w:t xml:space="preserve">Essential questions:</w:t>
       </w:r>
-      <w:r>
-        <w:t xml:space="preserve"> </w:t>
-      </w:r>
-      <w:r>
-        <w:t xml:space="preserve">1. What could go wrong in this kitchen today, and what stops it?</w:t>
-      </w:r>
-      <w:r>
-        <w:t xml:space="preserve"> </w:t>
-      </w:r>
-      <w:r>
-        <w:t xml:space="preserve">2. How do I know a recipe will come out the way it should?</w:t>
-      </w:r>
-      <w:r>
-        <w:t xml:space="preserve"> </w:t>
-      </w:r>
-      <w:r>
-        <w:t xml:space="preserve">3. What is actually in this food, and how do I know who to trust about it?</w:t>
-      </w:r>
-      <w:r>
-        <w:t xml:space="preserve"> </w:t>
-      </w:r>
-      <w:r>
-        <w:t xml:space="preserve">4. How do I feed four people a good dinner on $40?</w:t>
-      </w:r>
-      <w:r>
-        <w:t xml:space="preserve"> </w:t>
-      </w:r>
-      <w:r>
-        <w:t xml:space="preserve">5. Who does this work for a living, and could I?</w:t>
+    </w:p>
+    <w:p>
+      <w:pPr>
+        <w:numPr>
+          <w:ilvl w:val="0"/>
+          <w:numId w:val="1006"/>
+        </w:numPr>
+        <w:pStyle w:val="Compact"/>
+      </w:pPr>
+      <w:r>
+        <w:t xml:space="preserve">What could go wrong in this kitchen today, and what stops it?</w:t>
+      </w:r>
+    </w:p>
+    <w:p>
+      <w:pPr>
+        <w:numPr>
+          <w:ilvl w:val="0"/>
+          <w:numId w:val="1006"/>
+        </w:numPr>
+        <w:pStyle w:val="Compact"/>
+      </w:pPr>
+      <w:r>
+        <w:t xml:space="preserve">How do I know a recipe will come out the way it should?</w:t>
+      </w:r>
+    </w:p>
+    <w:p>
+      <w:pPr>
+        <w:numPr>
+          <w:ilvl w:val="0"/>
+          <w:numId w:val="1006"/>
+        </w:numPr>
+        <w:pStyle w:val="Compact"/>
+      </w:pPr>
+      <w:r>
+        <w:t xml:space="preserve">What is actually in this food, and how do I know who to trust about it?</w:t>
+      </w:r>
+    </w:p>
+    <w:p>
+      <w:pPr>
+        <w:numPr>
+          <w:ilvl w:val="0"/>
+          <w:numId w:val="1006"/>
+        </w:numPr>
+        <w:pStyle w:val="Compact"/>
+      </w:pPr>
+      <w:r>
+        <w:t xml:space="preserve">How do I feed four people a good dinner on $40?</w:t>
+      </w:r>
+    </w:p>
+    <w:p>
+      <w:pPr>
+        <w:numPr>
+          <w:ilvl w:val="0"/>
+          <w:numId w:val="1006"/>
+        </w:numPr>
+        <w:pStyle w:val="Compact"/>
+      </w:pPr>
+      <w:r>
+        <w:t xml:space="preserve">Who does this work for a living, and could I?</w:t>
       </w:r>
     </w:p>
     <w:p>
@@ -1352,77 +1406,149 @@
         </w:rPr>
         <w:t xml:space="preserve">Knowledge (facts, vocabulary, ideas):</w:t>
       </w:r>
-      <w:r>
-        <w:t xml:space="preserve"> </w:t>
-      </w:r>
-      <w:r>
-        <w:t xml:space="preserve">- The six hazard families (burns, cuts, falls, fire, electrical, food contamination) and one prevention step for each.</w:t>
-      </w:r>
-      <w:r>
-        <w:t xml:space="preserve"> </w:t>
-      </w:r>
-      <w:r>
-        <w:t xml:space="preserve">- The handwashing steps; the temperature danger zone (40 F to 140 F) and the two-hour rule; what cross contamination is and how it travels.</w:t>
-      </w:r>
-      <w:r>
-        <w:t xml:space="preserve"> </w:t>
-      </w:r>
-      <w:r>
-        <w:t xml:space="preserve">- What to do for a grease fire, a burn, a cut, and a choking person; where the first aid kit, fire extinguisher, and Safety Data Sheets are.</w:t>
-      </w:r>
-      <w:r>
-        <w:t xml:space="preserve"> </w:t>
-      </w:r>
-      <w:r>
-        <w:t xml:space="preserve">- The name and use of about 20 common kitchen tools, including the microwave, oven, and the small appliances in this room.</w:t>
-      </w:r>
-      <w:r>
-        <w:t xml:space="preserve"> </w:t>
-      </w:r>
-      <w:r>
-        <w:t xml:space="preserve">- Measuring equivalents: 3 tsp in 1 Tbsp, 4 Tbsp in 1/4 cup, 16 Tbsp in 1 cup, 8 fl oz in 1 cup, 2 cups in 1 pint, 4 cups in 1 quart.</w:t>
-      </w:r>
-      <w:r>
-        <w:t xml:space="preserve"> </w:t>
-      </w:r>
-      <w:r>
-        <w:t xml:space="preserve">- Recipe parts: title, yield, ingredients, equipment, steps, time; the standard abbreviations.</w:t>
-      </w:r>
-      <w:r>
-        <w:t xml:space="preserve"> </w:t>
-      </w:r>
-      <w:r>
-        <w:t xml:space="preserve">- The six nutrients (carbohydrate, protein, fat, vitamins, minerals, water), a food source for each, and one job each does.</w:t>
-      </w:r>
-      <w:r>
-        <w:t xml:space="preserve"> </w:t>
-      </w:r>
-      <w:r>
-        <w:t xml:space="preserve">- MyPlate’s five groups and what a balanced plate looks like on a real plate at a real meal.</w:t>
-      </w:r>
-      <w:r>
-        <w:t xml:space="preserve"> </w:t>
-      </w:r>
-      <w:r>
-        <w:t xml:space="preserve">- The parts of a Nutrition Facts label: serving size, servings per container, calories, percent daily value, sodium, fiber, added sugar, and the allergen line.</w:t>
-      </w:r>
-      <w:r>
-        <w:t xml:space="preserve"> </w:t>
-      </w:r>
-      <w:r>
-        <w:t xml:space="preserve">- What makes a nutrition source credible (who wrote it, what they are selling, whether it agrees with a known source).</w:t>
-      </w:r>
-      <w:r>
-        <w:t xml:space="preserve"> </w:t>
-      </w:r>
-      <w:r>
-        <w:t xml:space="preserve">- Unit price, store brand versus name brand, and how a store circular is organized.</w:t>
-      </w:r>
-      <w:r>
-        <w:t xml:space="preserve"> </w:t>
-      </w:r>
-      <w:r>
-        <w:t xml:space="preserve">- Safe storage: refrigerator and freezer temperatures, FIFO,</w:t>
+    </w:p>
+    <w:p>
+      <w:pPr>
+        <w:numPr>
+          <w:ilvl w:val="0"/>
+          <w:numId w:val="1007"/>
+        </w:numPr>
+        <w:pStyle w:val="Compact"/>
+      </w:pPr>
+      <w:r>
+        <w:t xml:space="preserve">The six hazard families (burns, cuts, falls, fire, electrical, food contamination) and one prevention step for each.</w:t>
+      </w:r>
+    </w:p>
+    <w:p>
+      <w:pPr>
+        <w:numPr>
+          <w:ilvl w:val="0"/>
+          <w:numId w:val="1007"/>
+        </w:numPr>
+        <w:pStyle w:val="Compact"/>
+      </w:pPr>
+      <w:r>
+        <w:t xml:space="preserve">The handwashing steps; the temperature danger zone (40 F to 140 F) and the two-hour rule; what cross contamination is and how it travels.</w:t>
+      </w:r>
+    </w:p>
+    <w:p>
+      <w:pPr>
+        <w:numPr>
+          <w:ilvl w:val="0"/>
+          <w:numId w:val="1007"/>
+        </w:numPr>
+        <w:pStyle w:val="Compact"/>
+      </w:pPr>
+      <w:r>
+        <w:t xml:space="preserve">What to do for a grease fire, a burn, a cut, and a choking person; where the first aid kit, fire extinguisher, and Safety Data Sheets are.</w:t>
+      </w:r>
+    </w:p>
+    <w:p>
+      <w:pPr>
+        <w:numPr>
+          <w:ilvl w:val="0"/>
+          <w:numId w:val="1007"/>
+        </w:numPr>
+        <w:pStyle w:val="Compact"/>
+      </w:pPr>
+      <w:r>
+        <w:t xml:space="preserve">The name and use of about 20 common kitchen tools, including the microwave, oven, and the small appliances in this room.</w:t>
+      </w:r>
+    </w:p>
+    <w:p>
+      <w:pPr>
+        <w:numPr>
+          <w:ilvl w:val="0"/>
+          <w:numId w:val="1007"/>
+        </w:numPr>
+        <w:pStyle w:val="Compact"/>
+      </w:pPr>
+      <w:r>
+        <w:t xml:space="preserve">Measuring equivalents: 3 tsp in 1 Tbsp, 4 Tbsp in 1/4 cup, 16 Tbsp in 1 cup, 8 fl oz in 1 cup, 2 cups in 1 pint, 4 cups in 1 quart.</w:t>
+      </w:r>
+    </w:p>
+    <w:p>
+      <w:pPr>
+        <w:numPr>
+          <w:ilvl w:val="0"/>
+          <w:numId w:val="1007"/>
+        </w:numPr>
+        <w:pStyle w:val="Compact"/>
+      </w:pPr>
+      <w:r>
+        <w:t xml:space="preserve">Recipe parts: title, yield, ingredients, equipment, steps, time; the standard abbreviations.</w:t>
+      </w:r>
+    </w:p>
+    <w:p>
+      <w:pPr>
+        <w:numPr>
+          <w:ilvl w:val="0"/>
+          <w:numId w:val="1007"/>
+        </w:numPr>
+        <w:pStyle w:val="Compact"/>
+      </w:pPr>
+      <w:r>
+        <w:t xml:space="preserve">The six nutrients (carbohydrate, protein, fat, vitamins, minerals, water), a food source for each, and one job each does.</w:t>
+      </w:r>
+    </w:p>
+    <w:p>
+      <w:pPr>
+        <w:numPr>
+          <w:ilvl w:val="0"/>
+          <w:numId w:val="1007"/>
+        </w:numPr>
+        <w:pStyle w:val="Compact"/>
+      </w:pPr>
+      <w:r>
+        <w:t xml:space="preserve">MyPlate’s five groups and what a balanced plate looks like on a real plate at a real meal.</w:t>
+      </w:r>
+    </w:p>
+    <w:p>
+      <w:pPr>
+        <w:numPr>
+          <w:ilvl w:val="0"/>
+          <w:numId w:val="1007"/>
+        </w:numPr>
+        <w:pStyle w:val="Compact"/>
+      </w:pPr>
+      <w:r>
+        <w:t xml:space="preserve">The parts of a Nutrition Facts label: serving size, servings per container, calories, percent daily value, sodium, fiber, added sugar, and the allergen line.</w:t>
+      </w:r>
+    </w:p>
+    <w:p>
+      <w:pPr>
+        <w:numPr>
+          <w:ilvl w:val="0"/>
+          <w:numId w:val="1007"/>
+        </w:numPr>
+        <w:pStyle w:val="Compact"/>
+      </w:pPr>
+      <w:r>
+        <w:t xml:space="preserve">What makes a nutrition source credible (who wrote it, what they are selling, whether it agrees with a known source).</w:t>
+      </w:r>
+    </w:p>
+    <w:p>
+      <w:pPr>
+        <w:numPr>
+          <w:ilvl w:val="0"/>
+          <w:numId w:val="1007"/>
+        </w:numPr>
+        <w:pStyle w:val="Compact"/>
+      </w:pPr>
+      <w:r>
+        <w:t xml:space="preserve">Unit price, store brand versus name brand, and how a store circular is organized.</w:t>
+      </w:r>
+    </w:p>
+    <w:p>
+      <w:pPr>
+        <w:numPr>
+          <w:ilvl w:val="0"/>
+          <w:numId w:val="1007"/>
+        </w:numPr>
+        <w:pStyle w:val="Compact"/>
+      </w:pPr>
+      <w:r>
+        <w:t xml:space="preserve">Safe storage: refrigerator and freezer temperatures, FIFO,</w:t>
       </w:r>
       <w:r>
         <w:t xml:space="preserve"> </w:t>
@@ -1460,16 +1586,22 @@
       <w:r>
         <w:t xml:space="preserve">leftovers within two hours, and reheating.</w:t>
       </w:r>
-      <w:r>
-        <w:t xml:space="preserve"> </w:t>
-      </w:r>
-      <w:r>
-        <w:t xml:space="preserve">- Four careers in nutrition and culinary arts and the education each one takes.</w:t>
-      </w:r>
-    </w:p>
-    <w:p>
-      <w:pPr>
-        <w:pStyle w:val="BodyText"/>
+    </w:p>
+    <w:p>
+      <w:pPr>
+        <w:numPr>
+          <w:ilvl w:val="0"/>
+          <w:numId w:val="1007"/>
+        </w:numPr>
+        <w:pStyle w:val="Compact"/>
+      </w:pPr>
+      <w:r>
+        <w:t xml:space="preserve">Four careers in nutrition and culinary arts and the education each one takes.</w:t>
+      </w:r>
+    </w:p>
+    <w:p>
+      <w:pPr>
+        <w:pStyle w:val="FirstParagraph"/>
       </w:pPr>
       <w:r>
         <w:rPr>
@@ -1477,95 +1609,185 @@
         </w:rPr>
         <w:t xml:space="preserve">Skills (what students will be able to do):</w:t>
       </w:r>
-      <w:r>
-        <w:t xml:space="preserve"> </w:t>
-      </w:r>
-      <w:r>
-        <w:t xml:space="preserve">- Find and rank hazards in a kitchen and write a rule that prevents each one.</w:t>
-      </w:r>
-      <w:r>
-        <w:t xml:space="preserve"> </w:t>
-      </w:r>
-      <w:r>
-        <w:t xml:space="preserve">- Wash hands correctly, use a food thermometer, and keep raw and ready-to-eat foods apart.</w:t>
-      </w:r>
-      <w:r>
-        <w:t xml:space="preserve"> </w:t>
-      </w:r>
-      <w:r>
-        <w:t xml:space="preserve">- Respond to a small kitchen emergency with the right first step.</w:t>
-      </w:r>
-      <w:r>
-        <w:t xml:space="preserve"> </w:t>
-      </w:r>
-      <w:r>
-        <w:t xml:space="preserve">- Select the right tool for a task and use it safely.</w:t>
-      </w:r>
-      <w:r>
-        <w:t xml:space="preserve"> </w:t>
-      </w:r>
-      <w:r>
-        <w:t xml:space="preserve">- Measure dry, liquid, and small quantities accurately and level them off.</w:t>
-      </w:r>
-      <w:r>
-        <w:t xml:space="preserve"> </w:t>
-      </w:r>
-      <w:r>
-        <w:t xml:space="preserve">- Read a recipe, put the steps in order, and double or halve it.</w:t>
-      </w:r>
-      <w:r>
-        <w:t xml:space="preserve"> </w:t>
-      </w:r>
-      <w:r>
-        <w:t xml:space="preserve">- Prepare a simple recipe in a team using role cards and a station flowchart.</w:t>
-      </w:r>
-      <w:r>
-        <w:t xml:space="preserve"> </w:t>
-      </w:r>
-      <w:r>
-        <w:t xml:space="preserve">- Build a balanced plate from food cards and from a real meal.</w:t>
-      </w:r>
-      <w:r>
-        <w:t xml:space="preserve"> </w:t>
-      </w:r>
-      <w:r>
-        <w:t xml:space="preserve">- Read a label to find serving size, calories, sodium, added sugar, fiber, and allergens, and compare two products.</w:t>
-      </w:r>
-      <w:r>
-        <w:t xml:space="preserve"> </w:t>
-      </w:r>
-      <w:r>
-        <w:t xml:space="preserve">- Test a food claim against a credible source and say whether to believe it.</w:t>
-      </w:r>
-      <w:r>
-        <w:t xml:space="preserve"> </w:t>
-      </w:r>
-      <w:r>
-        <w:t xml:space="preserve">- Plan a dinner for four that meets MyPlate, fits the family’s needs and likes, and costs $40 or less.</w:t>
-      </w:r>
-      <w:r>
-        <w:t xml:space="preserve"> </w:t>
-      </w:r>
-      <w:r>
-        <w:t xml:space="preserve">- Write and organize a shopping list from a circular; compute unit price and choose the better buy.</w:t>
-      </w:r>
-      <w:r>
-        <w:t xml:space="preserve"> </w:t>
-      </w:r>
-      <w:r>
-        <w:t xml:space="preserve">- Store food and leftovers safely and cut lab waste.</w:t>
-      </w:r>
-      <w:r>
-        <w:t xml:space="preserve"> </w:t>
-      </w:r>
-      <w:r>
-        <w:t xml:space="preserve">- Cook and serve one dish from the plan, set a place, and share food with respect for other people’s customs.</w:t>
-      </w:r>
-      <w:r>
-        <w:t xml:space="preserve"> </w:t>
-      </w:r>
-      <w:r>
-        <w:t xml:space="preserve">- Pitch the meal in 60 seconds with a menu card.</w:t>
+    </w:p>
+    <w:p>
+      <w:pPr>
+        <w:numPr>
+          <w:ilvl w:val="0"/>
+          <w:numId w:val="1008"/>
+        </w:numPr>
+        <w:pStyle w:val="Compact"/>
+      </w:pPr>
+      <w:r>
+        <w:t xml:space="preserve">Find and rank hazards in a kitchen and write a rule that prevents each one.</w:t>
+      </w:r>
+    </w:p>
+    <w:p>
+      <w:pPr>
+        <w:numPr>
+          <w:ilvl w:val="0"/>
+          <w:numId w:val="1008"/>
+        </w:numPr>
+        <w:pStyle w:val="Compact"/>
+      </w:pPr>
+      <w:r>
+        <w:t xml:space="preserve">Wash hands correctly, use a food thermometer, and keep raw and ready-to-eat foods apart.</w:t>
+      </w:r>
+    </w:p>
+    <w:p>
+      <w:pPr>
+        <w:numPr>
+          <w:ilvl w:val="0"/>
+          <w:numId w:val="1008"/>
+        </w:numPr>
+        <w:pStyle w:val="Compact"/>
+      </w:pPr>
+      <w:r>
+        <w:t xml:space="preserve">Respond to a small kitchen emergency with the right first step.</w:t>
+      </w:r>
+    </w:p>
+    <w:p>
+      <w:pPr>
+        <w:numPr>
+          <w:ilvl w:val="0"/>
+          <w:numId w:val="1008"/>
+        </w:numPr>
+        <w:pStyle w:val="Compact"/>
+      </w:pPr>
+      <w:r>
+        <w:t xml:space="preserve">Select the right tool for a task and use it safely.</w:t>
+      </w:r>
+    </w:p>
+    <w:p>
+      <w:pPr>
+        <w:numPr>
+          <w:ilvl w:val="0"/>
+          <w:numId w:val="1008"/>
+        </w:numPr>
+        <w:pStyle w:val="Compact"/>
+      </w:pPr>
+      <w:r>
+        <w:t xml:space="preserve">Measure dry, liquid, and small quantities accurately and level them off.</w:t>
+      </w:r>
+    </w:p>
+    <w:p>
+      <w:pPr>
+        <w:numPr>
+          <w:ilvl w:val="0"/>
+          <w:numId w:val="1008"/>
+        </w:numPr>
+        <w:pStyle w:val="Compact"/>
+      </w:pPr>
+      <w:r>
+        <w:t xml:space="preserve">Read a recipe, put the steps in order, and double or halve it.</w:t>
+      </w:r>
+    </w:p>
+    <w:p>
+      <w:pPr>
+        <w:numPr>
+          <w:ilvl w:val="0"/>
+          <w:numId w:val="1008"/>
+        </w:numPr>
+        <w:pStyle w:val="Compact"/>
+      </w:pPr>
+      <w:r>
+        <w:t xml:space="preserve">Prepare a simple recipe in a team using role cards and a station flowchart.</w:t>
+      </w:r>
+    </w:p>
+    <w:p>
+      <w:pPr>
+        <w:numPr>
+          <w:ilvl w:val="0"/>
+          <w:numId w:val="1008"/>
+        </w:numPr>
+        <w:pStyle w:val="Compact"/>
+      </w:pPr>
+      <w:r>
+        <w:t xml:space="preserve">Build a balanced plate from food cards and from a real meal.</w:t>
+      </w:r>
+    </w:p>
+    <w:p>
+      <w:pPr>
+        <w:numPr>
+          <w:ilvl w:val="0"/>
+          <w:numId w:val="1008"/>
+        </w:numPr>
+        <w:pStyle w:val="Compact"/>
+      </w:pPr>
+      <w:r>
+        <w:t xml:space="preserve">Read a label to find serving size, calories, sodium, added sugar, fiber, and allergens, and compare two products.</w:t>
+      </w:r>
+    </w:p>
+    <w:p>
+      <w:pPr>
+        <w:numPr>
+          <w:ilvl w:val="0"/>
+          <w:numId w:val="1008"/>
+        </w:numPr>
+        <w:pStyle w:val="Compact"/>
+      </w:pPr>
+      <w:r>
+        <w:t xml:space="preserve">Test a food claim against a credible source and say whether to believe it.</w:t>
+      </w:r>
+    </w:p>
+    <w:p>
+      <w:pPr>
+        <w:numPr>
+          <w:ilvl w:val="0"/>
+          <w:numId w:val="1008"/>
+        </w:numPr>
+        <w:pStyle w:val="Compact"/>
+      </w:pPr>
+      <w:r>
+        <w:t xml:space="preserve">Plan a dinner for four that meets MyPlate, fits the family’s needs and likes, and costs $40 or less.</w:t>
+      </w:r>
+    </w:p>
+    <w:p>
+      <w:pPr>
+        <w:numPr>
+          <w:ilvl w:val="0"/>
+          <w:numId w:val="1008"/>
+        </w:numPr>
+        <w:pStyle w:val="Compact"/>
+      </w:pPr>
+      <w:r>
+        <w:t xml:space="preserve">Write and organize a shopping list from a circular; compute unit price and choose the better buy.</w:t>
+      </w:r>
+    </w:p>
+    <w:p>
+      <w:pPr>
+        <w:numPr>
+          <w:ilvl w:val="0"/>
+          <w:numId w:val="1008"/>
+        </w:numPr>
+        <w:pStyle w:val="Compact"/>
+      </w:pPr>
+      <w:r>
+        <w:t xml:space="preserve">Store food and leftovers safely and cut lab waste.</w:t>
+      </w:r>
+    </w:p>
+    <w:p>
+      <w:pPr>
+        <w:numPr>
+          <w:ilvl w:val="0"/>
+          <w:numId w:val="1008"/>
+        </w:numPr>
+        <w:pStyle w:val="Compact"/>
+      </w:pPr>
+      <w:r>
+        <w:t xml:space="preserve">Cook and serve one dish from the plan, set a place, and share food with respect for other people’s customs.</w:t>
+      </w:r>
+    </w:p>
+    <w:p>
+      <w:pPr>
+        <w:numPr>
+          <w:ilvl w:val="0"/>
+          <w:numId w:val="1008"/>
+        </w:numPr>
+        <w:pStyle w:val="Compact"/>
+      </w:pPr>
+      <w:r>
+        <w:t xml:space="preserve">Pitch the meal in 60 seconds with a menu card.</w:t>
       </w:r>
     </w:p>
     <w:p>
@@ -1585,29 +1807,53 @@
       <w:r>
         <w:t xml:space="preserve">One per topic, upper half of Bloom’s:</w:t>
       </w:r>
-      <w:r>
-        <w:t xml:space="preserve"> </w:t>
-      </w:r>
-      <w:r>
-        <w:t xml:space="preserve">- Topic 1.1: Students will evaluate the hazards in a working kitchen and create a class Kitchen Safety Contract whose rules prevent them, then pass a safety exam that shows they can apply the contract before they cook.</w:t>
-      </w:r>
-      <w:r>
-        <w:t xml:space="preserve"> </w:t>
-      </w:r>
-      <w:r>
-        <w:t xml:space="preserve">- Topic 1.2: Students will analyze a simple recipe for tools, measurements, and steps, scale it up or down correctly, and prepare it in a team with every measurement accurate and every safety rule followed.</w:t>
-      </w:r>
-      <w:r>
-        <w:t xml:space="preserve"> </w:t>
-      </w:r>
-      <w:r>
-        <w:t xml:space="preserve">- Topic 1.3: Students will analyze Nutrition Facts labels and online food claims against MyPlate and a credible source, and justify which of two foods is the better choice for a stated need.</w:t>
-      </w:r>
-      <w:r>
-        <w:t xml:space="preserve"> </w:t>
-      </w:r>
-      <w:r>
-        <w:t xml:space="preserve">- Topic 1.4: Students will design a dinner for a family of four that meets MyPlate, fits the family’s needs and likes, and costs $40 or less from a real circular; cook one dish from it; and defend the plan in a 60-second pitch.</w:t>
+    </w:p>
+    <w:p>
+      <w:pPr>
+        <w:numPr>
+          <w:ilvl w:val="0"/>
+          <w:numId w:val="1009"/>
+        </w:numPr>
+        <w:pStyle w:val="Compact"/>
+      </w:pPr>
+      <w:r>
+        <w:t xml:space="preserve">Topic 1.1: Students will evaluate the hazards in a working kitchen and create a class Kitchen Safety Contract whose rules prevent them, then pass a safety exam that shows they can apply the contract before they cook.</w:t>
+      </w:r>
+    </w:p>
+    <w:p>
+      <w:pPr>
+        <w:numPr>
+          <w:ilvl w:val="0"/>
+          <w:numId w:val="1009"/>
+        </w:numPr>
+        <w:pStyle w:val="Compact"/>
+      </w:pPr>
+      <w:r>
+        <w:t xml:space="preserve">Topic 1.2: Students will analyze a simple recipe for tools, measurements, and steps, scale it up or down correctly, and prepare it in a team with every measurement accurate and every safety rule followed.</w:t>
+      </w:r>
+    </w:p>
+    <w:p>
+      <w:pPr>
+        <w:numPr>
+          <w:ilvl w:val="0"/>
+          <w:numId w:val="1009"/>
+        </w:numPr>
+        <w:pStyle w:val="Compact"/>
+      </w:pPr>
+      <w:r>
+        <w:t xml:space="preserve">Topic 1.3: Students will analyze Nutrition Facts labels and online food claims against MyPlate and a credible source, and justify which of two foods is the better choice for a stated need.</w:t>
+      </w:r>
+    </w:p>
+    <w:p>
+      <w:pPr>
+        <w:numPr>
+          <w:ilvl w:val="0"/>
+          <w:numId w:val="1009"/>
+        </w:numPr>
+        <w:pStyle w:val="Compact"/>
+      </w:pPr>
+      <w:r>
+        <w:t xml:space="preserve">Topic 1.4: Students will design a dinner for a family of four that meets MyPlate, fits the family’s needs and likes, and costs $40 or less from a real circular; cook one dish from it; and defend the plan in a 60-second pitch.</w:t>
       </w:r>
     </w:p>
     <w:p>
@@ -2138,7 +2384,7 @@
       <w:pPr>
         <w:numPr>
           <w:ilvl w:val="0"/>
-          <w:numId w:val="1005"/>
+          <w:numId w:val="1010"/>
         </w:numPr>
         <w:pStyle w:val="Compact"/>
       </w:pPr>
@@ -2150,7 +2396,7 @@
       <w:pPr>
         <w:numPr>
           <w:ilvl w:val="0"/>
-          <w:numId w:val="1005"/>
+          <w:numId w:val="1010"/>
         </w:numPr>
         <w:pStyle w:val="Compact"/>
       </w:pPr>
@@ -2162,7 +2408,7 @@
       <w:pPr>
         <w:numPr>
           <w:ilvl w:val="0"/>
-          <w:numId w:val="1005"/>
+          <w:numId w:val="1010"/>
         </w:numPr>
         <w:pStyle w:val="Compact"/>
       </w:pPr>
@@ -2174,7 +2420,7 @@
       <w:pPr>
         <w:numPr>
           <w:ilvl w:val="0"/>
-          <w:numId w:val="1005"/>
+          <w:numId w:val="1010"/>
         </w:numPr>
         <w:pStyle w:val="Compact"/>
       </w:pPr>
@@ -2186,7 +2432,7 @@
       <w:pPr>
         <w:numPr>
           <w:ilvl w:val="0"/>
-          <w:numId w:val="1005"/>
+          <w:numId w:val="1010"/>
         </w:numPr>
         <w:pStyle w:val="Compact"/>
       </w:pPr>
@@ -2198,7 +2444,7 @@
       <w:pPr>
         <w:numPr>
           <w:ilvl w:val="0"/>
-          <w:numId w:val="1005"/>
+          <w:numId w:val="1010"/>
         </w:numPr>
         <w:pStyle w:val="Compact"/>
       </w:pPr>
@@ -2210,7 +2456,7 @@
       <w:pPr>
         <w:numPr>
           <w:ilvl w:val="0"/>
-          <w:numId w:val="1005"/>
+          <w:numId w:val="1010"/>
         </w:numPr>
         <w:pStyle w:val="Compact"/>
       </w:pPr>
@@ -2222,7 +2468,7 @@
       <w:pPr>
         <w:numPr>
           <w:ilvl w:val="0"/>
-          <w:numId w:val="1005"/>
+          <w:numId w:val="1010"/>
         </w:numPr>
         <w:pStyle w:val="Compact"/>
       </w:pPr>
@@ -2234,7 +2480,7 @@
       <w:pPr>
         <w:numPr>
           <w:ilvl w:val="0"/>
-          <w:numId w:val="1005"/>
+          <w:numId w:val="1010"/>
         </w:numPr>
         <w:pStyle w:val="Compact"/>
       </w:pPr>
@@ -2246,7 +2492,7 @@
       <w:pPr>
         <w:numPr>
           <w:ilvl w:val="0"/>
-          <w:numId w:val="1005"/>
+          <w:numId w:val="1010"/>
         </w:numPr>
         <w:pStyle w:val="Compact"/>
       </w:pPr>
@@ -2258,7 +2504,7 @@
       <w:pPr>
         <w:numPr>
           <w:ilvl w:val="0"/>
-          <w:numId w:val="1005"/>
+          <w:numId w:val="1010"/>
         </w:numPr>
         <w:pStyle w:val="Compact"/>
       </w:pPr>
@@ -2270,7 +2516,7 @@
       <w:pPr>
         <w:numPr>
           <w:ilvl w:val="0"/>
-          <w:numId w:val="1005"/>
+          <w:numId w:val="1010"/>
         </w:numPr>
         <w:pStyle w:val="Compact"/>
       </w:pPr>
@@ -2282,7 +2528,7 @@
       <w:pPr>
         <w:numPr>
           <w:ilvl w:val="0"/>
-          <w:numId w:val="1005"/>
+          <w:numId w:val="1010"/>
         </w:numPr>
         <w:pStyle w:val="Compact"/>
       </w:pPr>
@@ -2294,7 +2540,7 @@
       <w:pPr>
         <w:numPr>
           <w:ilvl w:val="0"/>
-          <w:numId w:val="1005"/>
+          <w:numId w:val="1010"/>
         </w:numPr>
         <w:pStyle w:val="Compact"/>
       </w:pPr>
@@ -2306,7 +2552,7 @@
       <w:pPr>
         <w:numPr>
           <w:ilvl w:val="0"/>
-          <w:numId w:val="1005"/>
+          <w:numId w:val="1010"/>
         </w:numPr>
         <w:pStyle w:val="Compact"/>
       </w:pPr>
@@ -2318,7 +2564,7 @@
       <w:pPr>
         <w:numPr>
           <w:ilvl w:val="0"/>
-          <w:numId w:val="1005"/>
+          <w:numId w:val="1010"/>
         </w:numPr>
         <w:pStyle w:val="Compact"/>
       </w:pPr>
@@ -2330,7 +2576,7 @@
       <w:pPr>
         <w:numPr>
           <w:ilvl w:val="0"/>
-          <w:numId w:val="1005"/>
+          <w:numId w:val="1010"/>
         </w:numPr>
         <w:pStyle w:val="Compact"/>
       </w:pPr>
@@ -2342,7 +2588,7 @@
       <w:pPr>
         <w:numPr>
           <w:ilvl w:val="0"/>
-          <w:numId w:val="1005"/>
+          <w:numId w:val="1010"/>
         </w:numPr>
         <w:pStyle w:val="Compact"/>
       </w:pPr>
@@ -2367,101 +2613,435 @@
       <w:r>
         <w:t xml:space="preserve">Health, Safety, and Wellness:</w:t>
       </w:r>
-      <w:r>
-        <w:t xml:space="preserve"> </w:t>
-      </w:r>
-      <w:r>
-        <w:t xml:space="preserve">- CTE HSW 1. Health Practices a) Define physical health, social health, and mental/emotional health and describe how they interact as dimensions of overall wellness : Lesson 1.9</w:t>
-      </w:r>
-      <w:r>
-        <w:t xml:space="preserve"> </w:t>
-      </w:r>
-      <w:r>
-        <w:t xml:space="preserve">- CTE HSW 1. Health Practices b) Describe how personal health behaviors and practices impact an individual’s body systems : Lesson 1.9</w:t>
-      </w:r>
-      <w:r>
-        <w:t xml:space="preserve"> </w:t>
-      </w:r>
-      <w:r>
-        <w:t xml:space="preserve">- CTE HSW 1. Health Practices c) Identify personal health practices that promote overall good health : Lessons 1.9, 1.10, 1.14</w:t>
-      </w:r>
-      <w:r>
-        <w:t xml:space="preserve"> </w:t>
-      </w:r>
-      <w:r>
-        <w:t xml:space="preserve">- CTE HSW 1. Health Practices d) Explain how overall good health reduces an individual’s risks for developing health issues : Lesson 1.10</w:t>
-      </w:r>
-      <w:r>
-        <w:t xml:space="preserve"> </w:t>
-      </w:r>
-      <w:r>
-        <w:t xml:space="preserve">- CTE HSW 1. Health Practices e) Identify sources of health information and ways to determine the reliability of the information found : Lesson 1.12</w:t>
-      </w:r>
-      <w:r>
-        <w:t xml:space="preserve"> </w:t>
-      </w:r>
-      <w:r>
-        <w:t xml:space="preserve">- CTE HSW 2. Disease Prevention b) Demonstrate the use of prevention measures such as hand washing, sanitation and waste disposal, proper food handling and storage, and environmental controls to reduce disease risk : Lessons 1.2, 1.17</w:t>
-      </w:r>
-      <w:r>
-        <w:t xml:space="preserve"> </w:t>
-      </w:r>
-      <w:r>
-        <w:t xml:space="preserve">- CTE HSW 4. Classroom and Workplace Safety a) List and describe the purpose of safety rules specific to classroom and workplace settings : Lessons 1.1, 1.4, 1.5</w:t>
-      </w:r>
-      <w:r>
-        <w:t xml:space="preserve"> </w:t>
-      </w:r>
-      <w:r>
-        <w:t xml:space="preserve">- CTE HSW 4. Classroom and Workplace Safety b) Recognize potential hazards and explain accident prevention strategies specific to classroom and workplace settings : Lessons 1.1, 1.3</w:t>
-      </w:r>
-      <w:r>
-        <w:t xml:space="preserve"> </w:t>
-      </w:r>
-      <w:r>
-        <w:t xml:space="preserve">- CTE HSW 4. Classroom and Workplace Safety c) Apply safety practices when using tools, machines, and equipment : Lessons 1.5, 1.6, 1.8, 1.13, 1.20</w:t>
-      </w:r>
-      <w:r>
-        <w:t xml:space="preserve"> </w:t>
-      </w:r>
-      <w:r>
-        <w:t xml:space="preserve">- CTE HSW 4. Classroom and Workplace Safety d) Wear appropriate protective clothing and gear when using tools, machines, and equipment : Lessons 1.8, 1.13, 1.20</w:t>
-      </w:r>
-      <w:r>
-        <w:t xml:space="preserve"> </w:t>
-      </w:r>
-      <w:r>
-        <w:t xml:space="preserve">- CTE HSW 4. Classroom and Workplace Safety e) Participate in housekeeping procedures that help to establish and maintain safe working conditions in the classroom or workplace : Lessons 1.8, 1.13, 1.20</w:t>
-      </w:r>
-      <w:r>
-        <w:t xml:space="preserve"> </w:t>
-      </w:r>
-      <w:r>
-        <w:t xml:space="preserve">- CTE HSW 4. Classroom and Workplace Safety f) Explain the purpose of Safety Data Sheets (SDS) for poisonous, toxic, or hazardous substances and know where to find them in the classroom or workplace : Lesson 1.3</w:t>
-      </w:r>
-      <w:r>
-        <w:t xml:space="preserve"> </w:t>
-      </w:r>
-      <w:r>
-        <w:t xml:space="preserve">- CTE HSW 4. Classroom and Workplace Safety g) Understand and follow preplanned procedures in the case of accident or emergency : Lesson 1.3</w:t>
-      </w:r>
-      <w:r>
-        <w:t xml:space="preserve"> </w:t>
-      </w:r>
-      <w:r>
-        <w:t xml:space="preserve">- CTE HSW 5. Social-Emotional Learning c) Label, understand, and apply strategies for managing emotions; feeling and showing empathy for others; making responsible decisions; and handling challenging situations : Lesson 1.12</w:t>
-      </w:r>
-      <w:r>
-        <w:t xml:space="preserve"> </w:t>
-      </w:r>
-      <w:r>
-        <w:t xml:space="preserve">- CTE HSW 7. Careers in Health, Safety, and Wellness Fields a) Investigate knowledge, skills, and practices needed for a career in the healthcare, human services, and safety fields : Lesson 1.22</w:t>
-      </w:r>
-      <w:r>
-        <w:t xml:space="preserve"> </w:t>
-      </w:r>
-      <w:r>
-        <w:t xml:space="preserve">- CTE HSW 7. Careers in Health, Safety, and Wellness Fields c) Evaluate personal skills, abilities, and interests for employment in the healthcare, human services, and safety fields : Lesson 1.22</w:t>
+    </w:p>
+    <w:p>
+      <w:pPr>
+        <w:numPr>
+          <w:ilvl w:val="0"/>
+          <w:numId w:val="1011"/>
+        </w:numPr>
+        <w:pStyle w:val="Compact"/>
+      </w:pPr>
+      <w:r>
+        <w:t xml:space="preserve">CTE HSW 1. Health Practices a) Define physical health, social health, and mental/emotional health and describe how they interact as dimensions of overall wellness : Lesson 1.9</w:t>
+      </w:r>
+    </w:p>
+    <w:p>
+      <w:pPr>
+        <w:numPr>
+          <w:ilvl w:val="0"/>
+          <w:numId w:val="1011"/>
+        </w:numPr>
+        <w:pStyle w:val="Compact"/>
+      </w:pPr>
+      <w:r>
+        <w:t xml:space="preserve">CTE HSW 1. Health Practices b) Describe how personal health behaviors and practices impact an individual’s body systems : Lesson 1.9</w:t>
+      </w:r>
+    </w:p>
+    <w:p>
+      <w:pPr>
+        <w:numPr>
+          <w:ilvl w:val="0"/>
+          <w:numId w:val="1011"/>
+        </w:numPr>
+        <w:pStyle w:val="Compact"/>
+      </w:pPr>
+      <w:r>
+        <w:t xml:space="preserve">CTE HSW 1. Health Practices c) Identify personal health practices that promote overall good health : Lessons 1.9, 1.10, 1.14</w:t>
+      </w:r>
+    </w:p>
+    <w:p>
+      <w:pPr>
+        <w:numPr>
+          <w:ilvl w:val="0"/>
+          <w:numId w:val="1011"/>
+        </w:numPr>
+        <w:pStyle w:val="Compact"/>
+      </w:pPr>
+      <w:r>
+        <w:t xml:space="preserve">CTE HSW 1. Health Practices d) Explain how overall good health reduces an individual’s risks for developing health issues : Lesson 1.10</w:t>
+      </w:r>
+    </w:p>
+    <w:p>
+      <w:pPr>
+        <w:numPr>
+          <w:ilvl w:val="0"/>
+          <w:numId w:val="1011"/>
+        </w:numPr>
+        <w:pStyle w:val="Compact"/>
+      </w:pPr>
+      <w:r>
+        <w:t xml:space="preserve">CTE HSW 1. Health Practices e) Identify sources of health information and ways to determine the reliability of the information found : Lesson 1.12</w:t>
+      </w:r>
+    </w:p>
+    <w:p>
+      <w:pPr>
+        <w:numPr>
+          <w:ilvl w:val="0"/>
+          <w:numId w:val="1011"/>
+        </w:numPr>
+        <w:pStyle w:val="Compact"/>
+      </w:pPr>
+      <w:r>
+        <w:t xml:space="preserve">CTE HSW 2. Disease Prevention b) Demonstrate the use of prevention measures such as hand washing, sanitation and waste disposal, proper food handling and storage, and environmental controls to reduce disease risk : Lessons 1.2, 1.17</w:t>
+      </w:r>
+    </w:p>
+    <w:p>
+      <w:pPr>
+        <w:numPr>
+          <w:ilvl w:val="0"/>
+          <w:numId w:val="1011"/>
+        </w:numPr>
+        <w:pStyle w:val="Compact"/>
+      </w:pPr>
+      <w:r>
+        <w:t xml:space="preserve">CTE HSW 4. Classroom and Workplace Safety a) List and describe the purpose of safety rules specific to classroom and workplace settings : Lessons 1.1, 1.4, 1.5</w:t>
+      </w:r>
+    </w:p>
+    <w:p>
+      <w:pPr>
+        <w:numPr>
+          <w:ilvl w:val="0"/>
+          <w:numId w:val="1011"/>
+        </w:numPr>
+        <w:pStyle w:val="Compact"/>
+      </w:pPr>
+      <w:r>
+        <w:t xml:space="preserve">CTE HSW 4. Classroom and Workplace Safety b) Recognize potential hazards and explain accident prevention strategies specific to classroom and workplace settings : Lessons 1.1, 1.3</w:t>
+      </w:r>
+    </w:p>
+    <w:p>
+      <w:pPr>
+        <w:numPr>
+          <w:ilvl w:val="0"/>
+          <w:numId w:val="1011"/>
+        </w:numPr>
+        <w:pStyle w:val="Compact"/>
+      </w:pPr>
+      <w:r>
+        <w:t xml:space="preserve">CTE HSW 4. Classroom and Workplace Safety c) Apply safety practices when using tools, machines, and equipment : Lessons 1.5, 1.6, 1.8, 1.13, 1.20</w:t>
+      </w:r>
+    </w:p>
+    <w:p>
+      <w:pPr>
+        <w:numPr>
+          <w:ilvl w:val="0"/>
+          <w:numId w:val="1011"/>
+        </w:numPr>
+        <w:pStyle w:val="Compact"/>
+      </w:pPr>
+      <w:r>
+        <w:t xml:space="preserve">CTE HSW 4. Classroom and Workplace Safety d) Wear appropriate protective clothing and gear when using tools, machines, and equipment : Lessons 1.8, 1.13, 1.20</w:t>
+      </w:r>
+    </w:p>
+    <w:p>
+      <w:pPr>
+        <w:numPr>
+          <w:ilvl w:val="0"/>
+          <w:numId w:val="1011"/>
+        </w:numPr>
+        <w:pStyle w:val="Compact"/>
+      </w:pPr>
+      <w:r>
+        <w:t xml:space="preserve">CTE HSW 4. Classroom and Workplace Safety e) Participate in housekeeping procedures that help to establish and maintain safe working conditions in the classroom or workplace : Lessons 1.8, 1.13, 1.20</w:t>
+      </w:r>
+    </w:p>
+    <w:p>
+      <w:pPr>
+        <w:numPr>
+          <w:ilvl w:val="0"/>
+          <w:numId w:val="1011"/>
+        </w:numPr>
+        <w:pStyle w:val="Compact"/>
+      </w:pPr>
+      <w:r>
+        <w:t xml:space="preserve">CTE HSW 4. Classroom and Workplace Safety f) Explain the purpose of Safety Data Sheets (SDS) for poisonous, toxic, or hazardous substances and know where to find them in the classroom or workplace : Lesson 1.3</w:t>
+      </w:r>
+    </w:p>
+    <w:p>
+      <w:pPr>
+        <w:numPr>
+          <w:ilvl w:val="0"/>
+          <w:numId w:val="1011"/>
+        </w:numPr>
+        <w:pStyle w:val="Compact"/>
+      </w:pPr>
+      <w:r>
+        <w:t xml:space="preserve">CTE HSW 4. Classroom and Workplace Safety g) Understand and follow preplanned procedures in the case of accident or emergency : Lesson 1.3</w:t>
+      </w:r>
+    </w:p>
+    <w:p>
+      <w:pPr>
+        <w:numPr>
+          <w:ilvl w:val="0"/>
+          <w:numId w:val="1011"/>
+        </w:numPr>
+        <w:pStyle w:val="Compact"/>
+      </w:pPr>
+      <w:r>
+        <w:t xml:space="preserve">CTE HSW 5. Social-Emotional Learning c) Label, understand, and apply strategies for managing emotions; feeling and showing empathy for others; making responsible decisions; and handling challenging situations : Lesson 1.12</w:t>
+      </w:r>
+    </w:p>
+    <w:p>
+      <w:pPr>
+        <w:numPr>
+          <w:ilvl w:val="0"/>
+          <w:numId w:val="1011"/>
+        </w:numPr>
+        <w:pStyle w:val="Compact"/>
+      </w:pPr>
+      <w:r>
+        <w:t xml:space="preserve">CTE HSW 7. Careers in Health, Safety, and Wellness Fields a) Investigate knowledge, skills, and practices needed for a career in the healthcare, human services, and safety fields : Lesson 1.22</w:t>
+      </w:r>
+    </w:p>
+    <w:p>
+      <w:pPr>
+        <w:numPr>
+          <w:ilvl w:val="0"/>
+          <w:numId w:val="1011"/>
+        </w:numPr>
+        <w:pStyle w:val="Compact"/>
+      </w:pPr>
+      <w:r>
+        <w:t xml:space="preserve">CTE HSW 7. Careers in Health, Safety, and Wellness Fields c) Evaluate personal skills, abilities, and interests for employment in the healthcare, human services, and safety fields : Lesson 1.22</w:t>
+      </w:r>
+    </w:p>
+    <w:p>
+      <w:pPr>
+        <w:pStyle w:val="FirstParagraph"/>
+      </w:pPr>
+      <w:r>
+        <w:t xml:space="preserve">Financial and Consumer Literacy:</w:t>
+      </w:r>
+    </w:p>
+    <w:p>
+      <w:pPr>
+        <w:numPr>
+          <w:ilvl w:val="0"/>
+          <w:numId w:val="1012"/>
+        </w:numPr>
+        <w:pStyle w:val="Compact"/>
+      </w:pPr>
+      <w:r>
+        <w:t xml:space="preserve">CTE FCL 4. Buying Goods and Services b) Distinguish between needs, wants, values, and goals and tell how each impacts spending and savings decisions : Lesson 1.14</w:t>
+      </w:r>
+    </w:p>
+    <w:p>
+      <w:pPr>
+        <w:numPr>
+          <w:ilvl w:val="0"/>
+          <w:numId w:val="1012"/>
+        </w:numPr>
+        <w:pStyle w:val="Compact"/>
+      </w:pPr>
+      <w:r>
+        <w:t xml:space="preserve">CTE FCL 4. Buying Goods and Services c) Develop a spending and savings plan (budget) based on income and expenses : Lessons 1.14, 1.18</w:t>
+      </w:r>
+    </w:p>
+    <w:p>
+      <w:pPr>
+        <w:numPr>
+          <w:ilvl w:val="0"/>
+          <w:numId w:val="1012"/>
+        </w:numPr>
+        <w:pStyle w:val="Compact"/>
+      </w:pPr>
+      <w:r>
+        <w:t xml:space="preserve">CTE FCL 4. Buying Goods and Services e) Explain the influence of peers, advertising, technology, and the economy on consumer decisions : Lesson 1.12</w:t>
+      </w:r>
+    </w:p>
+    <w:p>
+      <w:pPr>
+        <w:numPr>
+          <w:ilvl w:val="0"/>
+          <w:numId w:val="1012"/>
+        </w:numPr>
+        <w:pStyle w:val="Compact"/>
+      </w:pPr>
+      <w:r>
+        <w:t xml:space="preserve">CTE FCL 4. Buying Goods and Services f) Apply a decision-making model to maximize consumer satisfaction when purchasing goods and services : Lessons 1.16, 1.18</w:t>
+      </w:r>
+    </w:p>
+    <w:p>
+      <w:pPr>
+        <w:numPr>
+          <w:ilvl w:val="0"/>
+          <w:numId w:val="1012"/>
+        </w:numPr>
+        <w:pStyle w:val="Compact"/>
+      </w:pPr>
+      <w:r>
+        <w:t xml:space="preserve">CTE FCL 4. Buying Goods and Services g) Compare local, national, and global resources for obtaining goods and services : Lesson 1.16</w:t>
+      </w:r>
+    </w:p>
+    <w:p>
+      <w:pPr>
+        <w:numPr>
+          <w:ilvl w:val="0"/>
+          <w:numId w:val="1012"/>
+        </w:numPr>
+        <w:pStyle w:val="Compact"/>
+      </w:pPr>
+      <w:r>
+        <w:t xml:space="preserve">CTE FCL 4. Buying Goods and Services i) Demonstrate personal development of consumer skills through practice of these skills in a variety of classroom applications : Lessons 1.15, 1.18, 1.19</w:t>
+      </w:r>
+    </w:p>
+    <w:p>
+      <w:pPr>
+        <w:pStyle w:val="FirstParagraph"/>
+      </w:pPr>
+      <w:r>
+        <w:t xml:space="preserve">Problem Solving and Innovation:</w:t>
+      </w:r>
+    </w:p>
+    <w:p>
+      <w:pPr>
+        <w:numPr>
+          <w:ilvl w:val="0"/>
+          <w:numId w:val="1013"/>
+        </w:numPr>
+        <w:pStyle w:val="Compact"/>
+      </w:pPr>
+      <w:r>
+        <w:t xml:space="preserve">CTE PSI 1. Problem Solving e) Demonstrate personal development of problem-solving skills through practice of these skills in a variety of classroom applications : Lessons 1.4, 1.6</w:t>
+      </w:r>
+    </w:p>
+    <w:p>
+      <w:pPr>
+        <w:numPr>
+          <w:ilvl w:val="0"/>
+          <w:numId w:val="1013"/>
+        </w:numPr>
+        <w:pStyle w:val="Compact"/>
+      </w:pPr>
+      <w:r>
+        <w:t xml:space="preserve">CTE PSI 4. Research Applications in CTE b) b. Evaluating the source to determine if the author(s) or publisher can be considered an authoritative source for the desired content : Lesson 1.12</w:t>
+      </w:r>
+    </w:p>
+    <w:p>
+      <w:pPr>
+        <w:pStyle w:val="FirstParagraph"/>
+      </w:pPr>
+      <w:r>
+        <w:t xml:space="preserve">Communication and Interpersonal Relationships:</w:t>
+      </w:r>
+    </w:p>
+    <w:p>
+      <w:pPr>
+        <w:numPr>
+          <w:ilvl w:val="0"/>
+          <w:numId w:val="1014"/>
+        </w:numPr>
+        <w:pStyle w:val="Compact"/>
+      </w:pPr>
+      <w:r>
+        <w:t xml:space="preserve">CTE CIR 3. Workplace Communication f) Demonstrate effective communication skills in a group setting to accomplish a task : Lessons 1.8, 1.13, 1.20</w:t>
+      </w:r>
+    </w:p>
+    <w:p>
+      <w:pPr>
+        <w:numPr>
+          <w:ilvl w:val="0"/>
+          <w:numId w:val="1014"/>
+        </w:numPr>
+        <w:pStyle w:val="Compact"/>
+      </w:pPr>
+      <w:r>
+        <w:t xml:space="preserve">CTE CIR 6. Conflict Prevention and Management d) Explore how similarities and differences among people affect conflict prevention and management : Lesson 1.21</w:t>
+      </w:r>
+    </w:p>
+    <w:p>
+      <w:pPr>
+        <w:numPr>
+          <w:ilvl w:val="0"/>
+          <w:numId w:val="1014"/>
+        </w:numPr>
+        <w:pStyle w:val="Compact"/>
+      </w:pPr>
+      <w:r>
+        <w:t xml:space="preserve">CTE CIR 6. Conflict Prevention and Management f) Contribute to a classroom environment that encourages respect for the ideas, perspectives, and contributions of all : Lesson 1.21</w:t>
+      </w:r>
+    </w:p>
+    <w:p>
+      <w:pPr>
+        <w:pStyle w:val="FirstParagraph"/>
+      </w:pPr>
+      <w:r>
+        <w:t xml:space="preserve">Sustainability:</w:t>
+      </w:r>
+    </w:p>
+    <w:p>
+      <w:pPr>
+        <w:numPr>
+          <w:ilvl w:val="0"/>
+          <w:numId w:val="1015"/>
+        </w:numPr>
+        <w:pStyle w:val="Compact"/>
+      </w:pPr>
+      <w:r>
+        <w:t xml:space="preserve">CTE SUS 1. Resources f) Research the personal, environmental, and financial costs and benefits of sustainability-conscious decisions to individuals, families, schools, workplaces and communities : Lesson 1.16</w:t>
+      </w:r>
+    </w:p>
+    <w:p>
+      <w:pPr>
+        <w:numPr>
+          <w:ilvl w:val="0"/>
+          <w:numId w:val="1015"/>
+        </w:numPr>
+        <w:pStyle w:val="Compact"/>
+      </w:pPr>
+      <w:r>
+        <w:t xml:space="preserve">CTE SUS 2. Environmental Management h) Explain factors to consider when assessing the environmental impact of food choices : Lesson 1.17</w:t>
+      </w:r>
+    </w:p>
+    <w:p>
+      <w:pPr>
+        <w:pStyle w:val="FirstParagraph"/>
+      </w:pPr>
+      <w:r>
+        <w:t xml:space="preserve">Career and Community Opportunities:</w:t>
+      </w:r>
+    </w:p>
+    <w:p>
+      <w:pPr>
+        <w:numPr>
+          <w:ilvl w:val="0"/>
+          <w:numId w:val="1016"/>
+        </w:numPr>
+        <w:pStyle w:val="Compact"/>
+      </w:pPr>
+      <w:r>
+        <w:t xml:space="preserve">CTE CCO 2. Career Clusters a) Identify and use career resources to obtain information about careers and employment trends : Lesson 1.22</w:t>
+      </w:r>
+    </w:p>
+    <w:p>
+      <w:pPr>
+        <w:numPr>
+          <w:ilvl w:val="0"/>
+          <w:numId w:val="1016"/>
+        </w:numPr>
+        <w:pStyle w:val="Compact"/>
+      </w:pPr>
+      <w:r>
+        <w:t xml:space="preserve">CTE CCO 4. Career Plans b) Assess personal characteristics such as interests, abilities, and aptitudes in relation to characteristics associated with careers of interest : Lesson 1.22</w:t>
+      </w:r>
+    </w:p>
+    <w:p>
+      <w:pPr>
+        <w:pStyle w:val="Heading3"/>
+      </w:pPr>
+      <w:bookmarkStart w:id="35" w:name="nys-facs-learning-standards-intermediate"/>
+      <w:r>
+        <w:t xml:space="preserve">NYS FACS Learning Standards (Intermediate)</w:t>
+      </w:r>
+      <w:bookmarkEnd w:id="35"/>
+    </w:p>
+    <w:p>
+      <w:pPr>
+        <w:pStyle w:val="FirstParagraph"/>
+      </w:pPr>
+      <w:r>
+        <w:t xml:space="preserve">The state’s N&amp;W module lists Standards 1, 2, and 3. The crosswalk rows for N&amp;W use Standards 1 and 3; Standard 2 is not cited on a Unit 1 lesson.</w:t>
       </w:r>
     </w:p>
     <w:p>
@@ -2469,43 +3049,778 @@
         <w:pStyle w:val="BodyText"/>
       </w:pPr>
       <w:r>
-        <w:t xml:space="preserve">Financial and Consumer Literacy:</w:t>
-      </w:r>
-      <w:r>
-        <w:t xml:space="preserve"> </w:t>
-      </w:r>
-      <w:r>
-        <w:t xml:space="preserve">- CTE FCL 4. Buying Goods and Services b) Distinguish between needs, wants, values, and goals and tell how each impacts spending and savings decisions : Lesson 1.14</w:t>
-      </w:r>
-      <w:r>
-        <w:t xml:space="preserve"> </w:t>
-      </w:r>
-      <w:r>
-        <w:t xml:space="preserve">- CTE FCL 4. Buying Goods and Services c) Develop a spending and savings plan (budget) based on income and expenses : Lessons 1.14, 1.18</w:t>
-      </w:r>
-      <w:r>
-        <w:t xml:space="preserve"> </w:t>
-      </w:r>
-      <w:r>
-        <w:t xml:space="preserve">- CTE FCL 4. Buying Goods and Services e) Explain the influence of peers, advertising, technology, and the economy on consumer decisions : Lesson 1.12</w:t>
-      </w:r>
-      <w:r>
-        <w:t xml:space="preserve"> </w:t>
-      </w:r>
-      <w:r>
-        <w:t xml:space="preserve">- CTE FCL 4. Buying Goods and Services f) Apply a decision-making model to maximize consumer satisfaction when purchasing goods and services : Lessons 1.16, 1.18</w:t>
-      </w:r>
-      <w:r>
-        <w:t xml:space="preserve"> </w:t>
-      </w:r>
-      <w:r>
-        <w:t xml:space="preserve">- CTE FCL 4. Buying Goods and Services g) Compare local, national, and global resources for obtaining goods and services : Lesson 1.16</w:t>
-      </w:r>
-      <w:r>
-        <w:t xml:space="preserve"> </w:t>
-      </w:r>
-      <w:r>
-        <w:t xml:space="preserve">- CTE FCL 4. Buying Goods and Services i) Demonstrate personal development of consumer skills through practice of these skills in a variety of classroom applications : Lessons 1.15, 1.18, 1.19</w:t>
+        <w:rPr>
+          <w:b/>
+        </w:rPr>
+        <w:t xml:space="preserve">Standard 1: Personal Health and Fitness.</w:t>
+      </w:r>
+      <w:r>
+        <w:t xml:space="preserve"> </w:t>
+      </w:r>
+      <w:r>
+        <w:t xml:space="preserve">Students will have the necessary knowledge and skills to establish and maintain physical fitness, participate in physical activity, and maintain personal health.</w:t>
+      </w:r>
+      <w:r>
+        <w:t xml:space="preserve"> </w:t>
+      </w:r>
+      <w:r>
+        <w:t xml:space="preserve">Key Idea: Students will use an understanding of the elements of good nutrition to plan appropriate diets for themselves and others. They will know and use the appropriate tools and technologies for safe and healthy food preparation.</w:t>
+      </w:r>
+    </w:p>
+    <w:p>
+      <w:pPr>
+        <w:numPr>
+          <w:ilvl w:val="0"/>
+          <w:numId w:val="1017"/>
+        </w:numPr>
+        <w:pStyle w:val="Compact"/>
+      </w:pPr>
+      <w:r>
+        <w:t xml:space="preserve">PI A: Students understand the relationships among diet, health, and physical activities; evaluate their own eating patterns; and use appropriate technology and resources to make food selections and prepare simple, nutritious meals. (Lessons 1.5 to 1.14, 1.18 to 1.21)</w:t>
+      </w:r>
+    </w:p>
+    <w:p>
+      <w:pPr>
+        <w:numPr>
+          <w:ilvl w:val="0"/>
+          <w:numId w:val="1017"/>
+        </w:numPr>
+        <w:pStyle w:val="Compact"/>
+      </w:pPr>
+      <w:r>
+        <w:t xml:space="preserve">PI B: Students apply principles of food safety and sanitation. (Lessons 1.1 to 1.4, 1.17, and every lab)</w:t>
+      </w:r>
+    </w:p>
+    <w:p>
+      <w:pPr>
+        <w:numPr>
+          <w:ilvl w:val="0"/>
+          <w:numId w:val="1017"/>
+        </w:numPr>
+        <w:pStyle w:val="Compact"/>
+      </w:pPr>
+      <w:r>
+        <w:t xml:space="preserve">PI C: Students recognize the mental, social, and emotional aspects of good health. (Lessons 1.12, 1.21)</w:t>
+      </w:r>
+    </w:p>
+    <w:p>
+      <w:pPr>
+        <w:pStyle w:val="FirstParagraph"/>
+      </w:pPr>
+      <w:r>
+        <w:rPr>
+          <w:b/>
+        </w:rPr>
+        <w:t xml:space="preserve">Standard 3: Resource Management.</w:t>
+      </w:r>
+      <w:r>
+        <w:t xml:space="preserve"> </w:t>
+      </w:r>
+      <w:r>
+        <w:t xml:space="preserve">Students will understand and be able to manage their personal and community resources.</w:t>
+      </w:r>
+      <w:r>
+        <w:t xml:space="preserve"> </w:t>
+      </w:r>
+      <w:r>
+        <w:t xml:space="preserve">Key Idea: Students will understand and be able to manage personal resources of talent, time, energy, and money and make effective decisions in order to balance their obligations to work, family, and self.</w:t>
+      </w:r>
+    </w:p>
+    <w:p>
+      <w:pPr>
+        <w:numPr>
+          <w:ilvl w:val="0"/>
+          <w:numId w:val="1018"/>
+        </w:numPr>
+        <w:pStyle w:val="Compact"/>
+      </w:pPr>
+      <w:r>
+        <w:t xml:space="preserve">PI A: Students understand how the family can provide for the economic, physical, and emotional needs of its members. (Lessons 1.14, 1.16)</w:t>
+      </w:r>
+    </w:p>
+    <w:p>
+      <w:pPr>
+        <w:numPr>
+          <w:ilvl w:val="0"/>
+          <w:numId w:val="1018"/>
+        </w:numPr>
+        <w:pStyle w:val="Compact"/>
+      </w:pPr>
+      <w:r>
+        <w:t xml:space="preserve">PI B: Students understand the resources available to them, make informed decisions about the use of those resources, and know some ways to expand resources. (Lesson 1.16)</w:t>
+      </w:r>
+    </w:p>
+    <w:p>
+      <w:pPr>
+        <w:numPr>
+          <w:ilvl w:val="0"/>
+          <w:numId w:val="1018"/>
+        </w:numPr>
+        <w:pStyle w:val="Compact"/>
+      </w:pPr>
+      <w:r>
+        <w:t xml:space="preserve">PI C: Students are able to budget their time and money. (Lessons 1.15, 1.18, 1.19)</w:t>
+      </w:r>
+    </w:p>
+    <w:p>
+      <w:pPr>
+        <w:numPr>
+          <w:ilvl w:val="0"/>
+          <w:numId w:val="1018"/>
+        </w:numPr>
+        <w:pStyle w:val="Compact"/>
+      </w:pPr>
+      <w:r>
+        <w:t xml:space="preserve">PI E: Students identify their own abilities and interests as possible guides to career choice. (Lesson 1.22)</w:t>
+      </w:r>
+    </w:p>
+    <w:p>
+      <w:pPr>
+        <w:pStyle w:val="FirstParagraph"/>
+      </w:pPr>
+      <w:r>
+        <w:t xml:space="preserve">The PI letters are NYLearns codes; the NYSED print document lists the indicators as bullets.</w:t>
+      </w:r>
+      <w:r>
+        <w:t xml:space="preserve"> </w:t>
+      </w:r>
+      <w:r>
+        <w:rPr>
+          <w:rStyle w:val="TeacherNote"/>
+        </w:rPr>
+        <w:t xml:space="preserve">[Sal: confirm the Standard 1 and Standard 3 wording against the NYSED PDF before the standards map goes live; see crosswalk E.4.]</w:t>
+      </w:r>
+    </w:p>
+    <w:p>
+      <w:pPr>
+        <w:pStyle w:val="Heading3"/>
+      </w:pPr>
+      <w:bookmarkStart w:id="36" w:name="cdos-intermediate"/>
+      <w:r>
+        <w:t xml:space="preserve">CDOS (Intermediate)</w:t>
+      </w:r>
+      <w:bookmarkEnd w:id="36"/>
+    </w:p>
+    <w:p>
+      <w:pPr>
+        <w:numPr>
+          <w:ilvl w:val="0"/>
+          <w:numId w:val="1019"/>
+        </w:numPr>
+        <w:pStyle w:val="Compact"/>
+      </w:pPr>
+      <w:r>
+        <w:t xml:space="preserve">CDOS 1 Career Development: Students will be knowledgeable about the world of work, explore career options, and relate personal skills, aptitudes, and abilities to future career decisions. (Lesson 1.22)</w:t>
+      </w:r>
+    </w:p>
+    <w:p>
+      <w:pPr>
+        <w:numPr>
+          <w:ilvl w:val="0"/>
+          <w:numId w:val="1019"/>
+        </w:numPr>
+        <w:pStyle w:val="Compact"/>
+      </w:pPr>
+      <w:r>
+        <w:t xml:space="preserve">CDOS 2 Integrated Learning: Students will demonstrate how academic knowledge and skills are applied in the workplace and other settings. (Lessons 1.7, 1.8, 1.16)</w:t>
+      </w:r>
+    </w:p>
+    <w:p>
+      <w:pPr>
+        <w:numPr>
+          <w:ilvl w:val="0"/>
+          <w:numId w:val="1019"/>
+        </w:numPr>
+        <w:pStyle w:val="Compact"/>
+      </w:pPr>
+      <w:r>
+        <w:t xml:space="preserve">CDOS 3a Universal Foundation Skills: Students will demonstrate mastery of the foundation skills and competencies essential for success in the workplace. Sub skills used in this unit:</w:t>
+      </w:r>
+    </w:p>
+    <w:p>
+      <w:pPr>
+        <w:numPr>
+          <w:ilvl w:val="1"/>
+          <w:numId w:val="1020"/>
+        </w:numPr>
+        <w:pStyle w:val="Compact"/>
+      </w:pPr>
+      <w:r>
+        <w:t xml:space="preserve">Basic Skills: Students listen to and read the ideas of others and analyze what they hear and read; acquire and use information from a variety of sources; and apply a combination of mathematical operations to solve problems in oral or written form. (Lessons 1.6, 1.7, 1.9, 1.16)</w:t>
+      </w:r>
+    </w:p>
+    <w:p>
+      <w:pPr>
+        <w:numPr>
+          <w:ilvl w:val="1"/>
+          <w:numId w:val="1020"/>
+        </w:numPr>
+        <w:pStyle w:val="Compact"/>
+      </w:pPr>
+      <w:r>
+        <w:t xml:space="preserve">Thinking Skills: Students evaluate facts, solve advanced problems, and make decisions by applying logic and reasoning skills. (Lessons 1.10, 1.12, 1.14)</w:t>
+      </w:r>
+    </w:p>
+    <w:p>
+      <w:pPr>
+        <w:numPr>
+          <w:ilvl w:val="1"/>
+          <w:numId w:val="1020"/>
+        </w:numPr>
+        <w:pStyle w:val="Compact"/>
+      </w:pPr>
+      <w:r>
+        <w:t xml:space="preserve">Personal Qualities: Students demonstrate an understanding of the relationship between individuals and society and interact with others in a positive manner. (Lessons 1.1 to 1.4, 1.20)</w:t>
+      </w:r>
+    </w:p>
+    <w:p>
+      <w:pPr>
+        <w:numPr>
+          <w:ilvl w:val="1"/>
+          <w:numId w:val="1020"/>
+        </w:numPr>
+        <w:pStyle w:val="Compact"/>
+      </w:pPr>
+      <w:r>
+        <w:t xml:space="preserve">Interpersonal Skills: Students demonstrate the ability to work with others, present facts that support arguments, listen to dissenting points of view, and reach a shared decision. (Lessons 1.8, 1.13, 1.19, 1.20, 1.21)</w:t>
+      </w:r>
+    </w:p>
+    <w:p>
+      <w:pPr>
+        <w:numPr>
+          <w:ilvl w:val="1"/>
+          <w:numId w:val="1020"/>
+        </w:numPr>
+        <w:pStyle w:val="Compact"/>
+      </w:pPr>
+      <w:r>
+        <w:t xml:space="preserve">Technology: Students select and use appropriate technology to complete a task. (Lesson 1.5)</w:t>
+      </w:r>
+    </w:p>
+    <w:p>
+      <w:pPr>
+        <w:numPr>
+          <w:ilvl w:val="1"/>
+          <w:numId w:val="1020"/>
+        </w:numPr>
+        <w:pStyle w:val="Compact"/>
+      </w:pPr>
+      <w:r>
+        <w:t xml:space="preserve">Managing Information: Students select and communicate information in an appropriate format (e.g., oral, written, graphic, pictorial, multimedia). (Lessons 1.11, 1.12, 1.21)</w:t>
+      </w:r>
+    </w:p>
+    <w:p>
+      <w:pPr>
+        <w:numPr>
+          <w:ilvl w:val="1"/>
+          <w:numId w:val="1020"/>
+        </w:numPr>
+        <w:pStyle w:val="Compact"/>
+      </w:pPr>
+      <w:r>
+        <w:t xml:space="preserve">Managing Resources: Students understand the material, human, and financial resources needed to accomplish tasks and activities. (Lessons 1.14, 1.15, 1.16, 1.18, 1.20)</w:t>
+      </w:r>
+    </w:p>
+    <w:p>
+      <w:pPr>
+        <w:numPr>
+          <w:ilvl w:val="1"/>
+          <w:numId w:val="1020"/>
+        </w:numPr>
+        <w:pStyle w:val="Compact"/>
+      </w:pPr>
+      <w:r>
+        <w:t xml:space="preserve">Systems: Students understand the process of evaluating and modifying systems within an organization. (Lesson 1.17)</w:t>
+      </w:r>
+    </w:p>
+    <w:p>
+      <w:pPr>
+        <w:pStyle w:val="Heading3"/>
+      </w:pPr>
+      <w:bookmarkStart w:id="37" w:name="Xea1187dc4e65ddb10c6ffd602738d83b0be9c96"/>
+      <w:r>
+        <w:t xml:space="preserve">National FCS 3.0 (LEAD FCS Education, 2018 to 2028; text verbatim from the 3.0 compilation)</w:t>
+      </w:r>
+      <w:bookmarkEnd w:id="37"/>
+    </w:p>
+    <w:p>
+      <w:pPr>
+        <w:pStyle w:val="FirstParagraph"/>
+      </w:pPr>
+      <w:r>
+        <w:t xml:space="preserve">Core competencies for this unit:</w:t>
+      </w:r>
+    </w:p>
+    <w:p>
+      <w:pPr>
+        <w:numPr>
+          <w:ilvl w:val="0"/>
+          <w:numId w:val="1021"/>
+        </w:numPr>
+        <w:pStyle w:val="Compact"/>
+      </w:pPr>
+      <w:r>
+        <w:t xml:space="preserve">14.1.2 Look into how psychology, culture, and social pressure shape food choices and nutrition habits. (Lessons 1.12, 1.21)</w:t>
+      </w:r>
+    </w:p>
+    <w:p>
+      <w:pPr>
+        <w:numPr>
+          <w:ilvl w:val="0"/>
+          <w:numId w:val="1021"/>
+        </w:numPr>
+        <w:pStyle w:val="Compact"/>
+      </w:pPr>
+      <w:r>
+        <w:t xml:space="preserve">14.2.1 Judge how nutrition affects health, wellness, and performance. (Lesson 1.9)</w:t>
+      </w:r>
+    </w:p>
+    <w:p>
+      <w:pPr>
+        <w:numPr>
+          <w:ilvl w:val="0"/>
+          <w:numId w:val="1021"/>
+        </w:numPr>
+        <w:pStyle w:val="Compact"/>
+      </w:pPr>
+      <w:r>
+        <w:t xml:space="preserve">14.2.2 Examine how nutrition and wellness connect to individual and family health at every stage of life. (Lessons 1.9, 1.10)</w:t>
+      </w:r>
+    </w:p>
+    <w:p>
+      <w:pPr>
+        <w:numPr>
+          <w:ilvl w:val="0"/>
+          <w:numId w:val="1021"/>
+        </w:numPr>
+        <w:pStyle w:val="Compact"/>
+      </w:pPr>
+      <w:r>
+        <w:t xml:space="preserve">14.2.4 Examine sources of food and nutrition information, food labels included, for what they say about health. (Lessons 1.11, 1.12)</w:t>
+      </w:r>
+    </w:p>
+    <w:p>
+      <w:pPr>
+        <w:numPr>
+          <w:ilvl w:val="0"/>
+          <w:numId w:val="1021"/>
+        </w:numPr>
+        <w:pStyle w:val="Compact"/>
+      </w:pPr>
+      <w:r>
+        <w:t xml:space="preserve">14.3.1 Use current dietary guidelines to plan for nutrition and wellness needs. (Lessons 1.10, 1.14, 1.18, 1.19)</w:t>
+      </w:r>
+    </w:p>
+    <w:p>
+      <w:pPr>
+        <w:numPr>
+          <w:ilvl w:val="0"/>
+          <w:numId w:val="1021"/>
+        </w:numPr>
+        <w:pStyle w:val="Compact"/>
+      </w:pPr>
+      <w:r>
+        <w:t xml:space="preserve">14.3.3 Show the ability to select, store, prepare, and serve food that is nourishing and looks good on the plate. (Lessons 1.5, 1.8, 1.13, 1.15, 1.17, 1.20)</w:t>
+      </w:r>
+    </w:p>
+    <w:p>
+      <w:pPr>
+        <w:numPr>
+          <w:ilvl w:val="0"/>
+          <w:numId w:val="1021"/>
+        </w:numPr>
+        <w:pStyle w:val="Compact"/>
+      </w:pPr>
+      <w:r>
+        <w:t xml:space="preserve">14.4.1 Examine the conditions and habits that keep food safe to eat. (Lessons 1.1, 1.2, 1.3, 1.4)</w:t>
+      </w:r>
+    </w:p>
+    <w:p>
+      <w:pPr>
+        <w:numPr>
+          <w:ilvl w:val="0"/>
+          <w:numId w:val="1021"/>
+        </w:numPr>
+        <w:pStyle w:val="Compact"/>
+      </w:pPr>
+      <w:r>
+        <w:t xml:space="preserve">14.4.5 Examine what causes foodborne illness, which foods are risky, and how to prevent it. (Lessons 1.2, 1.17)</w:t>
+      </w:r>
+    </w:p>
+    <w:p>
+      <w:pPr>
+        <w:numPr>
+          <w:ilvl w:val="0"/>
+          <w:numId w:val="1021"/>
+        </w:numPr>
+        <w:pStyle w:val="Compact"/>
+      </w:pPr>
+      <w:r>
+        <w:t xml:space="preserve">8.5.3 Demonstrate knowledge of portion control and proper scaling and measurement techniques (Lessons 1.6, 1.7, 1.10)</w:t>
+      </w:r>
+    </w:p>
+    <w:p>
+      <w:pPr>
+        <w:numPr>
+          <w:ilvl w:val="0"/>
+          <w:numId w:val="1021"/>
+        </w:numPr>
+        <w:pStyle w:val="Compact"/>
+      </w:pPr>
+      <w:r>
+        <w:t xml:space="preserve">8.2.6 Show correct purchasing, receiving, storage, and handling of raw and prepared foods. (Lesson 1.17)</w:t>
+      </w:r>
+    </w:p>
+    <w:p>
+      <w:pPr>
+        <w:numPr>
+          <w:ilvl w:val="0"/>
+          <w:numId w:val="1021"/>
+        </w:numPr>
+        <w:pStyle w:val="Compact"/>
+      </w:pPr>
+      <w:r>
+        <w:t xml:space="preserve">8.3.6 Name the kinds of equipment used to process, cook, hold, store, and serve food. (Lesson 1.5)</w:t>
+      </w:r>
+    </w:p>
+    <w:p>
+      <w:pPr>
+        <w:numPr>
+          <w:ilvl w:val="0"/>
+          <w:numId w:val="1021"/>
+        </w:numPr>
+        <w:pStyle w:val="Compact"/>
+      </w:pPr>
+      <w:r>
+        <w:t xml:space="preserve">1.2.1 Examine possible careers to find what each one requires and offers in knowledge, skills, attitudes, and openings. (Lesson 1.22)</w:t>
+      </w:r>
+    </w:p>
+    <w:p>
+      <w:pPr>
+        <w:pStyle w:val="FirstParagraph"/>
+      </w:pPr>
+      <w:r>
+        <w:t xml:space="preserve">Secondary competencies that appear on individual lesson pages (all confirmed in the 3.0 text; see crosswalk B.5):</w:t>
+      </w:r>
+    </w:p>
+    <w:p>
+      <w:pPr>
+        <w:numPr>
+          <w:ilvl w:val="0"/>
+          <w:numId w:val="1022"/>
+        </w:numPr>
+        <w:pStyle w:val="Compact"/>
+      </w:pPr>
+      <w:r>
+        <w:t xml:space="preserve">14.1.1 Explain the physical, emotional, social, psychological, cultural, and spiritual sides of individual and family wellness. (Lesson 1.9)</w:t>
+      </w:r>
+    </w:p>
+    <w:p>
+      <w:pPr>
+        <w:numPr>
+          <w:ilvl w:val="0"/>
+          <w:numId w:val="1022"/>
+        </w:numPr>
+        <w:pStyle w:val="Compact"/>
+      </w:pPr>
+      <w:r>
+        <w:t xml:space="preserve">14.1.3 Look into how government, the economy, and technology shape food choices and practices. (Lessons 1.14, 1.16)</w:t>
+      </w:r>
+    </w:p>
+    <w:p>
+      <w:pPr>
+        <w:numPr>
+          <w:ilvl w:val="0"/>
+          <w:numId w:val="1022"/>
+        </w:numPr>
+        <w:pStyle w:val="Compact"/>
+      </w:pPr>
+      <w:r>
+        <w:t xml:space="preserve">14.2.3 Analyze the effects of food and diet fads, food addictions, and eating disorders on wellness. (Lesson 1.12; coordinate with health, see Section 11)</w:t>
+      </w:r>
+    </w:p>
+    <w:p>
+      <w:pPr>
+        <w:numPr>
+          <w:ilvl w:val="0"/>
+          <w:numId w:val="1022"/>
+        </w:numPr>
+        <w:pStyle w:val="Compact"/>
+      </w:pPr>
+      <w:r>
+        <w:t xml:space="preserve">14.3.4 Judge policies and practices that affect food security, sustainability, food integrity, and family nutrition. (Lesson 1.16)</w:t>
+      </w:r>
+    </w:p>
+    <w:p>
+      <w:pPr>
+        <w:numPr>
+          <w:ilvl w:val="0"/>
+          <w:numId w:val="1022"/>
+        </w:numPr>
+        <w:pStyle w:val="Compact"/>
+      </w:pPr>
+      <w:r>
+        <w:t xml:space="preserve">2.1.3 Examine the decisions behind providing food that is safe and nourishing for individuals and families. (Lessons 1.14, 1.15, 1.18)</w:t>
+      </w:r>
+    </w:p>
+    <w:p>
+      <w:pPr>
+        <w:numPr>
+          <w:ilvl w:val="0"/>
+          <w:numId w:val="1022"/>
+        </w:numPr>
+        <w:pStyle w:val="Compact"/>
+      </w:pPr>
+      <w:r>
+        <w:t xml:space="preserve">6.2.4 Treat people of every age, gender, culture, and background with respect and fairness. (Lesson 1.21)</w:t>
+      </w:r>
+    </w:p>
+    <w:p>
+      <w:pPr>
+        <w:numPr>
+          <w:ilvl w:val="0"/>
+          <w:numId w:val="1022"/>
+        </w:numPr>
+        <w:pStyle w:val="Compact"/>
+      </w:pPr>
+      <w:r>
+        <w:t xml:space="preserve">8.5.12 Plate, garnish, and present food to a professional standard. (Lesson 1.20)</w:t>
+      </w:r>
+    </w:p>
+    <w:p>
+      <w:pPr>
+        <w:numPr>
+          <w:ilvl w:val="0"/>
+          <w:numId w:val="1022"/>
+        </w:numPr>
+        <w:pStyle w:val="Compact"/>
+      </w:pPr>
+      <w:r>
+        <w:t xml:space="preserve">9.1.1 Explain what people in food science, food technology, dietetics, and nutrition careers do. (Lesson 1.22)</w:t>
+      </w:r>
+    </w:p>
+    <w:p>
+      <w:pPr>
+        <w:numPr>
+          <w:ilvl w:val="0"/>
+          <w:numId w:val="1022"/>
+        </w:numPr>
+        <w:pStyle w:val="Compact"/>
+      </w:pPr>
+      <w:r>
+        <w:t xml:space="preserve">8.1.3 Sum up the education and training that food production and service career paths require and where they lead. (Lesson 1.22)</w:t>
+      </w:r>
+    </w:p>
+    <w:p>
+      <w:pPr>
+        <w:numPr>
+          <w:ilvl w:val="0"/>
+          <w:numId w:val="1022"/>
+        </w:numPr>
+        <w:pStyle w:val="Compact"/>
+      </w:pPr>
+      <w:r>
+        <w:t xml:space="preserve">9.3.1 Analyze nutrient requirements across the life span addressing the diversity of people, culture, and religions. (Lesson 1.9)</w:t>
+      </w:r>
+    </w:p>
+    <w:p>
+      <w:pPr>
+        <w:pStyle w:val="FirstParagraph"/>
+      </w:pPr>
+      <w:r>
+        <w:t xml:space="preserve">Note for the standards map: the N&amp;W module PDF prints the older (2008) wording for many 14.x lines. This unit cites the 3.0 wording above. Credit LEAD FCS Education on the site.</w:t>
+      </w:r>
+    </w:p>
+    <w:p>
+      <w:pPr>
+        <w:pStyle w:val="Heading3"/>
+      </w:pPr>
+      <w:bookmarkStart w:id="38" w:name="X4f8242775d81faf3e76f963ac88f0fade321fc4"/>
+      <w:r>
+        <w:t xml:space="preserve">Career Ready Practices (as the N&amp;W module lists them; wording from the extract’s assembled list)</w:t>
+      </w:r>
+      <w:bookmarkEnd w:id="38"/>
+    </w:p>
+    <w:p>
+      <w:pPr>
+        <w:numPr>
+          <w:ilvl w:val="0"/>
+          <w:numId w:val="1023"/>
+        </w:numPr>
+        <w:pStyle w:val="Compact"/>
+      </w:pPr>
+      <w:r>
+        <w:t xml:space="preserve">CRP 1. Act as a responsible and contributing citizen and employee</w:t>
+      </w:r>
+    </w:p>
+    <w:p>
+      <w:pPr>
+        <w:numPr>
+          <w:ilvl w:val="0"/>
+          <w:numId w:val="1023"/>
+        </w:numPr>
+        <w:pStyle w:val="Compact"/>
+      </w:pPr>
+      <w:r>
+        <w:t xml:space="preserve">CRP 2. Apply appropriate academic and technical skills</w:t>
+      </w:r>
+    </w:p>
+    <w:p>
+      <w:pPr>
+        <w:numPr>
+          <w:ilvl w:val="0"/>
+          <w:numId w:val="1023"/>
+        </w:numPr>
+        <w:pStyle w:val="Compact"/>
+      </w:pPr>
+      <w:r>
+        <w:t xml:space="preserve">CRP 3. Attend to personal health and financial well-being</w:t>
+      </w:r>
+    </w:p>
+    <w:p>
+      <w:pPr>
+        <w:numPr>
+          <w:ilvl w:val="0"/>
+          <w:numId w:val="1023"/>
+        </w:numPr>
+        <w:pStyle w:val="Compact"/>
+      </w:pPr>
+      <w:r>
+        <w:t xml:space="preserve">CRP 5. Consider environmental, social, and economic impacts of decisions (the N&amp;W PDF prints</w:t>
+      </w:r>
+      <w:r>
+        <w:t xml:space="preserve"> </w:t>
+      </w:r>
+      <w:r>
+        <w:t xml:space="preserve">“</w:t>
+      </w:r>
+      <w:r>
+        <w:t xml:space="preserve">Consider the environmental, social and economic impacts of decisions</w:t>
+      </w:r>
+      <w:r>
+        <w:t xml:space="preserve">”</w:t>
+      </w:r>
+      <w:r>
+        <w:t xml:space="preserve">)</w:t>
+      </w:r>
+    </w:p>
+    <w:p>
+      <w:pPr>
+        <w:numPr>
+          <w:ilvl w:val="0"/>
+          <w:numId w:val="1023"/>
+        </w:numPr>
+        <w:pStyle w:val="Compact"/>
+      </w:pPr>
+      <w:r>
+        <w:t xml:space="preserve">CRP 7. Employ valid and reliable research strategies</w:t>
+      </w:r>
+    </w:p>
+    <w:p>
+      <w:pPr>
+        <w:numPr>
+          <w:ilvl w:val="0"/>
+          <w:numId w:val="1023"/>
+        </w:numPr>
+        <w:pStyle w:val="Compact"/>
+      </w:pPr>
+      <w:r>
+        <w:t xml:space="preserve">CRP 8. Utilize critical thinking to make sense of problems and persevere in solving them</w:t>
+      </w:r>
+    </w:p>
+    <w:p>
+      <w:pPr>
+        <w:numPr>
+          <w:ilvl w:val="0"/>
+          <w:numId w:val="1023"/>
+        </w:numPr>
+        <w:pStyle w:val="Compact"/>
+      </w:pPr>
+      <w:r>
+        <w:t xml:space="preserve">CRP 10. Plan education and career paths aligned to personal goals</w:t>
+      </w:r>
+    </w:p>
+    <w:p>
+      <w:pPr>
+        <w:numPr>
+          <w:ilvl w:val="0"/>
+          <w:numId w:val="1023"/>
+        </w:numPr>
+        <w:pStyle w:val="Compact"/>
+      </w:pPr>
+      <w:r>
+        <w:t xml:space="preserve">CRP 11. Use technology to enhance productivity</w:t>
+      </w:r>
+    </w:p>
+    <w:p>
+      <w:pPr>
+        <w:numPr>
+          <w:ilvl w:val="0"/>
+          <w:numId w:val="1023"/>
+        </w:numPr>
+        <w:pStyle w:val="Compact"/>
+      </w:pPr>
+      <w:r>
+        <w:t xml:space="preserve">CRP 12. Work productively in teams while using cultural global competence</w:t>
+      </w:r>
+    </w:p>
+    <w:p>
+      <w:pPr>
+        <w:pStyle w:val="FirstParagraph"/>
+      </w:pPr>
+      <w:r>
+        <w:t xml:space="preserve">Career Ready Practices are a secondary citation on the unit page only; the CCTC source text has not been fetched (crosswalk E.2).</w:t>
+      </w:r>
+    </w:p>
+    <w:p>
+      <w:pPr>
+        <w:pStyle w:val="Heading2"/>
+      </w:pPr>
+      <w:bookmarkStart w:id="39" w:name="project"/>
+      <w:r>
+        <w:t xml:space="preserve">8. Project</w:t>
+      </w:r>
+      <w:bookmarkEnd w:id="39"/>
+    </w:p>
+    <w:p>
+      <w:pPr>
+        <w:pStyle w:val="FirstParagraph"/>
+      </w:pPr>
+      <w:r>
+        <w:rPr>
+          <w:b/>
+        </w:rPr>
+        <w:t xml:space="preserve">Name:</w:t>
+      </w:r>
+      <w:r>
+        <w:t xml:space="preserve"> </w:t>
+      </w:r>
+      <w:r>
+        <w:t xml:space="preserve">Feed a Family of Four on $40. Full sheet in</w:t>
+      </w:r>
+      <w:r>
+        <w:t xml:space="preserve"> </w:t>
+      </w:r>
+      <w:r>
+        <w:rPr>
+          <w:rStyle w:val="VerbatimChar"/>
+        </w:rPr>
+        <w:t xml:space="preserve">Project 01 - Feed a Family of Four on 40 Dollars.md</w:t>
+      </w:r>
+      <w:r>
+        <w:t xml:space="preserve">; rubric in</w:t>
+      </w:r>
+      <w:r>
+        <w:t xml:space="preserve"> </w:t>
+      </w:r>
+      <w:r>
+        <w:rPr>
+          <w:rStyle w:val="VerbatimChar"/>
+        </w:rPr>
+        <w:t xml:space="preserve">Rubric 01 - Feed a Family of Four.md</w:t>
+      </w:r>
+      <w:r>
+        <w:t xml:space="preserve">.</w:t>
       </w:r>
     </w:p>
     <w:p>
@@ -2513,19 +3828,16 @@
         <w:pStyle w:val="BodyText"/>
       </w:pPr>
       <w:r>
-        <w:t xml:space="preserve">Problem Solving and Innovation:</w:t>
-      </w:r>
-      <w:r>
-        <w:t xml:space="preserve"> </w:t>
-      </w:r>
-      <w:r>
-        <w:t xml:space="preserve">- CTE PSI 1. Problem Solving e) Demonstrate personal development of problem-solving skills through practice of these skills in a variety of classroom applications : Lessons 1.4, 1.6</w:t>
-      </w:r>
-      <w:r>
-        <w:t xml:space="preserve"> </w:t>
-      </w:r>
-      <w:r>
-        <w:t xml:space="preserve">- CTE PSI 4. Research Applications in CTE b) b. Evaluating the source to determine if the author(s) or publisher can be considered an authoritative source for the desired content : Lesson 1.12</w:t>
+        <w:rPr>
+          <w:b/>
+        </w:rPr>
+        <w:t xml:space="preserve">The scenario:</w:t>
+      </w:r>
+      <w:r>
+        <w:t xml:space="preserve"> </w:t>
+      </w:r>
+      <w:r>
+        <w:t xml:space="preserve">A family of four (two adults, a 12-year-old, and a 6-year-old) has $40 for one dinner and the leftovers. One member has a stated need drawn from a card (a nut allergy, a vegetarian, an athlete who needs protein, a grandparent who needs low sodium, a picky six-year-old). The team’s job is to plan a dinner that meets MyPlate, fits the need, feeds four, and costs $40 or less priced from this week’s circular, then cook one dish from it and sell the plan to the class.</w:t>
       </w:r>
     </w:p>
     <w:p>
@@ -2533,25 +3845,16 @@
         <w:pStyle w:val="BodyText"/>
       </w:pPr>
       <w:r>
-        <w:t xml:space="preserve">Communication and Interpersonal Relationships:</w:t>
-      </w:r>
-      <w:r>
-        <w:t xml:space="preserve"> </w:t>
-      </w:r>
-      <w:r>
-        <w:t xml:space="preserve">- CTE CIR 3. Workplace Communication f) Demonstrate effective communication skills in a group setting to accomplish a task : Lessons 1.8, 1.13, 1.20</w:t>
-      </w:r>
-      <w:r>
-        <w:t xml:space="preserve"> </w:t>
-      </w:r>
-      <w:r>
-        <w:t xml:space="preserve">- CTE CIR 6. Conflict Prevention and Management d) Explore how similarities and differences among people affect conflict prevention and management : Lesson 1.21</w:t>
-      </w:r>
-      <w:r>
-        <w:t xml:space="preserve"> </w:t>
-      </w:r>
-      <w:r>
-        <w:t xml:space="preserve">- CTE CIR 6. Conflict Prevention and Management f) Contribute to a classroom environment that encourages respect for the ideas, perspectives, and contributions of all : Lesson 1.21</w:t>
+        <w:rPr>
+          <w:b/>
+        </w:rPr>
+        <w:t xml:space="preserve">Deliverables:</w:t>
+      </w:r>
+      <w:r>
+        <w:t xml:space="preserve"> </w:t>
+      </w:r>
+      <w:r>
+        <w:t xml:space="preserve">(1) a meal plan sheet with the dish list and a MyPlate check; (2) a shopping list organized by store section with prices from the circular, unit price on at least two items, and a total at or under $40; (3) one dish from the plan cooked in the Budget Meal Lab and scored on the lab rubric; (4) a menu card; (5) a 60-second pitch.</w:t>
       </w:r>
     </w:p>
     <w:p>
@@ -2559,19 +3862,16 @@
         <w:pStyle w:val="BodyText"/>
       </w:pPr>
       <w:r>
-        <w:t xml:space="preserve">Sustainability:</w:t>
-      </w:r>
-      <w:r>
-        <w:t xml:space="preserve"> </w:t>
-      </w:r>
-      <w:r>
-        <w:t xml:space="preserve">- CTE SUS 1. Resources f) Research the personal, environmental, and financial costs and benefits of sustainability-conscious decisions to individuals, families, schools, workplaces and communities : Lesson 1.16</w:t>
-      </w:r>
-      <w:r>
-        <w:t xml:space="preserve"> </w:t>
-      </w:r>
-      <w:r>
-        <w:t xml:space="preserve">- CTE SUS 2. Environmental Management h) Explain factors to consider when assessing the environmental impact of food choices : Lesson 1.17</w:t>
+        <w:rPr>
+          <w:b/>
+        </w:rPr>
+        <w:t xml:space="preserve">Steps by day:</w:t>
+      </w:r>
+      <w:r>
+        <w:t xml:space="preserve"> </w:t>
+      </w:r>
+      <w:r>
+        <w:t xml:space="preserve">Day 1 (Lesson 1.18, day 1): the $12 versus $38 dinner hook, the scenario and need cards, teams pick a main dish. Day 2 (1.18, day 2): plan the plate, build the list from the circular, price it. Day 3 (1.19): swap plans with another team for a peer math check and a MyPlate check, then fix what they found. Days 4 and 5 (1.20): cook one dish, set a place, serve it, clean, store the leftovers. Day 6 (1.21): menu card, pitch, tasting gallery, class vote.</w:t>
       </w:r>
     </w:p>
     <w:p>
@@ -2579,37 +3879,16 @@
         <w:pStyle w:val="BodyText"/>
       </w:pPr>
       <w:r>
-        <w:t xml:space="preserve">Career and Community Opportunities:</w:t>
-      </w:r>
-      <w:r>
-        <w:t xml:space="preserve"> </w:t>
-      </w:r>
-      <w:r>
-        <w:t xml:space="preserve">- CTE CCO 2. Career Clusters a) Identify and use career resources to obtain information about careers and employment trends : Lesson 1.22</w:t>
-      </w:r>
-      <w:r>
-        <w:t xml:space="preserve"> </w:t>
-      </w:r>
-      <w:r>
-        <w:t xml:space="preserve">- CTE CCO 4. Career Plans b) Assess personal characteristics such as interests, abilities, and aptitudes in relation to characteristics associated with careers of interest : Lesson 1.22</w:t>
-      </w:r>
-    </w:p>
-    <w:p>
-      <w:pPr>
-        <w:pStyle w:val="Heading3"/>
-      </w:pPr>
-      <w:bookmarkStart w:id="35" w:name="nys-facs-learning-standards-intermediate"/>
-      <w:r>
-        <w:t xml:space="preserve">NYS FACS Learning Standards (Intermediate)</w:t>
-      </w:r>
-      <w:bookmarkEnd w:id="35"/>
-    </w:p>
-    <w:p>
-      <w:pPr>
-        <w:pStyle w:val="FirstParagraph"/>
-      </w:pPr>
-      <w:r>
-        <w:t xml:space="preserve">The state’s N&amp;W module lists Standards 1, 2, and 3. The crosswalk rows for N&amp;W use Standards 1 and 3; Standard 2 is not cited on a Unit 1 lesson.</w:t>
+        <w:rPr>
+          <w:b/>
+        </w:rPr>
+        <w:t xml:space="preserve">Group or individual:</w:t>
+      </w:r>
+      <w:r>
+        <w:t xml:space="preserve"> </w:t>
+      </w:r>
+      <w:r>
+        <w:t xml:space="preserve">teams of three or four (the same teams as the lab stations). Each student owns one deliverable and signs it; the plan and the pitch are shared.</w:t>
       </w:r>
     </w:p>
     <w:p>
@@ -2620,37 +3899,13 @@
         <w:rPr>
           <w:b/>
         </w:rPr>
-        <w:t xml:space="preserve">Standard 1: Personal Health and Fitness.</w:t>
-      </w:r>
-      <w:r>
-        <w:t xml:space="preserve"> </w:t>
-      </w:r>
-      <w:r>
-        <w:t xml:space="preserve">Students will have the necessary knowledge and skills to establish and maintain physical fitness, participate in physical activity, and maintain personal health.</w:t>
-      </w:r>
-      <w:r>
-        <w:t xml:space="preserve"> </w:t>
-      </w:r>
-      <w:r>
-        <w:t xml:space="preserve">Key Idea: Students will use an understanding of the elements of good nutrition to plan appropriate diets for themselves and others. They will know and use the appropriate tools and technologies for safe and healthy food preparation.</w:t>
-      </w:r>
-      <w:r>
-        <w:t xml:space="preserve"> </w:t>
-      </w:r>
-      <w:r>
-        <w:t xml:space="preserve">- PI A: Students understand the relationships among diet, health, and physical activities; evaluate their own eating patterns; and use appropriate technology and resources to make food selections and prepare simple, nutritious meals. (Lessons 1.5 to 1.14, 1.18 to 1.21)</w:t>
-      </w:r>
-      <w:r>
-        <w:t xml:space="preserve"> </w:t>
-      </w:r>
-      <w:r>
-        <w:t xml:space="preserve">- PI B: Students apply principles of food safety and sanitation. (Lessons 1.1 to 1.4, 1.17, and every lab)</w:t>
-      </w:r>
-      <w:r>
-        <w:t xml:space="preserve"> </w:t>
-      </w:r>
-      <w:r>
-        <w:t xml:space="preserve">- PI C: Students recognize the mental, social, and emotional aspects of good health. (Lessons 1.12, 1.21)</w:t>
+        <w:t xml:space="preserve">Choice built in:</w:t>
+      </w:r>
+      <w:r>
+        <w:t xml:space="preserve"> </w:t>
+      </w:r>
+      <w:r>
+        <w:t xml:space="preserve">the main dish (from a list of six that fit the zero-knife, pre-cooked-meat rules, or a family dish the team proposes and I approve), the need card, the store (any circular I bring in or one the family uses), and the form of the menu card (drawn, cut paper, or a one-page digital layout).</w:t>
       </w:r>
     </w:p>
     <w:p>
@@ -2661,43 +3916,22 @@
         <w:rPr>
           <w:b/>
         </w:rPr>
-        <w:t xml:space="preserve">Standard 3: Resource Management.</w:t>
-      </w:r>
-      <w:r>
-        <w:t xml:space="preserve"> </w:t>
-      </w:r>
-      <w:r>
-        <w:t xml:space="preserve">Students will understand and be able to manage their personal and community resources.</w:t>
-      </w:r>
-      <w:r>
-        <w:t xml:space="preserve"> </w:t>
-      </w:r>
-      <w:r>
-        <w:t xml:space="preserve">Key Idea: Students will understand and be able to manage personal resources of talent, time, energy, and money and make effective decisions in order to balance their obligations to work, family, and self.</w:t>
-      </w:r>
-      <w:r>
-        <w:t xml:space="preserve"> </w:t>
-      </w:r>
-      <w:r>
-        <w:t xml:space="preserve">- PI A: Students understand how the family can provide for the economic, physical, and emotional needs of its members. (Lessons 1.14, 1.16)</w:t>
-      </w:r>
-      <w:r>
-        <w:t xml:space="preserve"> </w:t>
-      </w:r>
-      <w:r>
-        <w:t xml:space="preserve">- PI B: Students understand the resources available to them, make informed decisions about the use of those resources, and know some ways to expand resources. (Lesson 1.16)</w:t>
-      </w:r>
-      <w:r>
-        <w:t xml:space="preserve"> </w:t>
-      </w:r>
-      <w:r>
-        <w:t xml:space="preserve">- PI C: Students are able to budget their time and money. (Lessons 1.15, 1.18, 1.19)</w:t>
-      </w:r>
-      <w:r>
-        <w:t xml:space="preserve"> </w:t>
-      </w:r>
-      <w:r>
-        <w:t xml:space="preserve">- PI E: Students identify their own abilities and interests as possible guides to career choice. (Lesson 1.22)</w:t>
+        <w:t xml:space="preserve">ELL and IEP supports:</w:t>
+      </w:r>
+      <w:r>
+        <w:t xml:space="preserve"> </w:t>
+      </w:r>
+      <w:r>
+        <w:t xml:space="preserve">sentence starters for the pitch in Turkish, Portuguese, and Spanish (</w:t>
+      </w:r>
+      <w:r>
+        <w:rPr>
+          <w:rStyle w:val="VerbatimChar"/>
+        </w:rPr>
+        <w:t xml:space="preserve">Vocabulary 01.md</w:t>
+      </w:r>
+      <w:r>
+        <w:t xml:space="preserve">); a picture-based circular for the shopping list; the price math as a fill-in table with the operations shown; a role on the team that fits the student (the recorder, the price checker, the presenter, the plating lead); a pitch that can be read from the card or delivered by two students together; extra time on Day 3.</w:t>
       </w:r>
     </w:p>
     <w:p>
@@ -2705,7 +3939,16 @@
         <w:pStyle w:val="BodyText"/>
       </w:pPr>
       <w:r>
-        <w:t xml:space="preserve">The PI letters are NYLearns codes; the NYSED print document lists the indicators as bullets.</w:t>
+        <w:rPr>
+          <w:b/>
+        </w:rPr>
+        <w:t xml:space="preserve">How it is presented:</w:t>
+      </w:r>
+      <w:r>
+        <w:t xml:space="preserve"> </w:t>
+      </w:r>
+      <w:r>
+        <w:t xml:space="preserve">each team pitches for 60 seconds at the tasting gallery while the class tastes the dish, then the class votes for the meal it would eat at home. Menu cards go up on the wall for the rest of the marking period.</w:t>
       </w:r>
       <w:r>
         <w:t xml:space="preserve"> </w:t>
@@ -2714,483 +3957,206 @@
         <w:rPr>
           <w:rStyle w:val="TeacherNote"/>
         </w:rPr>
-        <w:t xml:space="preserve">[Sal: confirm the Standard 1 and Standard 3 wording against the NYSED PDF before the standards map goes live; see crosswalk E.4.]</w:t>
-      </w:r>
-    </w:p>
-    <w:p>
-      <w:pPr>
-        <w:pStyle w:val="Heading3"/>
-      </w:pPr>
-      <w:bookmarkStart w:id="36" w:name="cdos-intermediate"/>
-      <w:r>
-        <w:t xml:space="preserve">CDOS (Intermediate)</w:t>
-      </w:r>
-      <w:bookmarkEnd w:id="36"/>
-    </w:p>
-    <w:p>
-      <w:pPr>
-        <w:numPr>
-          <w:ilvl w:val="0"/>
-          <w:numId w:val="1006"/>
-        </w:numPr>
-        <w:pStyle w:val="Compact"/>
-      </w:pPr>
-      <w:r>
-        <w:t xml:space="preserve">CDOS 1 Career Development: Students will be knowledgeable about the world of work, explore career options, and relate personal skills, aptitudes, and abilities to future career decisions. (Lesson 1.22)</w:t>
-      </w:r>
-    </w:p>
-    <w:p>
-      <w:pPr>
-        <w:numPr>
-          <w:ilvl w:val="0"/>
-          <w:numId w:val="1006"/>
-        </w:numPr>
-        <w:pStyle w:val="Compact"/>
-      </w:pPr>
-      <w:r>
-        <w:t xml:space="preserve">CDOS 2 Integrated Learning: Students will demonstrate how academic knowledge and skills are applied in the workplace and other settings. (Lessons 1.7, 1.8, 1.16)</w:t>
-      </w:r>
-    </w:p>
-    <w:p>
-      <w:pPr>
-        <w:numPr>
-          <w:ilvl w:val="0"/>
-          <w:numId w:val="1006"/>
-        </w:numPr>
-        <w:pStyle w:val="Compact"/>
-      </w:pPr>
-      <w:r>
-        <w:t xml:space="preserve">CDOS 3a Universal Foundation Skills: Students will demonstrate mastery of the foundation skills and competencies essential for success in the workplace. Sub skills used in this unit:</w:t>
+        <w:t xml:space="preserve">[Sal: your Brentwood run had a pitch and jingle and a class vote; keep the jingle if it still works for you.]</w:t>
+      </w:r>
+    </w:p>
+    <w:p>
+      <w:pPr>
+        <w:pStyle w:val="Heading2"/>
+      </w:pPr>
+      <w:bookmarkStart w:id="40" w:name="assessment-plan"/>
+      <w:r>
+        <w:t xml:space="preserve">9. Assessment plan</w:t>
+      </w:r>
+      <w:bookmarkEnd w:id="40"/>
+    </w:p>
+    <w:p>
+      <w:pPr>
+        <w:numPr>
+          <w:ilvl w:val="0"/>
+          <w:numId w:val="1024"/>
+        </w:numPr>
+        <w:pStyle w:val="Compact"/>
+      </w:pPr>
+      <w:r>
+        <w:rPr>
+          <w:b/>
+        </w:rPr>
+        <w:t xml:space="preserve">Formative (daily):</w:t>
+      </w:r>
+      <w:r>
+        <w:t xml:space="preserve"> </w:t>
+      </w:r>
+      <w:r>
+        <w:t xml:space="preserve">the do now, a check for understanding in every lesson (clipboard checklist, thumbs, whiteboards, a station walk), a 3-2-1 or one-line exit card most days, and the Unit 1 pre-assessment from Lesson 0.5 used to size the review in Lessons 1.2 and 1.9. All daily work is scored complete, partial, or missing.</w:t>
+      </w:r>
+    </w:p>
+    <w:p>
+      <w:pPr>
+        <w:numPr>
+          <w:ilvl w:val="0"/>
+          <w:numId w:val="1024"/>
+        </w:numPr>
+        <w:pStyle w:val="Compact"/>
+      </w:pPr>
+      <w:r>
+        <w:rPr>
+          <w:b/>
+        </w:rPr>
+        <w:t xml:space="preserve">Formal at the end of each topic:</w:t>
       </w:r>
     </w:p>
     <w:p>
       <w:pPr>
         <w:numPr>
           <w:ilvl w:val="1"/>
-          <w:numId w:val="1007"/>
-        </w:numPr>
-        <w:pStyle w:val="Compact"/>
-      </w:pPr>
-      <w:r>
-        <w:t xml:space="preserve">Basic Skills: Students listen to and read the ideas of others and analyze what they hear and read; acquire and use information from a variety of sources; and apply a combination of mathematical operations to solve problems in oral or written form. (Lessons 1.6, 1.7, 1.9, 1.16)</w:t>
+          <w:numId w:val="1025"/>
+        </w:numPr>
+        <w:pStyle w:val="Compact"/>
+      </w:pPr>
+      <w:r>
+        <w:t xml:space="preserve">Topic 1.1:</w:t>
+      </w:r>
+      <w:r>
+        <w:t xml:space="preserve"> </w:t>
+      </w:r>
+      <w:r>
+        <w:rPr>
+          <w:rStyle w:val="VerbatimChar"/>
+        </w:rPr>
+        <w:t xml:space="preserve">Assessment 01.1 - Kitchen Safety Exam.md</w:t>
+      </w:r>
+      <w:r>
+        <w:t xml:space="preserve">, taken in Lesson 1.4 Day 2. Pass or retake, as many retakes as needed. Nobody cooks until they pass. Recorded as a pass in the topic assessments category, not as a percent.</w:t>
       </w:r>
     </w:p>
     <w:p>
       <w:pPr>
         <w:numPr>
           <w:ilvl w:val="1"/>
-          <w:numId w:val="1007"/>
-        </w:numPr>
-        <w:pStyle w:val="Compact"/>
-      </w:pPr>
-      <w:r>
-        <w:t xml:space="preserve">Thinking Skills: Students evaluate facts, solve advanced problems, and make decisions by applying logic and reasoning skills. (Lessons 1.10, 1.12, 1.14)</w:t>
+          <w:numId w:val="1025"/>
+        </w:numPr>
+        <w:pStyle w:val="Compact"/>
+      </w:pPr>
+      <w:r>
+        <w:t xml:space="preserve">Topic 1.2:</w:t>
+      </w:r>
+      <w:r>
+        <w:t xml:space="preserve"> </w:t>
+      </w:r>
+      <w:r>
+        <w:rPr>
+          <w:rStyle w:val="VerbatimChar"/>
+        </w:rPr>
+        <w:t xml:space="preserve">Assessment 01.2 - Tools and Measuring Performance Check.md</w:t>
+      </w:r>
+      <w:r>
+        <w:t xml:space="preserve">, a station task at the start of Lesson 1.8 Day 1 (identify tools, measure amounts checked on the gram scale), so the check is the ticket into the first lab. Lab 1 scored on</w:t>
+      </w:r>
+      <w:r>
+        <w:t xml:space="preserve"> </w:t>
+      </w:r>
+      <w:r>
+        <w:rPr>
+          <w:rStyle w:val="VerbatimChar"/>
+        </w:rPr>
+        <w:t xml:space="preserve">Rubric 01 - Lab Rubric.md</w:t>
+      </w:r>
+      <w:r>
+        <w:t xml:space="preserve">.</w:t>
       </w:r>
     </w:p>
     <w:p>
       <w:pPr>
         <w:numPr>
           <w:ilvl w:val="1"/>
-          <w:numId w:val="1007"/>
-        </w:numPr>
-        <w:pStyle w:val="Compact"/>
-      </w:pPr>
-      <w:r>
-        <w:t xml:space="preserve">Personal Qualities: Students demonstrate an understanding of the relationship between individuals and society and interact with others in a positive manner. (Lessons 1.1 to 1.4, 1.20)</w:t>
+          <w:numId w:val="1025"/>
+        </w:numPr>
+        <w:pStyle w:val="Compact"/>
+      </w:pPr>
+      <w:r>
+        <w:t xml:space="preserve">Topic 1.3:</w:t>
+      </w:r>
+      <w:r>
+        <w:t xml:space="preserve"> </w:t>
+      </w:r>
+      <w:r>
+        <w:rPr>
+          <w:rStyle w:val="VerbatimChar"/>
+        </w:rPr>
+        <w:t xml:space="preserve">Assessment 01.3 - Label Reading Quiz.md</w:t>
+      </w:r>
+      <w:r>
+        <w:t xml:space="preserve">, given at the start of Lesson 1.13 Day 1, after Lesson 1.12 and before the nachos go in. Lab 2 scored on</w:t>
+      </w:r>
+      <w:r>
+        <w:t xml:space="preserve"> </w:t>
+      </w:r>
+      <w:r>
+        <w:rPr>
+          <w:rStyle w:val="VerbatimChar"/>
+        </w:rPr>
+        <w:t xml:space="preserve">Rubric 01 - Lab Rubric.md</w:t>
+      </w:r>
+      <w:r>
+        <w:t xml:space="preserve">.</w:t>
       </w:r>
     </w:p>
     <w:p>
       <w:pPr>
         <w:numPr>
           <w:ilvl w:val="1"/>
-          <w:numId w:val="1007"/>
-        </w:numPr>
-        <w:pStyle w:val="Compact"/>
-      </w:pPr>
-      <w:r>
-        <w:t xml:space="preserve">Interpersonal Skills: Students demonstrate the ability to work with others, present facts that support arguments, listen to dissenting points of view, and reach a shared decision. (Lessons 1.8, 1.13, 1.19, 1.20, 1.21)</w:t>
-      </w:r>
-    </w:p>
-    <w:p>
-      <w:pPr>
-        <w:numPr>
-          <w:ilvl w:val="1"/>
-          <w:numId w:val="1007"/>
-        </w:numPr>
-        <w:pStyle w:val="Compact"/>
-      </w:pPr>
-      <w:r>
-        <w:t xml:space="preserve">Technology: Students select and use appropriate technology to complete a task. (Lesson 1.5)</w:t>
-      </w:r>
-    </w:p>
-    <w:p>
-      <w:pPr>
-        <w:numPr>
-          <w:ilvl w:val="1"/>
-          <w:numId w:val="1007"/>
-        </w:numPr>
-        <w:pStyle w:val="Compact"/>
-      </w:pPr>
-      <w:r>
-        <w:t xml:space="preserve">Managing Information: Students select and communicate information in an appropriate format (e.g., oral, written, graphic, pictorial, multimedia). (Lessons 1.11, 1.12, 1.21)</w:t>
-      </w:r>
-    </w:p>
-    <w:p>
-      <w:pPr>
-        <w:numPr>
-          <w:ilvl w:val="1"/>
-          <w:numId w:val="1007"/>
-        </w:numPr>
-        <w:pStyle w:val="Compact"/>
-      </w:pPr>
-      <w:r>
-        <w:t xml:space="preserve">Managing Resources: Students understand the material, human, and financial resources needed to accomplish tasks and activities. (Lessons 1.14, 1.15, 1.16, 1.18, 1.20)</w:t>
-      </w:r>
-    </w:p>
-    <w:p>
-      <w:pPr>
-        <w:numPr>
-          <w:ilvl w:val="1"/>
-          <w:numId w:val="1007"/>
-        </w:numPr>
-        <w:pStyle w:val="Compact"/>
-      </w:pPr>
-      <w:r>
-        <w:t xml:space="preserve">Systems: Students understand the process of evaluating and modifying systems within an organization. (Lesson 1.17)</w:t>
-      </w:r>
-    </w:p>
-    <w:p>
-      <w:pPr>
-        <w:pStyle w:val="Heading3"/>
-      </w:pPr>
-      <w:bookmarkStart w:id="37" w:name="Xea1187dc4e65ddb10c6ffd602738d83b0be9c96"/>
-      <w:r>
-        <w:t xml:space="preserve">National FCS 3.0 (LEAD FCS Education, 2018 to 2028; text verbatim from the 3.0 compilation)</w:t>
-      </w:r>
-      <w:bookmarkEnd w:id="37"/>
-    </w:p>
-    <w:p>
-      <w:pPr>
-        <w:pStyle w:val="FirstParagraph"/>
-      </w:pPr>
-      <w:r>
-        <w:t xml:space="preserve">Core competencies for this unit:</w:t>
-      </w:r>
-      <w:r>
-        <w:t xml:space="preserve"> </w:t>
-      </w:r>
-      <w:r>
-        <w:t xml:space="preserve">- 14.1.2 Look into how psychology, culture, and social pressure shape food choices and nutrition habits. (Lessons 1.12, 1.21)</w:t>
-      </w:r>
-      <w:r>
-        <w:t xml:space="preserve"> </w:t>
-      </w:r>
-      <w:r>
-        <w:t xml:space="preserve">- 14.2.1 Judge how nutrition affects health, wellness, and performance. (Lesson 1.9)</w:t>
-      </w:r>
-      <w:r>
-        <w:t xml:space="preserve"> </w:t>
-      </w:r>
-      <w:r>
-        <w:t xml:space="preserve">- 14.2.2 Examine how nutrition and wellness connect to individual and family health at every stage of life. (Lessons 1.9, 1.10)</w:t>
-      </w:r>
-      <w:r>
-        <w:t xml:space="preserve"> </w:t>
-      </w:r>
-      <w:r>
-        <w:t xml:space="preserve">- 14.2.4 Examine sources of food and nutrition information, food labels included, for what they say about health. (Lessons 1.11, 1.12)</w:t>
-      </w:r>
-      <w:r>
-        <w:t xml:space="preserve"> </w:t>
-      </w:r>
-      <w:r>
-        <w:t xml:space="preserve">- 14.3.1 Use current dietary guidelines to plan for nutrition and wellness needs. (Lessons 1.10, 1.14, 1.18, 1.19)</w:t>
-      </w:r>
-      <w:r>
-        <w:t xml:space="preserve"> </w:t>
-      </w:r>
-      <w:r>
-        <w:t xml:space="preserve">- 14.3.3 Show the ability to select, store, prepare, and serve food that is nourishing and looks good on the plate. (Lessons 1.5, 1.8, 1.13, 1.15, 1.17, 1.20)</w:t>
-      </w:r>
-      <w:r>
-        <w:t xml:space="preserve"> </w:t>
-      </w:r>
-      <w:r>
-        <w:t xml:space="preserve">- 14.4.1 Examine the conditions and habits that keep food safe to eat. (Lessons 1.1, 1.2, 1.3, 1.4)</w:t>
-      </w:r>
-      <w:r>
-        <w:t xml:space="preserve"> </w:t>
-      </w:r>
-      <w:r>
-        <w:t xml:space="preserve">- 14.4.5 Examine what causes foodborne illness, which foods are risky, and how to prevent it. (Lessons 1.2, 1.17)</w:t>
-      </w:r>
-      <w:r>
-        <w:t xml:space="preserve"> </w:t>
-      </w:r>
-      <w:r>
-        <w:t xml:space="preserve">- 8.5.3 Demonstrate knowledge of portion control and proper scaling and measurement techniques (Lessons 1.6, 1.7, 1.10)</w:t>
-      </w:r>
-      <w:r>
-        <w:t xml:space="preserve"> </w:t>
-      </w:r>
-      <w:r>
-        <w:t xml:space="preserve">- 8.2.6 Show correct purchasing, receiving, storage, and handling of raw and prepared foods. (Lesson 1.17)</w:t>
-      </w:r>
-      <w:r>
-        <w:t xml:space="preserve"> </w:t>
-      </w:r>
-      <w:r>
-        <w:t xml:space="preserve">- 8.3.6 Name the kinds of equipment used to process, cook, hold, store, and serve food. (Lesson 1.5)</w:t>
-      </w:r>
-      <w:r>
-        <w:t xml:space="preserve"> </w:t>
-      </w:r>
-      <w:r>
-        <w:t xml:space="preserve">- 1.2.1 Examine possible careers to find what each one requires and offers in knowledge, skills, attitudes, and openings. (Lesson 1.22)</w:t>
-      </w:r>
-    </w:p>
-    <w:p>
-      <w:pPr>
-        <w:pStyle w:val="BodyText"/>
-      </w:pPr>
-      <w:r>
-        <w:t xml:space="preserve">Secondary competencies that appear on individual lesson pages (all confirmed in the 3.0 text; see crosswalk B.5):</w:t>
-      </w:r>
-      <w:r>
-        <w:t xml:space="preserve"> </w:t>
-      </w:r>
-      <w:r>
-        <w:t xml:space="preserve">- 14.1.1 Explain the physical, emotional, social, psychological, cultural, and spiritual sides of individual and family wellness. (Lesson 1.9)</w:t>
-      </w:r>
-      <w:r>
-        <w:t xml:space="preserve"> </w:t>
-      </w:r>
-      <w:r>
-        <w:t xml:space="preserve">- 14.1.3 Look into how government, the economy, and technology shape food choices and practices. (Lessons 1.14, 1.16)</w:t>
-      </w:r>
-      <w:r>
-        <w:t xml:space="preserve"> </w:t>
-      </w:r>
-      <w:r>
-        <w:t xml:space="preserve">- 14.2.3 Analyze the effects of food and diet fads, food addictions, and eating disorders on wellness. (Lesson 1.12; coordinate with health, see Section 11)</w:t>
-      </w:r>
-      <w:r>
-        <w:t xml:space="preserve"> </w:t>
-      </w:r>
-      <w:r>
-        <w:t xml:space="preserve">- 14.3.4 Judge policies and practices that affect food security, sustainability, food integrity, and family nutrition. (Lesson 1.16)</w:t>
-      </w:r>
-      <w:r>
-        <w:t xml:space="preserve"> </w:t>
-      </w:r>
-      <w:r>
-        <w:t xml:space="preserve">- 2.1.3 Examine the decisions behind providing food that is safe and nourishing for individuals and families. (Lessons 1.14, 1.15, 1.18)</w:t>
-      </w:r>
-      <w:r>
-        <w:t xml:space="preserve"> </w:t>
-      </w:r>
-      <w:r>
-        <w:t xml:space="preserve">- 6.2.4 Treat people of every age, gender, culture, and background with respect and fairness. (Lesson 1.21)</w:t>
-      </w:r>
-      <w:r>
-        <w:t xml:space="preserve"> </w:t>
-      </w:r>
-      <w:r>
-        <w:t xml:space="preserve">- 8.5.12 Plate, garnish, and present food to a professional standard. (Lesson 1.20)</w:t>
-      </w:r>
-      <w:r>
-        <w:t xml:space="preserve"> </w:t>
-      </w:r>
-      <w:r>
-        <w:t xml:space="preserve">- 9.1.1 Explain what people in food science, food technology, dietetics, and nutrition careers do. (Lesson 1.22)</w:t>
-      </w:r>
-      <w:r>
-        <w:t xml:space="preserve"> </w:t>
-      </w:r>
-      <w:r>
-        <w:t xml:space="preserve">- 8.1.3 Sum up the education and training that food production and service career paths require and where they lead. (Lesson 1.22)</w:t>
-      </w:r>
-      <w:r>
-        <w:t xml:space="preserve"> </w:t>
-      </w:r>
-      <w:r>
-        <w:t xml:space="preserve">- 9.3.1 Analyze nutrient requirements across the life span addressing the diversity of people, culture, and religions. (Lesson 1.9)</w:t>
-      </w:r>
-    </w:p>
-    <w:p>
-      <w:pPr>
-        <w:pStyle w:val="BodyText"/>
-      </w:pPr>
-      <w:r>
-        <w:t xml:space="preserve">Note for the standards map: the N&amp;W module PDF prints the older (2008) wording for many 14.x lines. This unit cites the 3.0 wording above. Credit LEAD FCS Education on the site.</w:t>
-      </w:r>
-    </w:p>
-    <w:p>
-      <w:pPr>
-        <w:pStyle w:val="Heading3"/>
-      </w:pPr>
-      <w:bookmarkStart w:id="38" w:name="X4f8242775d81faf3e76f963ac88f0fade321fc4"/>
-      <w:r>
-        <w:t xml:space="preserve">Career Ready Practices (as the N&amp;W module lists them; wording from the extract’s assembled list)</w:t>
-      </w:r>
-      <w:bookmarkEnd w:id="38"/>
-    </w:p>
-    <w:p>
-      <w:pPr>
-        <w:numPr>
-          <w:ilvl w:val="0"/>
-          <w:numId w:val="1008"/>
-        </w:numPr>
-        <w:pStyle w:val="Compact"/>
-      </w:pPr>
-      <w:r>
-        <w:t xml:space="preserve">CRP 1. Act as a responsible and contributing citizen and employee</w:t>
-      </w:r>
-    </w:p>
-    <w:p>
-      <w:pPr>
-        <w:numPr>
-          <w:ilvl w:val="0"/>
-          <w:numId w:val="1008"/>
-        </w:numPr>
-        <w:pStyle w:val="Compact"/>
-      </w:pPr>
-      <w:r>
-        <w:t xml:space="preserve">CRP 2. Apply appropriate academic and technical skills</w:t>
-      </w:r>
-    </w:p>
-    <w:p>
-      <w:pPr>
-        <w:numPr>
-          <w:ilvl w:val="0"/>
-          <w:numId w:val="1008"/>
-        </w:numPr>
-        <w:pStyle w:val="Compact"/>
-      </w:pPr>
-      <w:r>
-        <w:t xml:space="preserve">CRP 3. Attend to personal health and financial well-being</w:t>
-      </w:r>
-    </w:p>
-    <w:p>
-      <w:pPr>
-        <w:numPr>
-          <w:ilvl w:val="0"/>
-          <w:numId w:val="1008"/>
-        </w:numPr>
-        <w:pStyle w:val="Compact"/>
-      </w:pPr>
-      <w:r>
-        <w:t xml:space="preserve">CRP 5. Consider environmental, social, and economic impacts of decisions (the N&amp;W PDF prints</w:t>
-      </w:r>
-      <w:r>
-        <w:t xml:space="preserve"> </w:t>
-      </w:r>
-      <w:r>
-        <w:t xml:space="preserve">“</w:t>
-      </w:r>
-      <w:r>
-        <w:t xml:space="preserve">Consider the environmental, social and economic impacts of decisions</w:t>
-      </w:r>
-      <w:r>
-        <w:t xml:space="preserve">”</w:t>
-      </w:r>
-      <w:r>
-        <w:t xml:space="preserve">)</w:t>
-      </w:r>
-    </w:p>
-    <w:p>
-      <w:pPr>
-        <w:numPr>
-          <w:ilvl w:val="0"/>
-          <w:numId w:val="1008"/>
-        </w:numPr>
-        <w:pStyle w:val="Compact"/>
-      </w:pPr>
-      <w:r>
-        <w:t xml:space="preserve">CRP 7. Employ valid and reliable research strategies</w:t>
-      </w:r>
-    </w:p>
-    <w:p>
-      <w:pPr>
-        <w:numPr>
-          <w:ilvl w:val="0"/>
-          <w:numId w:val="1008"/>
-        </w:numPr>
-        <w:pStyle w:val="Compact"/>
-      </w:pPr>
-      <w:r>
-        <w:t xml:space="preserve">CRP 8. Utilize critical thinking to make sense of problems and persevere in solving them</w:t>
-      </w:r>
-    </w:p>
-    <w:p>
-      <w:pPr>
-        <w:numPr>
-          <w:ilvl w:val="0"/>
-          <w:numId w:val="1008"/>
-        </w:numPr>
-        <w:pStyle w:val="Compact"/>
-      </w:pPr>
-      <w:r>
-        <w:t xml:space="preserve">CRP 10. Plan education and career paths aligned to personal goals</w:t>
-      </w:r>
-    </w:p>
-    <w:p>
-      <w:pPr>
-        <w:numPr>
-          <w:ilvl w:val="0"/>
-          <w:numId w:val="1008"/>
-        </w:numPr>
-        <w:pStyle w:val="Compact"/>
-      </w:pPr>
-      <w:r>
-        <w:t xml:space="preserve">CRP 11. Use technology to enhance productivity</w:t>
-      </w:r>
-    </w:p>
-    <w:p>
-      <w:pPr>
-        <w:numPr>
-          <w:ilvl w:val="0"/>
-          <w:numId w:val="1008"/>
-        </w:numPr>
-        <w:pStyle w:val="Compact"/>
-      </w:pPr>
-      <w:r>
-        <w:t xml:space="preserve">CRP 12. Work productively in teams while using cultural global competence</w:t>
-      </w:r>
-    </w:p>
-    <w:p>
-      <w:pPr>
-        <w:pStyle w:val="FirstParagraph"/>
-      </w:pPr>
-      <w:r>
-        <w:t xml:space="preserve">Career Ready Practices are a secondary citation on the unit page only; the CCTC source text has not been fetched (crosswalk E.2).</w:t>
-      </w:r>
-    </w:p>
-    <w:p>
-      <w:pPr>
-        <w:pStyle w:val="Heading2"/>
-      </w:pPr>
-      <w:bookmarkStart w:id="39" w:name="project"/>
-      <w:r>
-        <w:t xml:space="preserve">8. Project</w:t>
-      </w:r>
-      <w:bookmarkEnd w:id="39"/>
-    </w:p>
-    <w:p>
-      <w:pPr>
-        <w:pStyle w:val="FirstParagraph"/>
+          <w:numId w:val="1025"/>
+        </w:numPr>
+        <w:pStyle w:val="Compact"/>
+      </w:pPr>
+      <w:r>
+        <w:t xml:space="preserve">Topic 1.4: the project, scored on</w:t>
+      </w:r>
+      <w:r>
+        <w:t xml:space="preserve"> </w:t>
+      </w:r>
+      <w:r>
+        <w:rPr>
+          <w:rStyle w:val="VerbatimChar"/>
+        </w:rPr>
+        <w:t xml:space="preserve">Rubric 01 - Feed a Family of Four.md</w:t>
+      </w:r>
+      <w:r>
+        <w:t xml:space="preserve"> </w:t>
+      </w:r>
+      <w:r>
+        <w:t xml:space="preserve">(plan, math, nutrition, lab, pitch; 20 points). The Budget Meal Lab itself is also scored on</w:t>
+      </w:r>
+      <w:r>
+        <w:t xml:space="preserve"> </w:t>
+      </w:r>
+      <w:r>
+        <w:rPr>
+          <w:rStyle w:val="VerbatimChar"/>
+        </w:rPr>
+        <w:t xml:space="preserve">Rubric 01 - Lab Rubric.md</w:t>
+      </w:r>
+      <w:r>
+        <w:t xml:space="preserve"> </w:t>
+      </w:r>
+      <w:r>
+        <w:t xml:space="preserve">so it counts with Labs 1 and 2.</w:t>
+      </w:r>
+    </w:p>
+    <w:p>
+      <w:pPr>
+        <w:numPr>
+          <w:ilvl w:val="0"/>
+          <w:numId w:val="1024"/>
+        </w:numPr>
+        <w:pStyle w:val="Compact"/>
       </w:pPr>
       <w:r>
         <w:rPr>
           <w:b/>
         </w:rPr>
-        <w:t xml:space="preserve">Name:</w:t>
-      </w:r>
-      <w:r>
-        <w:t xml:space="preserve"> </w:t>
-      </w:r>
-      <w:r>
-        <w:t xml:space="preserve">Feed a Family of Four on $40. Full sheet in</w:t>
+        <w:t xml:space="preserve">Unit test:</w:t>
       </w:r>
       <w:r>
         <w:t xml:space="preserve"> </w:t>
@@ -3199,10 +4165,25 @@
         <w:rPr>
           <w:rStyle w:val="VerbatimChar"/>
         </w:rPr>
-        <w:t xml:space="preserve">Project 01 - Feed a Family of Four on 40 Dollars.md</w:t>
-      </w:r>
-      <w:r>
-        <w:t xml:space="preserve">; rubric in</w:t>
+        <w:t xml:space="preserve">Assessment 01.4 - Unit 1 Test.md</w:t>
+      </w:r>
+      <w:r>
+        <w:t xml:space="preserve">, given in Lesson 1.22 after the careers activity. Ten to fifteen items: matching (tools, nutrients, vocabulary), short answer (safety, label reading), one scenario (a family shopping problem with unit price), and one performance item (read a label and a recipe together). Retake once after a review.</w:t>
+      </w:r>
+    </w:p>
+    <w:p>
+      <w:pPr>
+        <w:numPr>
+          <w:ilvl w:val="0"/>
+          <w:numId w:val="1024"/>
+        </w:numPr>
+        <w:pStyle w:val="Compact"/>
+      </w:pPr>
+      <w:r>
+        <w:rPr>
+          <w:b/>
+        </w:rPr>
+        <w:t xml:space="preserve">Lab rubric:</w:t>
       </w:r>
       <w:r>
         <w:t xml:space="preserve"> </w:t>
@@ -3211,402 +4192,27 @@
         <w:rPr>
           <w:rStyle w:val="VerbatimChar"/>
         </w:rPr>
-        <w:t xml:space="preserve">Rubric 01 - Feed a Family of Four.md</w:t>
-      </w:r>
-      <w:r>
-        <w:t xml:space="preserve">.</w:t>
-      </w:r>
-    </w:p>
-    <w:p>
-      <w:pPr>
-        <w:pStyle w:val="BodyText"/>
+        <w:t xml:space="preserve">Rubric 01 - Lab Rubric.md</w:t>
+      </w:r>
+      <w:r>
+        <w:t xml:space="preserve"> </w:t>
+      </w:r>
+      <w:r>
+        <w:t xml:space="preserve">is the three-objective, 1 to 4 pattern from the grading plan (12 points) with a notes box; it is used for Lab 1 (1.8), Lab 2 (1.13), and the Budget Meal Lab (1.20).</w:t>
+      </w:r>
+    </w:p>
+    <w:p>
+      <w:pPr>
+        <w:numPr>
+          <w:ilvl w:val="0"/>
+          <w:numId w:val="1024"/>
+        </w:numPr>
+        <w:pStyle w:val="Compact"/>
       </w:pPr>
       <w:r>
         <w:rPr>
           <w:b/>
         </w:rPr>
-        <w:t xml:space="preserve">The scenario:</w:t>
-      </w:r>
-      <w:r>
-        <w:t xml:space="preserve"> </w:t>
-      </w:r>
-      <w:r>
-        <w:t xml:space="preserve">A family of four (two adults, a 12-year-old, and a 6-year-old) has $40 for one dinner and the leftovers. One member has a stated need drawn from a card (a nut allergy, a vegetarian, an athlete who needs protein, a grandparent who needs low sodium, a picky six-year-old). The team’s job is to plan a dinner that meets MyPlate, fits the need, feeds four, and costs $40 or less priced from this week’s circular, then cook one dish from it and sell the plan to the class.</w:t>
-      </w:r>
-    </w:p>
-    <w:p>
-      <w:pPr>
-        <w:pStyle w:val="BodyText"/>
-      </w:pPr>
-      <w:r>
-        <w:rPr>
-          <w:b/>
-        </w:rPr>
-        <w:t xml:space="preserve">Deliverables:</w:t>
-      </w:r>
-      <w:r>
-        <w:t xml:space="preserve"> </w:t>
-      </w:r>
-      <w:r>
-        <w:t xml:space="preserve">(1) a meal plan sheet with the dish list and a MyPlate check; (2) a shopping list organized by store section with prices from the circular, unit price on at least two items, and a total at or under $40; (3) one dish from the plan cooked in the Budget Meal Lab and scored on the lab rubric; (4) a menu card; (5) a 60-second pitch.</w:t>
-      </w:r>
-    </w:p>
-    <w:p>
-      <w:pPr>
-        <w:pStyle w:val="BodyText"/>
-      </w:pPr>
-      <w:r>
-        <w:rPr>
-          <w:b/>
-        </w:rPr>
-        <w:t xml:space="preserve">Steps by day:</w:t>
-      </w:r>
-      <w:r>
-        <w:t xml:space="preserve"> </w:t>
-      </w:r>
-      <w:r>
-        <w:t xml:space="preserve">Day 1 (Lesson 1.18, day 1): the $12 versus $38 dinner hook, the scenario and need cards, teams pick a main dish. Day 2 (1.18, day 2): plan the plate, build the list from the circular, price it. Day 3 (1.19): swap plans with another team for a peer math check and a MyPlate check, then fix what they found. Days 4 and 5 (1.20): cook one dish, set a place, serve it, clean, store the leftovers. Day 6 (1.21): menu card, pitch, tasting gallery, class vote.</w:t>
-      </w:r>
-    </w:p>
-    <w:p>
-      <w:pPr>
-        <w:pStyle w:val="BodyText"/>
-      </w:pPr>
-      <w:r>
-        <w:rPr>
-          <w:b/>
-        </w:rPr>
-        <w:t xml:space="preserve">Group or individual:</w:t>
-      </w:r>
-      <w:r>
-        <w:t xml:space="preserve"> </w:t>
-      </w:r>
-      <w:r>
-        <w:t xml:space="preserve">teams of three or four (the same teams as the lab stations). Each student owns one deliverable and signs it; the plan and the pitch are shared.</w:t>
-      </w:r>
-    </w:p>
-    <w:p>
-      <w:pPr>
-        <w:pStyle w:val="BodyText"/>
-      </w:pPr>
-      <w:r>
-        <w:rPr>
-          <w:b/>
-        </w:rPr>
-        <w:t xml:space="preserve">Choice built in:</w:t>
-      </w:r>
-      <w:r>
-        <w:t xml:space="preserve"> </w:t>
-      </w:r>
-      <w:r>
-        <w:t xml:space="preserve">the main dish (from a list of six that fit the zero-knife, pre-cooked-meat rules, or a family dish the team proposes and I approve), the need card, the store (any circular I bring in or one the family uses), and the form of the menu card (drawn, cut paper, or a one-page digital layout).</w:t>
-      </w:r>
-    </w:p>
-    <w:p>
-      <w:pPr>
-        <w:pStyle w:val="BodyText"/>
-      </w:pPr>
-      <w:r>
-        <w:rPr>
-          <w:b/>
-        </w:rPr>
-        <w:t xml:space="preserve">ELL and IEP supports:</w:t>
-      </w:r>
-      <w:r>
-        <w:t xml:space="preserve"> </w:t>
-      </w:r>
-      <w:r>
-        <w:t xml:space="preserve">sentence starters for the pitch in Turkish, Portuguese, and Spanish (</w:t>
-      </w:r>
-      <w:r>
-        <w:rPr>
-          <w:rStyle w:val="VerbatimChar"/>
-        </w:rPr>
-        <w:t xml:space="preserve">Vocabulary 01.md</w:t>
-      </w:r>
-      <w:r>
-        <w:t xml:space="preserve">); a picture-based circular for the shopping list; the price math as a fill-in table with the operations shown; a role on the team that fits the student (the recorder, the price checker, the presenter, the plating lead); a pitch that can be read from the card or delivered by two students together; extra time on Day 3.</w:t>
-      </w:r>
-    </w:p>
-    <w:p>
-      <w:pPr>
-        <w:pStyle w:val="BodyText"/>
-      </w:pPr>
-      <w:r>
-        <w:rPr>
-          <w:b/>
-        </w:rPr>
-        <w:t xml:space="preserve">How it is presented:</w:t>
-      </w:r>
-      <w:r>
-        <w:t xml:space="preserve"> </w:t>
-      </w:r>
-      <w:r>
-        <w:t xml:space="preserve">each team pitches for 60 seconds at the tasting gallery while the class tastes the dish, then the class votes for the meal it would eat at home. Menu cards go up on the wall for the rest of the marking period.</w:t>
-      </w:r>
-      <w:r>
-        <w:t xml:space="preserve"> </w:t>
-      </w:r>
-      <w:r>
-        <w:rPr>
-          <w:rStyle w:val="TeacherNote"/>
-        </w:rPr>
-        <w:t xml:space="preserve">[Sal: your Brentwood run had a pitch and jingle and a class vote; keep the jingle if it still works for you.]</w:t>
-      </w:r>
-    </w:p>
-    <w:p>
-      <w:pPr>
-        <w:pStyle w:val="Heading2"/>
-      </w:pPr>
-      <w:bookmarkStart w:id="40" w:name="assessment-plan"/>
-      <w:r>
-        <w:t xml:space="preserve">9. Assessment plan</w:t>
-      </w:r>
-      <w:bookmarkEnd w:id="40"/>
-    </w:p>
-    <w:p>
-      <w:pPr>
-        <w:numPr>
-          <w:ilvl w:val="0"/>
-          <w:numId w:val="1009"/>
-        </w:numPr>
-        <w:pStyle w:val="Compact"/>
-      </w:pPr>
-      <w:r>
-        <w:rPr>
-          <w:b/>
-        </w:rPr>
-        <w:t xml:space="preserve">Formative (daily):</w:t>
-      </w:r>
-      <w:r>
-        <w:t xml:space="preserve"> </w:t>
-      </w:r>
-      <w:r>
-        <w:t xml:space="preserve">the do now, a check for understanding in every lesson (clipboard checklist, thumbs, whiteboards, a station walk), a 3-2-1 or one-line exit card most days, and the Unit 1 pre-assessment from Lesson 0.5 used to size the review in Lessons 1.2 and 1.9. All daily work is scored complete, partial, or missing.</w:t>
-      </w:r>
-    </w:p>
-    <w:p>
-      <w:pPr>
-        <w:numPr>
-          <w:ilvl w:val="0"/>
-          <w:numId w:val="1009"/>
-        </w:numPr>
-        <w:pStyle w:val="Compact"/>
-      </w:pPr>
-      <w:r>
-        <w:rPr>
-          <w:b/>
-        </w:rPr>
-        <w:t xml:space="preserve">Formal at the end of each topic:</w:t>
-      </w:r>
-    </w:p>
-    <w:p>
-      <w:pPr>
-        <w:numPr>
-          <w:ilvl w:val="1"/>
-          <w:numId w:val="1010"/>
-        </w:numPr>
-        <w:pStyle w:val="Compact"/>
-      </w:pPr>
-      <w:r>
-        <w:t xml:space="preserve">Topic 1.1:</w:t>
-      </w:r>
-      <w:r>
-        <w:t xml:space="preserve"> </w:t>
-      </w:r>
-      <w:r>
-        <w:rPr>
-          <w:rStyle w:val="VerbatimChar"/>
-        </w:rPr>
-        <w:t xml:space="preserve">Assessment 01.1 - Kitchen Safety Exam.md</w:t>
-      </w:r>
-      <w:r>
-        <w:t xml:space="preserve">, taken in Lesson 1.4 Day 2. Pass or retake, as many retakes as needed. Nobody cooks until they pass. Recorded as a pass in the topic assessments category, not as a percent.</w:t>
-      </w:r>
-    </w:p>
-    <w:p>
-      <w:pPr>
-        <w:numPr>
-          <w:ilvl w:val="1"/>
-          <w:numId w:val="1010"/>
-        </w:numPr>
-        <w:pStyle w:val="Compact"/>
-      </w:pPr>
-      <w:r>
-        <w:t xml:space="preserve">Topic 1.2:</w:t>
-      </w:r>
-      <w:r>
-        <w:t xml:space="preserve"> </w:t>
-      </w:r>
-      <w:r>
-        <w:rPr>
-          <w:rStyle w:val="VerbatimChar"/>
-        </w:rPr>
-        <w:t xml:space="preserve">Assessment 01.2 - Tools and Measuring Performance Check.md</w:t>
-      </w:r>
-      <w:r>
-        <w:t xml:space="preserve">, a station task at the start of Lesson 1.8 Day 1 (identify tools, measure amounts checked on the gram scale), so the check is the ticket into the first lab. Lab 1 scored on</w:t>
-      </w:r>
-      <w:r>
-        <w:t xml:space="preserve"> </w:t>
-      </w:r>
-      <w:r>
-        <w:rPr>
-          <w:rStyle w:val="VerbatimChar"/>
-        </w:rPr>
-        <w:t xml:space="preserve">Rubric 01 - Lab Rubric.md</w:t>
-      </w:r>
-      <w:r>
-        <w:t xml:space="preserve">.</w:t>
-      </w:r>
-    </w:p>
-    <w:p>
-      <w:pPr>
-        <w:numPr>
-          <w:ilvl w:val="1"/>
-          <w:numId w:val="1010"/>
-        </w:numPr>
-        <w:pStyle w:val="Compact"/>
-      </w:pPr>
-      <w:r>
-        <w:t xml:space="preserve">Topic 1.3:</w:t>
-      </w:r>
-      <w:r>
-        <w:t xml:space="preserve"> </w:t>
-      </w:r>
-      <w:r>
-        <w:rPr>
-          <w:rStyle w:val="VerbatimChar"/>
-        </w:rPr>
-        <w:t xml:space="preserve">Assessment 01.3 - Label Reading Quiz.md</w:t>
-      </w:r>
-      <w:r>
-        <w:t xml:space="preserve">, given at the start of Lesson 1.13 Day 1, after Lesson 1.12 and before the nachos go in. Lab 2 scored on</w:t>
-      </w:r>
-      <w:r>
-        <w:t xml:space="preserve"> </w:t>
-      </w:r>
-      <w:r>
-        <w:rPr>
-          <w:rStyle w:val="VerbatimChar"/>
-        </w:rPr>
-        <w:t xml:space="preserve">Rubric 01 - Lab Rubric.md</w:t>
-      </w:r>
-      <w:r>
-        <w:t xml:space="preserve">.</w:t>
-      </w:r>
-    </w:p>
-    <w:p>
-      <w:pPr>
-        <w:numPr>
-          <w:ilvl w:val="1"/>
-          <w:numId w:val="1010"/>
-        </w:numPr>
-        <w:pStyle w:val="Compact"/>
-      </w:pPr>
-      <w:r>
-        <w:t xml:space="preserve">Topic 1.4: the project, scored on</w:t>
-      </w:r>
-      <w:r>
-        <w:t xml:space="preserve"> </w:t>
-      </w:r>
-      <w:r>
-        <w:rPr>
-          <w:rStyle w:val="VerbatimChar"/>
-        </w:rPr>
-        <w:t xml:space="preserve">Rubric 01 - Feed a Family of Four.md</w:t>
-      </w:r>
-      <w:r>
-        <w:t xml:space="preserve"> </w:t>
-      </w:r>
-      <w:r>
-        <w:t xml:space="preserve">(plan, math, nutrition, lab, pitch; 20 points). The Budget Meal Lab itself is also scored on</w:t>
-      </w:r>
-      <w:r>
-        <w:t xml:space="preserve"> </w:t>
-      </w:r>
-      <w:r>
-        <w:rPr>
-          <w:rStyle w:val="VerbatimChar"/>
-        </w:rPr>
-        <w:t xml:space="preserve">Rubric 01 - Lab Rubric.md</w:t>
-      </w:r>
-      <w:r>
-        <w:t xml:space="preserve"> </w:t>
-      </w:r>
-      <w:r>
-        <w:t xml:space="preserve">so it counts with Labs 1 and 2.</w:t>
-      </w:r>
-    </w:p>
-    <w:p>
-      <w:pPr>
-        <w:numPr>
-          <w:ilvl w:val="0"/>
-          <w:numId w:val="1009"/>
-        </w:numPr>
-        <w:pStyle w:val="Compact"/>
-      </w:pPr>
-      <w:r>
-        <w:rPr>
-          <w:b/>
-        </w:rPr>
-        <w:t xml:space="preserve">Unit test:</w:t>
-      </w:r>
-      <w:r>
-        <w:t xml:space="preserve"> </w:t>
-      </w:r>
-      <w:r>
-        <w:rPr>
-          <w:rStyle w:val="VerbatimChar"/>
-        </w:rPr>
-        <w:t xml:space="preserve">Assessment 01.4 - Unit 1 Test.md</w:t>
-      </w:r>
-      <w:r>
-        <w:t xml:space="preserve">, given in Lesson 1.22 after the careers activity. Ten to fifteen items: matching (tools, nutrients, vocabulary), short answer (safety, label reading), one scenario (a family shopping problem with unit price), and one performance item (read a label and a recipe together). Retake once after a review.</w:t>
-      </w:r>
-    </w:p>
-    <w:p>
-      <w:pPr>
-        <w:numPr>
-          <w:ilvl w:val="0"/>
-          <w:numId w:val="1009"/>
-        </w:numPr>
-        <w:pStyle w:val="Compact"/>
-      </w:pPr>
-      <w:r>
-        <w:rPr>
-          <w:b/>
-        </w:rPr>
-        <w:t xml:space="preserve">Lab rubric:</w:t>
-      </w:r>
-      <w:r>
-        <w:t xml:space="preserve"> </w:t>
-      </w:r>
-      <w:r>
-        <w:rPr>
-          <w:rStyle w:val="VerbatimChar"/>
-        </w:rPr>
-        <w:t xml:space="preserve">Rubric 01 - Lab Rubric.md</w:t>
-      </w:r>
-      <w:r>
-        <w:t xml:space="preserve"> </w:t>
-      </w:r>
-      <w:r>
-        <w:t xml:space="preserve">is the three-objective, 1 to 4 pattern from the grading plan (12 points) with a notes box; it is used for Lab 1 (1.8), Lab 2 (1.13), and the Budget Meal Lab (1.20).</w:t>
-      </w:r>
-    </w:p>
-    <w:p>
-      <w:pPr>
-        <w:numPr>
-          <w:ilvl w:val="0"/>
-          <w:numId w:val="1009"/>
-        </w:numPr>
-        <w:pStyle w:val="Compact"/>
-      </w:pPr>
-      <w:r>
-        <w:rPr>
-          <w:b/>
-        </w:rPr>
         <w:t xml:space="preserve">Grade weights within the unit</w:t>
       </w:r>
       <w:r>
@@ -3620,7 +4226,7 @@
       <w:pPr>
         <w:numPr>
           <w:ilvl w:val="0"/>
-          <w:numId w:val="1009"/>
+          <w:numId w:val="1024"/>
         </w:numPr>
         <w:pStyle w:val="Compact"/>
       </w:pPr>
@@ -4135,11 +4741,17 @@
         </w:rPr>
         <w:t xml:space="preserve">, named as the lesson files name them):</w:t>
       </w:r>
-      <w:r>
-        <w:t xml:space="preserve"> </w:t>
-      </w:r>
-      <w:r>
-        <w:t xml:space="preserve">- Topic 1.1:</w:t>
+    </w:p>
+    <w:p>
+      <w:pPr>
+        <w:numPr>
+          <w:ilvl w:val="0"/>
+          <w:numId w:val="1026"/>
+        </w:numPr>
+        <w:pStyle w:val="Compact"/>
+      </w:pPr>
+      <w:r>
+        <w:t xml:space="preserve">Topic 1.1:</w:t>
       </w:r>
       <w:r>
         <w:t xml:space="preserve"> </w:t>
@@ -4189,11 +4801,17 @@
       <w:r>
         <w:t xml:space="preserve">.</w:t>
       </w:r>
-      <w:r>
-        <w:t xml:space="preserve"> </w:t>
-      </w:r>
-      <w:r>
-        <w:t xml:space="preserve">- Topic 1.2:</w:t>
+    </w:p>
+    <w:p>
+      <w:pPr>
+        <w:numPr>
+          <w:ilvl w:val="0"/>
+          <w:numId w:val="1026"/>
+        </w:numPr>
+        <w:pStyle w:val="Compact"/>
+      </w:pPr>
+      <w:r>
+        <w:t xml:space="preserve">Topic 1.2:</w:t>
       </w:r>
       <w:r>
         <w:t xml:space="preserve"> </w:t>
@@ -4294,11 +4912,17 @@
       <w:r>
         <w:t xml:space="preserve">(reused for Labs 2 and 3).</w:t>
       </w:r>
-      <w:r>
-        <w:t xml:space="preserve"> </w:t>
-      </w:r>
-      <w:r>
-        <w:t xml:space="preserve">- Topic 1.3:</w:t>
+    </w:p>
+    <w:p>
+      <w:pPr>
+        <w:numPr>
+          <w:ilvl w:val="0"/>
+          <w:numId w:val="1026"/>
+        </w:numPr>
+        <w:pStyle w:val="Compact"/>
+      </w:pPr>
+      <w:r>
+        <w:t xml:space="preserve">Topic 1.3:</w:t>
       </w:r>
       <w:r>
         <w:t xml:space="preserve"> </w:t>
@@ -4387,11 +5011,17 @@
       <w:r>
         <w:t xml:space="preserve">).</w:t>
       </w:r>
-      <w:r>
-        <w:t xml:space="preserve"> </w:t>
-      </w:r>
-      <w:r>
-        <w:t xml:space="preserve">- Topic 1.4:</w:t>
+    </w:p>
+    <w:p>
+      <w:pPr>
+        <w:numPr>
+          <w:ilvl w:val="0"/>
+          <w:numId w:val="1026"/>
+        </w:numPr>
+        <w:pStyle w:val="Compact"/>
+      </w:pPr>
+      <w:r>
+        <w:t xml:space="preserve">Topic 1.4:</w:t>
       </w:r>
       <w:r>
         <w:t xml:space="preserve"> </w:t>
@@ -4456,19 +5086,257 @@
     </w:p>
     <w:p>
       <w:pPr>
+        <w:pStyle w:val="FirstParagraph"/>
+      </w:pPr>
+      <w:r>
+        <w:rPr>
+          <w:b/>
+        </w:rPr>
+        <w:t xml:space="preserve">Slides:</w:t>
+      </w:r>
+      <w:r>
+        <w:t xml:space="preserve"> </w:t>
+      </w:r>
+      <w:r>
+        <w:t xml:space="preserve">one slide outline per lesson, 1.1 through 1.22, in the same folder,</w:t>
+      </w:r>
+      <w:r>
+        <w:t xml:space="preserve"> </w:t>
+      </w:r>
+      <w:r>
+        <w:rPr>
+          <w:rStyle w:val="VerbatimChar"/>
+        </w:rPr>
+        <w:t xml:space="preserve">Slides 01.MM - [Title].md</w:t>
+      </w:r>
+      <w:r>
+        <w:t xml:space="preserve">. The site build renders every outline as an HTML deck.</w:t>
+      </w:r>
+    </w:p>
+    <w:p>
+      <w:pPr>
         <w:pStyle w:val="BodyText"/>
       </w:pPr>
       <w:r>
         <w:rPr>
           <w:b/>
         </w:rPr>
-        <w:t xml:space="preserve">Slides:</w:t>
-      </w:r>
-      <w:r>
-        <w:t xml:space="preserve"> </w:t>
-      </w:r>
-      <w:r>
-        <w:t xml:space="preserve">one slide outline per lesson, 1.1 through 1.22, in the same folder,</w:t>
+        <w:t xml:space="preserve">No-kitchen plan for the whole unit:</w:t>
+      </w:r>
+      <w:r>
+        <w:t xml:space="preserve"> </w:t>
+      </w:r>
+      <w:r>
+        <w:t xml:space="preserve">every lab has a written alternative inside its lesson. At unit level, if the room has no working kitchen for the whole unit: Lab 1 becomes a no-cook overnight oats or trail mix build in cups with the same role cards and flowchart (about $6 per station); Lab 2 becomes a</w:t>
+      </w:r>
+      <w:r>
+        <w:t xml:space="preserve"> </w:t>
+      </w:r>
+      <w:r>
+        <w:t xml:space="preserve">“</w:t>
+      </w:r>
+      <w:r>
+        <w:t xml:space="preserve">nachos on paper</w:t>
+      </w:r>
+      <w:r>
+        <w:t xml:space="preserve">”</w:t>
+      </w:r>
+      <w:r>
+        <w:t xml:space="preserve"> </w:t>
+      </w:r>
+      <w:r>
+        <w:t xml:space="preserve">plate build with food cards plus a real chip and cheese label read, or a fresh salsa with pre-cut vegetables if a sink is available; the Budget Meal Lab becomes a no-cook dish from each team’s plan (a wrap, a yogurt parfait, a bean salad from canned beans and pre-cut vegetables) served on a set place. The Silent Measurement Challenge runs anywhere with dry goods, water, and a scale. The Hazard Hunt runs on photos. Every safety lesson runs as written because none of them need heat.</w:t>
+      </w:r>
+    </w:p>
+    <w:p>
+      <w:pPr>
+        <w:pStyle w:val="Heading2"/>
+      </w:pPr>
+      <w:bookmarkStart w:id="42" w:name="health-and-other-department-coordination"/>
+      <w:r>
+        <w:t xml:space="preserve">11. Health and other-department coordination</w:t>
+      </w:r>
+      <w:bookmarkEnd w:id="42"/>
+    </w:p>
+    <w:p>
+      <w:pPr>
+        <w:pStyle w:val="FirstParagraph"/>
+      </w:pPr>
+      <w:r>
+        <w:t xml:space="preserve">The health course covers the food groups, the Dietary Guidelines as a document, body image, and eating disorders. FACS does not reteach those. FACS covers what health cannot do in a classroom: reading a real label, building a real plate at a real meal, testing a real food video against a credible source, cooking, and shopping on a budget.</w:t>
+      </w:r>
+    </w:p>
+    <w:p>
+      <w:pPr>
+        <w:pStyle w:val="BodyText"/>
+      </w:pPr>
+      <w:r>
+        <w:t xml:space="preserve">Coordination points, flagged on the lesson pages:</w:t>
+      </w:r>
+    </w:p>
+    <w:p>
+      <w:pPr>
+        <w:numPr>
+          <w:ilvl w:val="0"/>
+          <w:numId w:val="1027"/>
+        </w:numPr>
+        <w:pStyle w:val="Compact"/>
+      </w:pPr>
+      <w:r>
+        <w:t xml:space="preserve">Lesson 1.9 (the six nutrients): pre-assessed in Lesson 0.5. If health has already taught nutrients this year, this lesson runs as a 15-minute review and the time goes to Lesson 1.10.</w:t>
+      </w:r>
+      <w:r>
+        <w:t xml:space="preserve"> </w:t>
+      </w:r>
+      <w:r>
+        <w:rPr>
+          <w:rStyle w:val="TeacherNote"/>
+        </w:rPr>
+        <w:t xml:space="preserve">[Sal: ask the health teacher in the first week which grade gets nutrients and when.]</w:t>
+      </w:r>
+    </w:p>
+    <w:p>
+      <w:pPr>
+        <w:numPr>
+          <w:ilvl w:val="0"/>
+          <w:numId w:val="1027"/>
+        </w:numPr>
+        <w:pStyle w:val="Compact"/>
+      </w:pPr>
+      <w:r>
+        <w:t xml:space="preserve">Lesson 1.10 (MyPlate beyond the food groups): health teaches the groups; FACS puts portions on a real plate and a real lunch tray. Share the plate cards with the health teacher so both rooms use the same picture.</w:t>
+      </w:r>
+    </w:p>
+    <w:p>
+      <w:pPr>
+        <w:numPr>
+          <w:ilvl w:val="0"/>
+          <w:numId w:val="1027"/>
+        </w:numPr>
+        <w:pStyle w:val="Compact"/>
+      </w:pPr>
+      <w:r>
+        <w:t xml:space="preserve">Lesson 1.12 (credible sources): N&amp;W 2. d) and National FCS 14.2.3 touch fad diets, supplements, and eating disorders. FACS stays on</w:t>
+      </w:r>
+      <w:r>
+        <w:t xml:space="preserve"> </w:t>
+      </w:r>
+      <w:r>
+        <w:t xml:space="preserve">“</w:t>
+      </w:r>
+      <w:r>
+        <w:t xml:space="preserve">is this source credible and what is it selling.</w:t>
+      </w:r>
+      <w:r>
+        <w:t xml:space="preserve">”</w:t>
+      </w:r>
+      <w:r>
+        <w:t xml:space="preserve"> </w:t>
+      </w:r>
+      <w:r>
+        <w:t xml:space="preserve">Anything about body image or disordered eating is referred to the health teacher and the counselor, and the lesson says so.</w:t>
+      </w:r>
+    </w:p>
+    <w:p>
+      <w:pPr>
+        <w:pStyle w:val="FirstParagraph"/>
+      </w:pPr>
+      <w:r>
+        <w:t xml:space="preserve">Math: the math teacher covers unit rate in grade 6 and 7; Lesson 1.16 uses the same words (unit rate, per ounce) so the skill transfers. Science: bacteria growth and heat transfer are named in Lessons 1.2 and 1.3 as science ideas with a science teacher to ask. Art: the menu card in 1.21 is a chance to borrow the art room’s paper and a rubric line on layout.</w:t>
+      </w:r>
+    </w:p>
+    <w:p>
+      <w:pPr>
+        <w:pStyle w:val="Heading2"/>
+      </w:pPr>
+      <w:bookmarkStart w:id="43" w:name="connections-in-building-and-community"/>
+      <w:r>
+        <w:t xml:space="preserve">12. Connections (in-building and community)</w:t>
+      </w:r>
+      <w:bookmarkEnd w:id="43"/>
+    </w:p>
+    <w:p>
+      <w:pPr>
+        <w:numPr>
+          <w:ilvl w:val="0"/>
+          <w:numId w:val="1028"/>
+        </w:numPr>
+        <w:pStyle w:val="Compact"/>
+      </w:pPr>
+      <w:r>
+        <w:t xml:space="preserve">Inside the building: the school nurse, for Topic 1.1. FACS gives the nurse a class that knows where the first aid kit is, how to report an accident, and the allergy rules of the room; the nurse gives FACS a five-minute visit in Lesson 1.3 on burns, cuts, and choking, and the section allergy list before every lab.</w:t>
+      </w:r>
+    </w:p>
+    <w:p>
+      <w:pPr>
+        <w:numPr>
+          <w:ilvl w:val="0"/>
+          <w:numId w:val="1028"/>
+        </w:numPr>
+        <w:pStyle w:val="Compact"/>
+      </w:pPr>
+      <w:r>
+        <w:t xml:space="preserve">Inside the building: the math teacher, for Lesson 1.16. FACS gives the math class a real unit-rate problem set with a store circular attached; the math teacher gives FACS the vocabulary and the method the students already know so the lesson does not fight it.</w:t>
+      </w:r>
+    </w:p>
+    <w:p>
+      <w:pPr>
+        <w:numPr>
+          <w:ilvl w:val="0"/>
+          <w:numId w:val="1028"/>
+        </w:numPr>
+        <w:pStyle w:val="Compact"/>
+      </w:pPr>
+      <w:r>
+        <w:t xml:space="preserve">Community: the manager of the local supermarket the circular comes from. FACS gives the store a class of future customers who can read a unit price tag and a thank-you card from each team; the store gives FACS a stack of circulars each week, a short visit or video on how the store decides what goes on sale, and, if it is willing, a small gift card toward the Budget Meal Lab.</w:t>
+      </w:r>
+      <w:r>
+        <w:t xml:space="preserve"> </w:t>
+      </w:r>
+      <w:r>
+        <w:rPr>
+          <w:rStyle w:val="TeacherNote"/>
+        </w:rPr>
+        <w:t xml:space="preserve">[Sal: at Brentwood this was King Kullen. Name your school’s nearest store.]</w:t>
+      </w:r>
+    </w:p>
+    <w:p>
+      <w:pPr>
+        <w:numPr>
+          <w:ilvl w:val="0"/>
+          <w:numId w:val="1028"/>
+        </w:numPr>
+        <w:pStyle w:val="Compact"/>
+      </w:pPr>
+      <w:r>
+        <w:t xml:space="preserve">Community: a Cornell Cooperative Extension nutrition educator (Suffolk or Nassau office) for Lesson 1.10 or 1.22. FACS gives the educator a class audience and a place to run one of the extension’s own plate activities; the educator gives FACS a credible-source guest for Lesson 1.12 and a real dietitian pathway for Lesson 1.22.</w:t>
+      </w:r>
+      <w:r>
+        <w:t xml:space="preserve"> </w:t>
+      </w:r>
+      <w:r>
+        <w:rPr>
+          <w:rStyle w:val="TeacherNote"/>
+        </w:rPr>
+        <w:t xml:space="preserve">[Sal: confirm which county office serves your district.]</w:t>
+      </w:r>
+    </w:p>
+    <w:p>
+      <w:pPr>
+        <w:pStyle w:val="Heading2"/>
+      </w:pPr>
+      <w:bookmarkStart w:id="44" w:name="vocabulary-for-translation"/>
+      <w:r>
+        <w:t xml:space="preserve">13. Vocabulary for translation</w:t>
+      </w:r>
+      <w:bookmarkEnd w:id="44"/>
+    </w:p>
+    <w:p>
+      <w:pPr>
+        <w:pStyle w:val="FirstParagraph"/>
+      </w:pPr>
+      <w:r>
+        <w:t xml:space="preserve">See</w:t>
       </w:r>
       <w:r>
         <w:t xml:space="preserve"> </w:t>
@@ -4477,10 +5345,76 @@
         <w:rPr>
           <w:rStyle w:val="VerbatimChar"/>
         </w:rPr>
-        <w:t xml:space="preserve">Slides 01.MM - [Title].md</w:t>
-      </w:r>
-      <w:r>
-        <w:t xml:space="preserve">. The site build renders every outline as an HTML deck.</w:t>
+        <w:t xml:space="preserve">Vocabulary 01.md</w:t>
+      </w:r>
+      <w:r>
+        <w:t xml:space="preserve">: 40 Tier 3 terms across the four topics with a one-line student definition and columns for Turkish, Portuguese, and Spanish, marked</w:t>
+      </w:r>
+      <w:r>
+        <w:t xml:space="preserve"> </w:t>
+      </w:r>
+      <w:r>
+        <w:rPr>
+          <w:rStyle w:val="TeacherNote"/>
+        </w:rPr>
+        <w:t xml:space="preserve">[check with a native speaker]</w:t>
+      </w:r>
+      <w:r>
+        <w:t xml:space="preserve"> </w:t>
+      </w:r>
+      <w:r>
+        <w:t xml:space="preserve">until a native speaker verifies them, plus sentence starters for a lab role, for feedback, and for the pitch in all four languages.</w:t>
+      </w:r>
+    </w:p>
+    <w:p>
+      <w:pPr>
+        <w:pStyle w:val="Heading2"/>
+      </w:pPr>
+      <w:bookmarkStart w:id="45" w:name="what-sal-should-replace"/>
+      <w:r>
+        <w:t xml:space="preserve">14. What Sal should replace</w:t>
+      </w:r>
+      <w:bookmarkEnd w:id="45"/>
+    </w:p>
+    <w:p>
+      <w:pPr>
+        <w:pStyle w:val="FirstParagraph"/>
+      </w:pPr>
+      <w:r>
+        <w:t xml:space="preserve">Placeholders in the three unit-level files (</w:t>
+      </w:r>
+      <w:r>
+        <w:rPr>
+          <w:rStyle w:val="VerbatimChar"/>
+        </w:rPr>
+        <w:t xml:space="preserve">Unit 01</w:t>
+      </w:r>
+      <w:r>
+        <w:t xml:space="preserve">,</w:t>
+      </w:r>
+      <w:r>
+        <w:t xml:space="preserve"> </w:t>
+      </w:r>
+      <w:r>
+        <w:rPr>
+          <w:rStyle w:val="VerbatimChar"/>
+        </w:rPr>
+        <w:t xml:space="preserve">Calendar 01</w:t>
+      </w:r>
+      <w:r>
+        <w:t xml:space="preserve">,</w:t>
+      </w:r>
+      <w:r>
+        <w:t xml:space="preserve"> </w:t>
+      </w:r>
+      <w:r>
+        <w:rPr>
+          <w:rStyle w:val="VerbatimChar"/>
+        </w:rPr>
+        <w:t xml:space="preserve">Vocabulary 01</w:t>
+      </w:r>
+      <w:r>
+        <w:t xml:space="preserve">). The lesson, project, rubric, and assessment files list their own.</w:t>
       </w:r>
     </w:p>
     <w:p>
@@ -4488,66 +5422,214 @@
         <w:pStyle w:val="BodyText"/>
       </w:pPr>
       <w:r>
-        <w:rPr>
-          <w:b/>
-        </w:rPr>
-        <w:t xml:space="preserve">No-kitchen plan for the whole unit:</w:t>
-      </w:r>
-      <w:r>
-        <w:t xml:space="preserve"> </w:t>
-      </w:r>
-      <w:r>
-        <w:t xml:space="preserve">every lab has a written alternative inside its lesson. At unit level, if the room has no working kitchen for the whole unit: Lab 1 becomes a no-cook overnight oats or trail mix build in cups with the same role cards and flowchart (about $6 per station); Lab 2 becomes a</w:t>
-      </w:r>
-      <w:r>
-        <w:t xml:space="preserve"> </w:t>
-      </w:r>
-      <w:r>
-        <w:t xml:space="preserve">“</w:t>
-      </w:r>
-      <w:r>
-        <w:t xml:space="preserve">nachos on paper</w:t>
-      </w:r>
-      <w:r>
-        <w:t xml:space="preserve">”</w:t>
-      </w:r>
-      <w:r>
-        <w:t xml:space="preserve"> </w:t>
-      </w:r>
-      <w:r>
-        <w:t xml:space="preserve">plate build with food cards plus a real chip and cheese label read, or a fresh salsa with pre-cut vegetables if a sink is available; the Budget Meal Lab becomes a no-cook dish from each team’s plan (a wrap, a yogurt parfait, a bean salad from canned beans and pre-cut vegetables) served on a set place. The Silent Measurement Challenge runs anywhere with dry goods, water, and a scale. The Hazard Hunt runs on photos. Every safety lesson runs as written because none of them need heat.</w:t>
-      </w:r>
-    </w:p>
-    <w:p>
-      <w:pPr>
-        <w:pStyle w:val="Heading2"/>
-      </w:pPr>
-      <w:bookmarkStart w:id="42" w:name="health-and-other-department-coordination"/>
-      <w:r>
-        <w:t xml:space="preserve">11. Health and other-department coordination</w:t>
-      </w:r>
-      <w:bookmarkEnd w:id="42"/>
+        <w:t xml:space="preserve">In this unit plan:</w:t>
+      </w:r>
+    </w:p>
+    <w:p>
+      <w:pPr>
+        <w:numPr>
+          <w:ilvl w:val="0"/>
+          <w:numId w:val="1029"/>
+        </w:numPr>
+      </w:pPr>
+      <w:r>
+        <w:t xml:space="preserve">Section 7:</w:t>
+      </w:r>
+      <w:r>
+        <w:t xml:space="preserve"> </w:t>
+      </w:r>
+      <w:r>
+        <w:rPr>
+          <w:rStyle w:val="TeacherNote"/>
+        </w:rPr>
+        <w:t xml:space="preserve">[Sal: confirm the Standard 1 and Standard 3 wording against the NYSED PDF before the standards map goes live; see crosswalk E.4.]</w:t>
+      </w:r>
+    </w:p>
+    <w:p>
+      <w:pPr>
+        <w:numPr>
+          <w:ilvl w:val="0"/>
+          <w:numId w:val="1029"/>
+        </w:numPr>
+      </w:pPr>
+      <w:r>
+        <w:t xml:space="preserve">Section 8:</w:t>
+      </w:r>
+      <w:r>
+        <w:t xml:space="preserve"> </w:t>
+      </w:r>
+      <w:r>
+        <w:rPr>
+          <w:rStyle w:val="TeacherNote"/>
+        </w:rPr>
+        <w:t xml:space="preserve">[Sal: your Brentwood run had a pitch and jingle and a class vote; keep the jingle if it still works for you.]</w:t>
+      </w:r>
+    </w:p>
+    <w:p>
+      <w:pPr>
+        <w:numPr>
+          <w:ilvl w:val="0"/>
+          <w:numId w:val="1029"/>
+        </w:numPr>
+      </w:pPr>
+      <w:r>
+        <w:t xml:space="preserve">Section 10:</w:t>
+      </w:r>
+      <w:r>
+        <w:t xml:space="preserve"> </w:t>
+      </w:r>
+      <w:r>
+        <w:rPr>
+          <w:rStyle w:val="TeacherNote"/>
+        </w:rPr>
+        <w:t xml:space="preserve">[Sal: set the station count once you know your school’s section sizes and how many working kitchens the room has.]</w:t>
+      </w:r>
+    </w:p>
+    <w:p>
+      <w:pPr>
+        <w:numPr>
+          <w:ilvl w:val="0"/>
+          <w:numId w:val="1029"/>
+        </w:numPr>
+      </w:pPr>
+      <w:r>
+        <w:t xml:space="preserve">Section 10:</w:t>
+      </w:r>
+      <w:r>
+        <w:t xml:space="preserve"> </w:t>
+      </w:r>
+      <w:r>
+        <w:rPr>
+          <w:rStyle w:val="TeacherNote"/>
+        </w:rPr>
+        <w:t xml:space="preserve">[Sal: put your school’s lab budget here and adjust the per-station caps to match. Your Brentwood number was about $20 per 4 to 8 students per lab.]</w:t>
+      </w:r>
+    </w:p>
+    <w:p>
+      <w:pPr>
+        <w:numPr>
+          <w:ilvl w:val="0"/>
+          <w:numId w:val="1029"/>
+        </w:numPr>
+      </w:pPr>
+      <w:r>
+        <w:t xml:space="preserve">Section 10:</w:t>
+      </w:r>
+      <w:r>
+        <w:t xml:space="preserve"> </w:t>
+      </w:r>
+      <w:r>
+        <w:rPr>
+          <w:rStyle w:val="TeacherNote"/>
+        </w:rPr>
+        <w:t xml:space="preserve">[Sal: walk your school’s room with this list before the year starts; the gram scale and the thermometers are the two things most rooms are missing.]</w:t>
+      </w:r>
+      <w:r>
+        <w:t xml:space="preserve"> </w:t>
+      </w:r>
+      <w:r>
+        <w:t xml:space="preserve">5a. Section 10:</w:t>
+      </w:r>
+      <w:r>
+        <w:t xml:space="preserve"> </w:t>
+      </w:r>
+      <w:r>
+        <w:rPr>
+          <w:rStyle w:val="TeacherNote"/>
+        </w:rPr>
+        <w:t xml:space="preserve">[Sal: pick one extension for the Materials page; the lesson references get renamed to match in the site build.]</w:t>
+      </w:r>
+    </w:p>
+    <w:p>
+      <w:pPr>
+        <w:numPr>
+          <w:ilvl w:val="0"/>
+          <w:numId w:val="1029"/>
+        </w:numPr>
+      </w:pPr>
+      <w:r>
+        <w:t xml:space="preserve">Section 11:</w:t>
+      </w:r>
+      <w:r>
+        <w:t xml:space="preserve"> </w:t>
+      </w:r>
+      <w:r>
+        <w:rPr>
+          <w:rStyle w:val="TeacherNote"/>
+        </w:rPr>
+        <w:t xml:space="preserve">[Sal: ask the health teacher in the first week which grade gets nutrients and when.]</w:t>
+      </w:r>
+    </w:p>
+    <w:p>
+      <w:pPr>
+        <w:numPr>
+          <w:ilvl w:val="0"/>
+          <w:numId w:val="1029"/>
+        </w:numPr>
+      </w:pPr>
+      <w:r>
+        <w:t xml:space="preserve">Section 12:</w:t>
+      </w:r>
+      <w:r>
+        <w:t xml:space="preserve"> </w:t>
+      </w:r>
+      <w:r>
+        <w:rPr>
+          <w:rStyle w:val="TeacherNote"/>
+        </w:rPr>
+        <w:t xml:space="preserve">[Sal: at Brentwood this was King Kullen. Name your school’s nearest store.]</w:t>
+      </w:r>
+    </w:p>
+    <w:p>
+      <w:pPr>
+        <w:numPr>
+          <w:ilvl w:val="0"/>
+          <w:numId w:val="1029"/>
+        </w:numPr>
+      </w:pPr>
+      <w:r>
+        <w:t xml:space="preserve">Section 12:</w:t>
+      </w:r>
+      <w:r>
+        <w:t xml:space="preserve"> </w:t>
+      </w:r>
+      <w:r>
+        <w:rPr>
+          <w:rStyle w:val="TeacherNote"/>
+        </w:rPr>
+        <w:t xml:space="preserve">[Sal: confirm which county office serves your district.]</w:t>
+      </w:r>
     </w:p>
     <w:p>
       <w:pPr>
         <w:pStyle w:val="FirstParagraph"/>
       </w:pPr>
       <w:r>
-        <w:t xml:space="preserve">The health course covers the food groups, the Dietary Guidelines as a document, body image, and eating disorders. FACS does not reteach those. FACS covers what health cannot do in a classroom: reading a real label, building a real plate at a real meal, testing a real food video against a credible source, cooking, and shopping on a budget.</w:t>
-      </w:r>
-    </w:p>
-    <w:p>
-      <w:pPr>
-        <w:pStyle w:val="BodyText"/>
-      </w:pPr>
-      <w:r>
-        <w:t xml:space="preserve">Coordination points, flagged on the lesson pages:</w:t>
-      </w:r>
-      <w:r>
-        <w:t xml:space="preserve"> </w:t>
-      </w:r>
-      <w:r>
-        <w:t xml:space="preserve">- Lesson 1.9 (the six nutrients): pre-assessed in Lesson 0.5. If health has already taught nutrients this year, this lesson runs as a 15-minute review and the time goes to Lesson 1.10.</w:t>
+        <w:t xml:space="preserve">In</w:t>
+      </w:r>
+      <w:r>
+        <w:t xml:space="preserve"> </w:t>
+      </w:r>
+      <w:r>
+        <w:rPr>
+          <w:rStyle w:val="VerbatimChar"/>
+        </w:rPr>
+        <w:t xml:space="preserve">Calendar 01.md</w:t>
+      </w:r>
+      <w:r>
+        <w:t xml:space="preserve">:</w:t>
+      </w:r>
+    </w:p>
+    <w:p>
+      <w:pPr>
+        <w:numPr>
+          <w:ilvl w:val="0"/>
+          <w:numId w:val="1030"/>
+        </w:numPr>
+        <w:pStyle w:val="Compact"/>
+      </w:pPr>
+      <w:r>
+        <w:t xml:space="preserve">Header:</w:t>
       </w:r>
       <w:r>
         <w:t xml:space="preserve"> </w:t>
@@ -4556,91 +5638,19 @@
         <w:rPr>
           <w:rStyle w:val="TeacherNote"/>
         </w:rPr>
-        <w:t xml:space="preserve">[Sal: ask the health teacher in the first week which grade gets nutrients and when.]</w:t>
-      </w:r>
-      <w:r>
-        <w:t xml:space="preserve"> </w:t>
-      </w:r>
-      <w:r>
-        <w:t xml:space="preserve">- Lesson 1.10 (MyPlate beyond the food groups): health teaches the groups; FACS puts portions on a real plate and a real lunch tray. Share the plate cards with the health teacher so both rooms use the same picture.</w:t>
-      </w:r>
-      <w:r>
-        <w:t xml:space="preserve"> </w:t>
-      </w:r>
-      <w:r>
-        <w:t xml:space="preserve">- Lesson 1.12 (credible sources): N&amp;W 2. d) and National FCS 14.2.3 touch fad diets, supplements, and eating disorders. FACS stays on</w:t>
-      </w:r>
-      <w:r>
-        <w:t xml:space="preserve"> </w:t>
-      </w:r>
-      <w:r>
-        <w:t xml:space="preserve">“</w:t>
-      </w:r>
-      <w:r>
-        <w:t xml:space="preserve">is this source credible and what is it selling.</w:t>
-      </w:r>
-      <w:r>
-        <w:t xml:space="preserve">”</w:t>
-      </w:r>
-      <w:r>
-        <w:t xml:space="preserve"> </w:t>
-      </w:r>
-      <w:r>
-        <w:t xml:space="preserve">Anything about body image or disordered eating is referred to the health teacher and the counselor, and the lesson says so.</w:t>
-      </w:r>
-    </w:p>
-    <w:p>
-      <w:pPr>
-        <w:pStyle w:val="BodyText"/>
-      </w:pPr>
-      <w:r>
-        <w:t xml:space="preserve">Math: the math teacher covers unit rate in grade 6 and 7; Lesson 1.16 uses the same words (unit rate, per ounce) so the skill transfers. Science: bacteria growth and heat transfer are named in Lessons 1.2 and 1.3 as science ideas with a science teacher to ask. Art: the menu card in 1.21 is a chance to borrow the art room’s paper and a rubric line on layout.</w:t>
-      </w:r>
-    </w:p>
-    <w:p>
-      <w:pPr>
-        <w:pStyle w:val="Heading2"/>
-      </w:pPr>
-      <w:bookmarkStart w:id="43" w:name="connections-in-building-and-community"/>
-      <w:r>
-        <w:t xml:space="preserve">12. Connections (in-building and community)</w:t>
-      </w:r>
-      <w:bookmarkEnd w:id="43"/>
-    </w:p>
-    <w:p>
-      <w:pPr>
-        <w:numPr>
-          <w:ilvl w:val="0"/>
-          <w:numId w:val="1011"/>
-        </w:numPr>
-        <w:pStyle w:val="Compact"/>
-      </w:pPr>
-      <w:r>
-        <w:t xml:space="preserve">Inside the building: the school nurse, for Topic 1.1. FACS gives the nurse a class that knows where the first aid kit is, how to report an accident, and the allergy rules of the room; the nurse gives FACS a five-minute visit in Lesson 1.3 on burns, cuts, and choking, and the section allergy list before every lab.</w:t>
-      </w:r>
-    </w:p>
-    <w:p>
-      <w:pPr>
-        <w:numPr>
-          <w:ilvl w:val="0"/>
-          <w:numId w:val="1011"/>
-        </w:numPr>
-        <w:pStyle w:val="Compact"/>
-      </w:pPr>
-      <w:r>
-        <w:t xml:space="preserve">Inside the building: the math teacher, for Lesson 1.16. FACS gives the math class a real unit-rate problem set with a store circular attached; the math teacher gives FACS the vocabulary and the method the students already know so the lesson does not fight it.</w:t>
-      </w:r>
-    </w:p>
-    <w:p>
-      <w:pPr>
-        <w:numPr>
-          <w:ilvl w:val="0"/>
-          <w:numId w:val="1011"/>
-        </w:numPr>
-        <w:pStyle w:val="Compact"/>
-      </w:pPr>
-      <w:r>
-        <w:t xml:space="preserve">Community: the manager of the local supermarket the circular comes from. FACS gives the store a class of future customers who can read a unit price tag and a thank-you card from each team; the store gives FACS a stack of circulars each week, a short visit or video on how the store decides what goes on sale, and, if it is willing, a small gift card toward the Budget Meal Lab.</w:t>
+        <w:t xml:space="preserve">[Sal: the calendar is in day numbers; map them onto your school’s calendar.]</w:t>
+      </w:r>
+    </w:p>
+    <w:p>
+      <w:pPr>
+        <w:numPr>
+          <w:ilvl w:val="0"/>
+          <w:numId w:val="1030"/>
+        </w:numPr>
+        <w:pStyle w:val="Compact"/>
+      </w:pPr>
+      <w:r>
+        <w:t xml:space="preserve">Day 35 cell:</w:t>
       </w:r>
       <w:r>
         <w:t xml:space="preserve"> </w:t>
@@ -4649,19 +5659,39 @@
         <w:rPr>
           <w:rStyle w:val="TeacherNote"/>
         </w:rPr>
-        <w:t xml:space="preserve">[Sal: at Brentwood this was King Kullen. Name your school’s nearest store.]</w:t>
-      </w:r>
-    </w:p>
-    <w:p>
-      <w:pPr>
-        <w:numPr>
-          <w:ilvl w:val="0"/>
-          <w:numId w:val="1011"/>
-        </w:numPr>
-        <w:pStyle w:val="Compact"/>
-      </w:pPr>
-      <w:r>
-        <w:t xml:space="preserve">Community: a Cornell Cooperative Extension nutrition educator (Suffolk or Nassau office) for Lesson 1.10 or 1.22. FACS gives the educator a class audience and a place to run one of the extension’s own plate activities; the educator gives FACS a credible-source guest for Lesson 1.12 and a real dietitian pathway for Lesson 1.22.</w:t>
+        <w:t xml:space="preserve">[Sal: if your school ends marking period 1 before day 35, move the Unit 1 test to the first day of Unit 2.]</w:t>
+      </w:r>
+    </w:p>
+    <w:p>
+      <w:pPr>
+        <w:pStyle w:val="FirstParagraph"/>
+      </w:pPr>
+      <w:r>
+        <w:t xml:space="preserve">In</w:t>
+      </w:r>
+      <w:r>
+        <w:t xml:space="preserve"> </w:t>
+      </w:r>
+      <w:r>
+        <w:rPr>
+          <w:rStyle w:val="VerbatimChar"/>
+        </w:rPr>
+        <w:t xml:space="preserve">Vocabulary 01.md</w:t>
+      </w:r>
+      <w:r>
+        <w:t xml:space="preserve">:</w:t>
+      </w:r>
+    </w:p>
+    <w:p>
+      <w:pPr>
+        <w:numPr>
+          <w:ilvl w:val="0"/>
+          <w:numId w:val="1031"/>
+        </w:numPr>
+        <w:pStyle w:val="Compact"/>
+      </w:pPr>
+      <w:r>
+        <w:t xml:space="preserve">Header:</w:t>
       </w:r>
       <w:r>
         <w:t xml:space="preserve"> </w:t>
@@ -4670,343 +5700,25 @@
         <w:rPr>
           <w:rStyle w:val="TeacherNote"/>
         </w:rPr>
-        <w:t xml:space="preserve">[Sal: confirm which county office serves your district.]</w:t>
-      </w:r>
-    </w:p>
-    <w:p>
-      <w:pPr>
-        <w:pStyle w:val="Heading2"/>
-      </w:pPr>
-      <w:bookmarkStart w:id="44" w:name="vocabulary-for-translation"/>
-      <w:r>
-        <w:t xml:space="preserve">13. Vocabulary for translation</w:t>
-      </w:r>
-      <w:bookmarkEnd w:id="44"/>
-    </w:p>
-    <w:p>
-      <w:pPr>
-        <w:pStyle w:val="FirstParagraph"/>
-      </w:pPr>
-      <w:r>
-        <w:t xml:space="preserve">See</w:t>
-      </w:r>
-      <w:r>
-        <w:t xml:space="preserve"> </w:t>
-      </w:r>
-      <w:r>
-        <w:rPr>
-          <w:rStyle w:val="VerbatimChar"/>
-        </w:rPr>
-        <w:t xml:space="preserve">Vocabulary 01.md</w:t>
-      </w:r>
-      <w:r>
-        <w:t xml:space="preserve">: 40 Tier 3 terms across the four topics with a one-line student definition and columns for Turkish, Portuguese, and Spanish, marked</w:t>
-      </w:r>
-      <w:r>
-        <w:t xml:space="preserve"> </w:t>
-      </w:r>
-      <w:r>
-        <w:rPr>
-          <w:rStyle w:val="TeacherNote"/>
-        </w:rPr>
         <w:t xml:space="preserve">[check with a native speaker]</w:t>
       </w:r>
       <w:r>
         <w:t xml:space="preserve"> </w:t>
       </w:r>
       <w:r>
-        <w:t xml:space="preserve">until a native speaker verifies them, plus sentence starters for a lab role, for feedback, and for the pitch in all four languages.</w:t>
-      </w:r>
-    </w:p>
-    <w:p>
-      <w:pPr>
-        <w:pStyle w:val="Heading2"/>
-      </w:pPr>
-      <w:bookmarkStart w:id="45" w:name="what-sal-should-replace"/>
-      <w:r>
-        <w:t xml:space="preserve">14. What Sal should replace</w:t>
-      </w:r>
-      <w:bookmarkEnd w:id="45"/>
-    </w:p>
-    <w:p>
-      <w:pPr>
-        <w:pStyle w:val="FirstParagraph"/>
-      </w:pPr>
-      <w:r>
-        <w:t xml:space="preserve">Placeholders in the three unit-level files (</w:t>
-      </w:r>
-      <w:r>
-        <w:rPr>
-          <w:rStyle w:val="VerbatimChar"/>
-        </w:rPr>
-        <w:t xml:space="preserve">Unit 01</w:t>
-      </w:r>
-      <w:r>
-        <w:t xml:space="preserve">,</w:t>
-      </w:r>
-      <w:r>
-        <w:t xml:space="preserve"> </w:t>
-      </w:r>
-      <w:r>
-        <w:rPr>
-          <w:rStyle w:val="VerbatimChar"/>
-        </w:rPr>
-        <w:t xml:space="preserve">Calendar 01</w:t>
-      </w:r>
-      <w:r>
-        <w:t xml:space="preserve">,</w:t>
-      </w:r>
-      <w:r>
-        <w:t xml:space="preserve"> </w:t>
-      </w:r>
-      <w:r>
-        <w:rPr>
-          <w:rStyle w:val="VerbatimChar"/>
-        </w:rPr>
-        <w:t xml:space="preserve">Vocabulary 01</w:t>
-      </w:r>
-      <w:r>
-        <w:t xml:space="preserve">). The lesson, project, rubric, and assessment files list their own.</w:t>
-      </w:r>
-    </w:p>
-    <w:p>
-      <w:pPr>
-        <w:pStyle w:val="BodyText"/>
-      </w:pPr>
-      <w:r>
-        <w:t xml:space="preserve">In this unit plan:</w:t>
-      </w:r>
-      <w:r>
-        <w:t xml:space="preserve"> </w:t>
-      </w:r>
-      <w:r>
-        <w:t xml:space="preserve">1. Section 7:</w:t>
-      </w:r>
-      <w:r>
-        <w:t xml:space="preserve"> </w:t>
-      </w:r>
-      <w:r>
-        <w:rPr>
-          <w:rStyle w:val="TeacherNote"/>
-        </w:rPr>
-        <w:t xml:space="preserve">[Sal: confirm the Standard 1 and Standard 3 wording against the NYSED PDF before the standards map goes live; see crosswalk E.4.]</w:t>
-      </w:r>
-      <w:r>
-        <w:t xml:space="preserve"> </w:t>
-      </w:r>
-      <w:r>
-        <w:t xml:space="preserve">2. Section 8:</w:t>
-      </w:r>
-      <w:r>
-        <w:t xml:space="preserve"> </w:t>
-      </w:r>
-      <w:r>
-        <w:rPr>
-          <w:rStyle w:val="TeacherNote"/>
-        </w:rPr>
-        <w:t xml:space="preserve">[Sal: your Brentwood run had a pitch and jingle and a class vote; keep the jingle if it still works for you.]</w:t>
-      </w:r>
-      <w:r>
-        <w:t xml:space="preserve"> </w:t>
-      </w:r>
-      <w:r>
-        <w:t xml:space="preserve">3. Section 10:</w:t>
-      </w:r>
-      <w:r>
-        <w:t xml:space="preserve"> </w:t>
-      </w:r>
-      <w:r>
-        <w:rPr>
-          <w:rStyle w:val="TeacherNote"/>
-        </w:rPr>
-        <w:t xml:space="preserve">[Sal: set the station count once you know your school’s section sizes and how many working kitchens the room has.]</w:t>
-      </w:r>
-      <w:r>
-        <w:t xml:space="preserve"> </w:t>
-      </w:r>
-      <w:r>
-        <w:t xml:space="preserve">4. Section 10:</w:t>
-      </w:r>
-      <w:r>
-        <w:t xml:space="preserve"> </w:t>
-      </w:r>
-      <w:r>
-        <w:rPr>
-          <w:rStyle w:val="TeacherNote"/>
-        </w:rPr>
-        <w:t xml:space="preserve">[Sal: put your school’s lab budget here and adjust the per-station caps to match. Your Brentwood number was about $20 per 4 to 8 students per lab.]</w:t>
-      </w:r>
-      <w:r>
-        <w:t xml:space="preserve"> </w:t>
-      </w:r>
-      <w:r>
-        <w:t xml:space="preserve">5. Section 10:</w:t>
-      </w:r>
-      <w:r>
-        <w:t xml:space="preserve"> </w:t>
-      </w:r>
-      <w:r>
-        <w:rPr>
-          <w:rStyle w:val="TeacherNote"/>
-        </w:rPr>
-        <w:t xml:space="preserve">[Sal: walk your school’s room with this list before the year starts; the gram scale and the thermometers are the two things most rooms are missing.]</w:t>
-      </w:r>
-      <w:r>
-        <w:t xml:space="preserve"> </w:t>
-      </w:r>
-      <w:r>
-        <w:t xml:space="preserve">5a. Section 10:</w:t>
-      </w:r>
-      <w:r>
-        <w:t xml:space="preserve"> </w:t>
-      </w:r>
-      <w:r>
-        <w:rPr>
-          <w:rStyle w:val="TeacherNote"/>
-        </w:rPr>
-        <w:t xml:space="preserve">[Sal: pick one extension for the Materials page; the lesson references get renamed to match in the site build.]</w:t>
-      </w:r>
-      <w:r>
-        <w:t xml:space="preserve"> </w:t>
-      </w:r>
-      <w:r>
-        <w:t xml:space="preserve">6. Section 11:</w:t>
-      </w:r>
-      <w:r>
-        <w:t xml:space="preserve"> </w:t>
-      </w:r>
-      <w:r>
-        <w:rPr>
-          <w:rStyle w:val="TeacherNote"/>
-        </w:rPr>
-        <w:t xml:space="preserve">[Sal: ask the health teacher in the first week which grade gets nutrients and when.]</w:t>
-      </w:r>
-      <w:r>
-        <w:t xml:space="preserve"> </w:t>
-      </w:r>
-      <w:r>
-        <w:t xml:space="preserve">7. Section 12:</w:t>
-      </w:r>
-      <w:r>
-        <w:t xml:space="preserve"> </w:t>
-      </w:r>
-      <w:r>
-        <w:rPr>
-          <w:rStyle w:val="TeacherNote"/>
-        </w:rPr>
-        <w:t xml:space="preserve">[Sal: at Brentwood this was King Kullen. Name your school’s nearest store.]</w:t>
-      </w:r>
-      <w:r>
-        <w:t xml:space="preserve"> </w:t>
-      </w:r>
-      <w:r>
-        <w:t xml:space="preserve">8. Section 12:</w:t>
-      </w:r>
-      <w:r>
-        <w:t xml:space="preserve"> </w:t>
-      </w:r>
-      <w:r>
-        <w:rPr>
-          <w:rStyle w:val="TeacherNote"/>
-        </w:rPr>
-        <w:t xml:space="preserve">[Sal: confirm which county office serves your district.]</w:t>
-      </w:r>
-    </w:p>
-    <w:p>
-      <w:pPr>
-        <w:pStyle w:val="BodyText"/>
-      </w:pPr>
-      <w:r>
-        <w:t xml:space="preserve">In</w:t>
-      </w:r>
-      <w:r>
-        <w:t xml:space="preserve"> </w:t>
-      </w:r>
-      <w:r>
-        <w:rPr>
-          <w:rStyle w:val="VerbatimChar"/>
-        </w:rPr>
-        <w:t xml:space="preserve">Calendar 01.md</w:t>
-      </w:r>
-      <w:r>
-        <w:t xml:space="preserve">:</w:t>
-      </w:r>
-      <w:r>
-        <w:t xml:space="preserve"> </w:t>
-      </w:r>
-      <w:r>
-        <w:t xml:space="preserve">9. Header:</w:t>
-      </w:r>
-      <w:r>
-        <w:t xml:space="preserve"> </w:t>
-      </w:r>
-      <w:r>
-        <w:rPr>
-          <w:rStyle w:val="TeacherNote"/>
-        </w:rPr>
-        <w:t xml:space="preserve">[Sal: the calendar is in day numbers; map them onto your school’s calendar.]</w:t>
-      </w:r>
-      <w:r>
-        <w:t xml:space="preserve"> </w:t>
-      </w:r>
-      <w:r>
-        <w:t xml:space="preserve">10. Day 35 cell:</w:t>
-      </w:r>
-      <w:r>
-        <w:t xml:space="preserve"> </w:t>
-      </w:r>
-      <w:r>
-        <w:rPr>
-          <w:rStyle w:val="TeacherNote"/>
-        </w:rPr>
-        <w:t xml:space="preserve">[Sal: if your school ends marking period 1 before day 35, move the Unit 1 test to the first day of Unit 2.]</w:t>
-      </w:r>
-    </w:p>
-    <w:p>
-      <w:pPr>
-        <w:pStyle w:val="BodyText"/>
-      </w:pPr>
-      <w:r>
-        <w:t xml:space="preserve">In</w:t>
-      </w:r>
-      <w:r>
-        <w:t xml:space="preserve"> </w:t>
-      </w:r>
-      <w:r>
-        <w:rPr>
-          <w:rStyle w:val="VerbatimChar"/>
-        </w:rPr>
-        <w:t xml:space="preserve">Vocabulary 01.md</w:t>
-      </w:r>
-      <w:r>
-        <w:t xml:space="preserve">:</w:t>
-      </w:r>
-      <w:r>
-        <w:t xml:space="preserve"> </w:t>
-      </w:r>
-      <w:r>
-        <w:t xml:space="preserve">11. Header:</w:t>
-      </w:r>
-      <w:r>
-        <w:t xml:space="preserve"> </w:t>
-      </w:r>
-      <w:r>
-        <w:rPr>
-          <w:rStyle w:val="TeacherNote"/>
-        </w:rPr>
-        <w:t xml:space="preserve">[check with a native speaker]</w:t>
-      </w:r>
-      <w:r>
-        <w:t xml:space="preserve"> </w:t>
-      </w:r>
-      <w:r>
         <w:t xml:space="preserve">on all three translation columns.</w:t>
       </w:r>
-      <w:r>
-        <w:t xml:space="preserve"> </w:t>
-      </w:r>
-      <w:r>
-        <w:t xml:space="preserve">12. Sentence starters:</w:t>
+    </w:p>
+    <w:p>
+      <w:pPr>
+        <w:numPr>
+          <w:ilvl w:val="0"/>
+          <w:numId w:val="1031"/>
+        </w:numPr>
+        <w:pStyle w:val="Compact"/>
+      </w:pPr>
+      <w:r>
+        <w:t xml:space="preserve">Sentence starters:</w:t>
       </w:r>
       <w:r>
         <w:t xml:space="preserve"> </w:t>
@@ -5404,6 +6116,230 @@
     </w:lvl>
     <w:lvl w:ilvl="8">
       <w:start w:val="1"/>
+      <w:numFmt w:val="decimal"/>
+      <w:lvlText w:val="%9."/>
+      <w:lvlJc w:val="left"/>
+      <w:pPr>
+        <w:tabs>
+          <w:tab w:val="num" w:pos="5760"/>
+        </w:tabs>
+        <w:ind w:left="6240" w:hanging="480"/>
+      </w:pPr>
+    </w:lvl>
+  </w:abstractNum>
+  <w:abstractNum w:abstractNumId="99419">
+    <w:nsid w:val="47261bad"/>
+    <w:multiLevelType w:val="multilevel"/>
+    <w:lvl w:ilvl="0">
+      <w:start w:val="9"/>
+      <w:numFmt w:val="decimal"/>
+      <w:lvlText w:val="%1."/>
+      <w:lvlJc w:val="left"/>
+      <w:pPr>
+        <w:tabs>
+          <w:tab w:val="num" w:pos="0"/>
+        </w:tabs>
+        <w:ind w:left="480" w:hanging="480"/>
+      </w:pPr>
+    </w:lvl>
+    <w:lvl w:ilvl="1">
+      <w:start w:val="9"/>
+      <w:numFmt w:val="decimal"/>
+      <w:lvlText w:val="%2."/>
+      <w:lvlJc w:val="left"/>
+      <w:pPr>
+        <w:tabs>
+          <w:tab w:val="num" w:pos="720"/>
+        </w:tabs>
+        <w:ind w:left="1200" w:hanging="480"/>
+      </w:pPr>
+    </w:lvl>
+    <w:lvl w:ilvl="2">
+      <w:start w:val="9"/>
+      <w:numFmt w:val="decimal"/>
+      <w:lvlText w:val="%3."/>
+      <w:lvlJc w:val="left"/>
+      <w:pPr>
+        <w:tabs>
+          <w:tab w:val="num" w:pos="1440"/>
+        </w:tabs>
+        <w:ind w:left="1920" w:hanging="480"/>
+      </w:pPr>
+    </w:lvl>
+    <w:lvl w:ilvl="3">
+      <w:start w:val="9"/>
+      <w:numFmt w:val="decimal"/>
+      <w:lvlText w:val="%4."/>
+      <w:lvlJc w:val="left"/>
+      <w:pPr>
+        <w:tabs>
+          <w:tab w:val="num" w:pos="2160"/>
+        </w:tabs>
+        <w:ind w:left="2640" w:hanging="480"/>
+      </w:pPr>
+    </w:lvl>
+    <w:lvl w:ilvl="4">
+      <w:start w:val="9"/>
+      <w:numFmt w:val="decimal"/>
+      <w:lvlText w:val="%5."/>
+      <w:lvlJc w:val="left"/>
+      <w:pPr>
+        <w:tabs>
+          <w:tab w:val="num" w:pos="2880"/>
+        </w:tabs>
+        <w:ind w:left="3360" w:hanging="480"/>
+      </w:pPr>
+    </w:lvl>
+    <w:lvl w:ilvl="5">
+      <w:start w:val="9"/>
+      <w:numFmt w:val="decimal"/>
+      <w:lvlText w:val="%6."/>
+      <w:lvlJc w:val="left"/>
+      <w:pPr>
+        <w:tabs>
+          <w:tab w:val="num" w:pos="3600"/>
+        </w:tabs>
+        <w:ind w:left="4080" w:hanging="480"/>
+      </w:pPr>
+    </w:lvl>
+    <w:lvl w:ilvl="6">
+      <w:start w:val="9"/>
+      <w:numFmt w:val="decimal"/>
+      <w:lvlText w:val="%7."/>
+      <w:lvlJc w:val="left"/>
+      <w:pPr>
+        <w:tabs>
+          <w:tab w:val="num" w:pos="4320"/>
+        </w:tabs>
+        <w:ind w:left="4800" w:hanging="480"/>
+      </w:pPr>
+    </w:lvl>
+    <w:lvl w:ilvl="7">
+      <w:start w:val="9"/>
+      <w:numFmt w:val="decimal"/>
+      <w:lvlText w:val="%8."/>
+      <w:lvlJc w:val="left"/>
+      <w:pPr>
+        <w:tabs>
+          <w:tab w:val="num" w:pos="5040"/>
+        </w:tabs>
+        <w:ind w:left="5520" w:hanging="480"/>
+      </w:pPr>
+    </w:lvl>
+    <w:lvl w:ilvl="8">
+      <w:start w:val="9"/>
+      <w:numFmt w:val="decimal"/>
+      <w:lvlText w:val="%9."/>
+      <w:lvlJc w:val="left"/>
+      <w:pPr>
+        <w:tabs>
+          <w:tab w:val="num" w:pos="5760"/>
+        </w:tabs>
+        <w:ind w:left="6240" w:hanging="480"/>
+      </w:pPr>
+    </w:lvl>
+  </w:abstractNum>
+  <w:abstractNum w:abstractNumId="994111">
+    <w:nsid w:val="b3cbbdee"/>
+    <w:multiLevelType w:val="multilevel"/>
+    <w:lvl w:ilvl="0">
+      <w:start w:val="11"/>
+      <w:numFmt w:val="decimal"/>
+      <w:lvlText w:val="%1."/>
+      <w:lvlJc w:val="left"/>
+      <w:pPr>
+        <w:tabs>
+          <w:tab w:val="num" w:pos="0"/>
+        </w:tabs>
+        <w:ind w:left="480" w:hanging="480"/>
+      </w:pPr>
+    </w:lvl>
+    <w:lvl w:ilvl="1">
+      <w:start w:val="11"/>
+      <w:numFmt w:val="decimal"/>
+      <w:lvlText w:val="%2."/>
+      <w:lvlJc w:val="left"/>
+      <w:pPr>
+        <w:tabs>
+          <w:tab w:val="num" w:pos="720"/>
+        </w:tabs>
+        <w:ind w:left="1200" w:hanging="480"/>
+      </w:pPr>
+    </w:lvl>
+    <w:lvl w:ilvl="2">
+      <w:start w:val="11"/>
+      <w:numFmt w:val="decimal"/>
+      <w:lvlText w:val="%3."/>
+      <w:lvlJc w:val="left"/>
+      <w:pPr>
+        <w:tabs>
+          <w:tab w:val="num" w:pos="1440"/>
+        </w:tabs>
+        <w:ind w:left="1920" w:hanging="480"/>
+      </w:pPr>
+    </w:lvl>
+    <w:lvl w:ilvl="3">
+      <w:start w:val="11"/>
+      <w:numFmt w:val="decimal"/>
+      <w:lvlText w:val="%4."/>
+      <w:lvlJc w:val="left"/>
+      <w:pPr>
+        <w:tabs>
+          <w:tab w:val="num" w:pos="2160"/>
+        </w:tabs>
+        <w:ind w:left="2640" w:hanging="480"/>
+      </w:pPr>
+    </w:lvl>
+    <w:lvl w:ilvl="4">
+      <w:start w:val="11"/>
+      <w:numFmt w:val="decimal"/>
+      <w:lvlText w:val="%5."/>
+      <w:lvlJc w:val="left"/>
+      <w:pPr>
+        <w:tabs>
+          <w:tab w:val="num" w:pos="2880"/>
+        </w:tabs>
+        <w:ind w:left="3360" w:hanging="480"/>
+      </w:pPr>
+    </w:lvl>
+    <w:lvl w:ilvl="5">
+      <w:start w:val="11"/>
+      <w:numFmt w:val="decimal"/>
+      <w:lvlText w:val="%6."/>
+      <w:lvlJc w:val="left"/>
+      <w:pPr>
+        <w:tabs>
+          <w:tab w:val="num" w:pos="3600"/>
+        </w:tabs>
+        <w:ind w:left="4080" w:hanging="480"/>
+      </w:pPr>
+    </w:lvl>
+    <w:lvl w:ilvl="6">
+      <w:start w:val="11"/>
+      <w:numFmt w:val="decimal"/>
+      <w:lvlText w:val="%7."/>
+      <w:lvlJc w:val="left"/>
+      <w:pPr>
+        <w:tabs>
+          <w:tab w:val="num" w:pos="4320"/>
+        </w:tabs>
+        <w:ind w:left="4800" w:hanging="480"/>
+      </w:pPr>
+    </w:lvl>
+    <w:lvl w:ilvl="7">
+      <w:start w:val="11"/>
+      <w:numFmt w:val="decimal"/>
+      <w:lvlText w:val="%8."/>
+      <w:lvlJc w:val="left"/>
+      <w:pPr>
+        <w:tabs>
+          <w:tab w:val="num" w:pos="5040"/>
+        </w:tabs>
+        <w:ind w:left="5520" w:hanging="480"/>
+      </w:pPr>
+    </w:lvl>
+    <w:lvl w:ilvl="8">
+      <w:start w:val="11"/>
       <w:numFmt w:val="decimal"/>
       <w:lvlText w:val="%9."/>
       <w:lvlJc w:val="left"/>
@@ -5488,7 +6424,34 @@
     <w:abstractNumId w:val="991"/>
   </w:num>
   <w:num w:numId="1006">
-    <w:abstractNumId w:val="991"/>
+    <w:abstractNumId w:val="99411"/>
+    <w:lvlOverride w:ilvl="0">
+      <w:startOverride w:val="1"/>
+    </w:lvlOverride>
+    <w:lvlOverride w:ilvl="1">
+      <w:startOverride w:val="1"/>
+    </w:lvlOverride>
+    <w:lvlOverride w:ilvl="2">
+      <w:startOverride w:val="1"/>
+    </w:lvlOverride>
+    <w:lvlOverride w:ilvl="3">
+      <w:startOverride w:val="1"/>
+    </w:lvlOverride>
+    <w:lvlOverride w:ilvl="4">
+      <w:startOverride w:val="1"/>
+    </w:lvlOverride>
+    <w:lvlOverride w:ilvl="5">
+      <w:startOverride w:val="1"/>
+    </w:lvlOverride>
+    <w:lvlOverride w:ilvl="6">
+      <w:startOverride w:val="1"/>
+    </w:lvlOverride>
+    <w:lvlOverride w:ilvl="7">
+      <w:startOverride w:val="1"/>
+    </w:lvlOverride>
+    <w:lvlOverride w:ilvl="8">
+      <w:startOverride w:val="1"/>
+    </w:lvlOverride>
   </w:num>
   <w:num w:numId="1007">
     <w:abstractNumId w:val="991"/>
@@ -5504,6 +6467,147 @@
   </w:num>
   <w:num w:numId="1011">
     <w:abstractNumId w:val="991"/>
+  </w:num>
+  <w:num w:numId="1012">
+    <w:abstractNumId w:val="991"/>
+  </w:num>
+  <w:num w:numId="1013">
+    <w:abstractNumId w:val="991"/>
+  </w:num>
+  <w:num w:numId="1014">
+    <w:abstractNumId w:val="991"/>
+  </w:num>
+  <w:num w:numId="1015">
+    <w:abstractNumId w:val="991"/>
+  </w:num>
+  <w:num w:numId="1016">
+    <w:abstractNumId w:val="991"/>
+  </w:num>
+  <w:num w:numId="1017">
+    <w:abstractNumId w:val="991"/>
+  </w:num>
+  <w:num w:numId="1018">
+    <w:abstractNumId w:val="991"/>
+  </w:num>
+  <w:num w:numId="1019">
+    <w:abstractNumId w:val="991"/>
+  </w:num>
+  <w:num w:numId="1020">
+    <w:abstractNumId w:val="991"/>
+  </w:num>
+  <w:num w:numId="1021">
+    <w:abstractNumId w:val="991"/>
+  </w:num>
+  <w:num w:numId="1022">
+    <w:abstractNumId w:val="991"/>
+  </w:num>
+  <w:num w:numId="1023">
+    <w:abstractNumId w:val="991"/>
+  </w:num>
+  <w:num w:numId="1024">
+    <w:abstractNumId w:val="991"/>
+  </w:num>
+  <w:num w:numId="1025">
+    <w:abstractNumId w:val="991"/>
+  </w:num>
+  <w:num w:numId="1026">
+    <w:abstractNumId w:val="991"/>
+  </w:num>
+  <w:num w:numId="1027">
+    <w:abstractNumId w:val="991"/>
+  </w:num>
+  <w:num w:numId="1028">
+    <w:abstractNumId w:val="991"/>
+  </w:num>
+  <w:num w:numId="1029">
+    <w:abstractNumId w:val="99411"/>
+    <w:lvlOverride w:ilvl="0">
+      <w:startOverride w:val="1"/>
+    </w:lvlOverride>
+    <w:lvlOverride w:ilvl="1">
+      <w:startOverride w:val="1"/>
+    </w:lvlOverride>
+    <w:lvlOverride w:ilvl="2">
+      <w:startOverride w:val="1"/>
+    </w:lvlOverride>
+    <w:lvlOverride w:ilvl="3">
+      <w:startOverride w:val="1"/>
+    </w:lvlOverride>
+    <w:lvlOverride w:ilvl="4">
+      <w:startOverride w:val="1"/>
+    </w:lvlOverride>
+    <w:lvlOverride w:ilvl="5">
+      <w:startOverride w:val="1"/>
+    </w:lvlOverride>
+    <w:lvlOverride w:ilvl="6">
+      <w:startOverride w:val="1"/>
+    </w:lvlOverride>
+    <w:lvlOverride w:ilvl="7">
+      <w:startOverride w:val="1"/>
+    </w:lvlOverride>
+    <w:lvlOverride w:ilvl="8">
+      <w:startOverride w:val="1"/>
+    </w:lvlOverride>
+  </w:num>
+  <w:num w:numId="1030">
+    <w:abstractNumId w:val="99419"/>
+    <w:lvlOverride w:ilvl="0">
+      <w:startOverride w:val="9"/>
+    </w:lvlOverride>
+    <w:lvlOverride w:ilvl="1">
+      <w:startOverride w:val="9"/>
+    </w:lvlOverride>
+    <w:lvlOverride w:ilvl="2">
+      <w:startOverride w:val="9"/>
+    </w:lvlOverride>
+    <w:lvlOverride w:ilvl="3">
+      <w:startOverride w:val="9"/>
+    </w:lvlOverride>
+    <w:lvlOverride w:ilvl="4">
+      <w:startOverride w:val="9"/>
+    </w:lvlOverride>
+    <w:lvlOverride w:ilvl="5">
+      <w:startOverride w:val="9"/>
+    </w:lvlOverride>
+    <w:lvlOverride w:ilvl="6">
+      <w:startOverride w:val="9"/>
+    </w:lvlOverride>
+    <w:lvlOverride w:ilvl="7">
+      <w:startOverride w:val="9"/>
+    </w:lvlOverride>
+    <w:lvlOverride w:ilvl="8">
+      <w:startOverride w:val="9"/>
+    </w:lvlOverride>
+  </w:num>
+  <w:num w:numId="1031">
+    <w:abstractNumId w:val="994111"/>
+    <w:lvlOverride w:ilvl="0">
+      <w:startOverride w:val="11"/>
+    </w:lvlOverride>
+    <w:lvlOverride w:ilvl="1">
+      <w:startOverride w:val="11"/>
+    </w:lvlOverride>
+    <w:lvlOverride w:ilvl="2">
+      <w:startOverride w:val="11"/>
+    </w:lvlOverride>
+    <w:lvlOverride w:ilvl="3">
+      <w:startOverride w:val="11"/>
+    </w:lvlOverride>
+    <w:lvlOverride w:ilvl="4">
+      <w:startOverride w:val="11"/>
+    </w:lvlOverride>
+    <w:lvlOverride w:ilvl="5">
+      <w:startOverride w:val="11"/>
+    </w:lvlOverride>
+    <w:lvlOverride w:ilvl="6">
+      <w:startOverride w:val="11"/>
+    </w:lvlOverride>
+    <w:lvlOverride w:ilvl="7">
+      <w:startOverride w:val="11"/>
+    </w:lvlOverride>
+    <w:lvlOverride w:ilvl="8">
+      <w:startOverride w:val="11"/>
+    </w:lvlOverride>
   </w:num>
 </w:numbering>
 </file>

--- a/downloads/teacher/04 Units/Unit 01 - Nutrition and Wellness - Kitchen Skills and Smart Eating/Unit 01 - Nutrition and Wellness - Kitchen Skills and Smart Eating.docx
+++ b/downloads/teacher/04 Units/Unit 01 - Nutrition and Wellness - Kitchen Skills and Smart Eating/Unit 01 - Nutrition and Wellness - Kitchen Skills and Smart Eating.docx
@@ -168,9 +168,9 @@
       <w:pPr>
         <w:pStyle w:val="Heading2"/>
       </w:pPr>
-      <w:bookmarkStart w:id="21" w:name="why-this-unit-rationale-in-sals-voice"/>
-      <w:r>
-        <w:t xml:space="preserve">1. Why this unit (rationale, in Sal’s voice)</w:t>
+      <w:bookmarkStart w:id="21" w:name="why-this-unit"/>
+      <w:r>
+        <w:t xml:space="preserve">1. Why this unit</w:t>
       </w:r>
       <w:bookmarkEnd w:id="21"/>
     </w:p>
@@ -179,7 +179,7 @@
         <w:pStyle w:val="FirstParagraph"/>
       </w:pPr>
       <w:r>
-        <w:t xml:space="preserve">I put the kitchen first because the first cooking lab is what wins the class. At Brentwood I ran three or four kitchens at once with role cards at every station and a zero-knife policy, and the day students pulled their first mug cake out of the microwave was the day the room became ours. Nothing else I teach gets that reaction. But nobody cooks in my room until they pass the safety exam, so this unit opens with hazards, handwashing, the danger zone, and a class contract the students write themselves.</w:t>
+        <w:t xml:space="preserve">I put the kitchen first because the first cooking lab is what wins the class. In my classroom I ran three or four kitchens at once with role cards at every station and a zero-knife policy, and the day students pulled their first mug cake out of the microwave was the day the room became ours. Nothing else I teach gets that reaction. But nobody cooks in my room until they pass the safety exam, so this unit opens with hazards, handwashing, the danger zone, and a class contract the students write themselves.</w:t>
       </w:r>
     </w:p>
     <w:p>
@@ -187,7 +187,7 @@
         <w:pStyle w:val="BodyText"/>
       </w:pPr>
       <w:r>
-        <w:t xml:space="preserve">The second half of the unit is where my business background does the work. Students learn to read a Nutrition Facts label the way I learned to read a P&amp;L: what is the serving, what is the real number, what is the company hoping you skip. Then they plan a dinner for a family of four, price it from a real store circular, check the math with a partner, and cook one dish from their plan. I ran Feed a Family of Four on $40 and the King Kullen shopping project at Brentwood; both are in here, rewritten for 40 minutes and grades 6 to 8.</w:t>
+        <w:t xml:space="preserve">The second half of the unit is where my business background does the work. Students learn to read a Nutrition Facts label the way I learned to read a P&amp;L: what is the serving, what is the real number, what is the company hoping you skip. Then they plan a dinner for a family of four, price it from a real store circular, check the math with a partner, and cook one dish from their plan. I ran Feed a Family of Four on $40 and the supermarket shopping project in my own classroom; both are in here, rewritten for 40 minutes and grades 6 to 8.</w:t>
       </w:r>
     </w:p>
     <w:p>
@@ -3181,15 +3181,6 @@
       <w:r>
         <w:t xml:space="preserve">The PI letters are NYLearns codes; the NYSED print document lists the indicators as bullets.</w:t>
       </w:r>
-      <w:r>
-        <w:t xml:space="preserve"> </w:t>
-      </w:r>
-      <w:r>
-        <w:rPr>
-          <w:rStyle w:val="TeacherNote"/>
-        </w:rPr>
-        <w:t xml:space="preserve">[Sal: confirm the Standard 1 and Standard 3 wording against the NYSED PDF before the standards map goes live; see crosswalk E.4.]</w:t>
-      </w:r>
     </w:p>
     <w:p>
       <w:pPr>
@@ -3888,7 +3879,7 @@
         <w:t xml:space="preserve"> </w:t>
       </w:r>
       <w:r>
-        <w:t xml:space="preserve">teams of three or four (the same teams as the lab stations). Each student owns one deliverable and signs it; the plan and the pitch are shared.</w:t>
+        <w:t xml:space="preserve">teams of about seven (the same teams as the lab stations). Each student owns one deliverable and signs it; the plan and the pitch are shared.</w:t>
       </w:r>
     </w:p>
     <w:p>
@@ -3949,15 +3940,6 @@
       </w:r>
       <w:r>
         <w:t xml:space="preserve">each team pitches for 60 seconds at the tasting gallery while the class tastes the dish, then the class votes for the meal it would eat at home. Menu cards go up on the wall for the rest of the marking period.</w:t>
-      </w:r>
-      <w:r>
-        <w:t xml:space="preserve"> </w:t>
-      </w:r>
-      <w:r>
-        <w:rPr>
-          <w:rStyle w:val="TeacherNote"/>
-        </w:rPr>
-        <w:t xml:space="preserve">[Sal: your Brentwood run had a pitch and jingle and a class vote; keep the jingle if it still works for you.]</w:t>
       </w:r>
     </w:p>
     <w:p>
@@ -4168,7 +4150,7 @@
         <w:t xml:space="preserve">Assessment 01.4 - Unit 1 Test.md</w:t>
       </w:r>
       <w:r>
-        <w:t xml:space="preserve">, given in Lesson 1.22 after the careers activity. Ten to fifteen items: matching (tools, nutrients, vocabulary), short answer (safety, label reading), one scenario (a family shopping problem with unit price), and one performance item (read a label and a recipe together). Retake once after a review.</w:t>
+        <w:t xml:space="preserve">, given in Lesson 1.22 after the careers activity. Twenty items: matching (tools, nutrients, vocabulary), short answer (safety, label reading), one scenario (a family shopping problem with unit price), and one performance item (read a label and a recipe together). Retake once after a review.</w:t>
       </w:r>
     </w:p>
     <w:p>
@@ -4198,7 +4180,7 @@
         <w:t xml:space="preserve"> </w:t>
       </w:r>
       <w:r>
-        <w:t xml:space="preserve">is the three-objective, 1 to 4 pattern from the grading plan (12 points) with a notes box; it is used for Lab 1 (1.8), Lab 2 (1.13), and the Budget Meal Lab (1.20).</w:t>
+        <w:t xml:space="preserve">is the three-objective, 1 to 4 pattern from the grading plan plus a safety and sanitation row (16 points) with a notes box; it is used for Lab 1 (1.8), Lab 2 (1.13), and the Budget Meal Lab (1.20).</w:t>
       </w:r>
     </w:p>
     <w:p>
@@ -4267,22 +4249,7 @@
         <w:t xml:space="preserve"> </w:t>
       </w:r>
       <w:r>
-        <w:t xml:space="preserve">three kitchen stations of seven students each (21 per section). With 28 students, run four stations and raise every lab cost by one third.</w:t>
-      </w:r>
-      <w:r>
-        <w:t xml:space="preserve"> </w:t>
-      </w:r>
-      <w:r>
-        <w:rPr>
-          <w:rStyle w:val="TeacherNote"/>
-        </w:rPr>
-        <w:t xml:space="preserve">[Sal: set the station count once you know your school’s section sizes and how many working kitchens the room has.]</w:t>
-      </w:r>
-      <w:r>
-        <w:t xml:space="preserve"> </w:t>
-      </w:r>
-      <w:r>
-        <w:t xml:space="preserve">Zero-knife policy: everything that needs cutting is pre-cut by me or bought pre-cut. Pre-cooked meat only. Stovetop, oven, and microwave. Allergy check before every lab from the nurse’s list; a nut-free room.</w:t>
+        <w:t xml:space="preserve">three kitchen stations of seven students each (21 per section). With 28 students, run four stations and raise every lab cost by one third. Zero-knife policy: everything that needs cutting is pre-cut by me or bought pre-cut. Pre-cooked meat only. Stovetop, oven, and microwave. Allergy check before every lab from the nurse’s list; a nut-free room.</w:t>
       </w:r>
     </w:p>
     <w:p>
@@ -4676,15 +4643,6 @@
       <w:r>
         <w:t xml:space="preserve">Unit total for one section, three labs: about $150. Multiply the lab lines by the number of sections; the pantry line stretches across sections.</w:t>
       </w:r>
-      <w:r>
-        <w:t xml:space="preserve"> </w:t>
-      </w:r>
-      <w:r>
-        <w:rPr>
-          <w:rStyle w:val="TeacherNote"/>
-        </w:rPr>
-        <w:t xml:space="preserve">[Sal: put your school’s lab budget here and adjust the per-station caps to match. Your Brentwood number was about $20 per 4 to 8 students per lab.]</w:t>
-      </w:r>
     </w:p>
     <w:p>
       <w:pPr>
@@ -4701,15 +4659,6 @@
       </w:r>
       <w:r>
         <w:t xml:space="preserve">per station: dry measuring cup set, liquid measuring cup, measuring spoon set, mixing bowls in two sizes, silicone spatula, whisk, wooden spoon, tongs, sheet pan, oven mitts, microwave-safe mugs (seven), cutting board (for pre-cut items and the tool ID lesson), can opener, colander, plates, forks, cups, dish towels, sponge. Shared: microwave, oven, stovetop, refrigerator with a thermometer, a gram scale (about $15 if not owned; needed for the Silent Measurement Challenge and the performance check), two instant-read food thermometers (about $10 each), fire extinguisher, first aid kit, the Safety Data Sheet binder.</w:t>
-      </w:r>
-      <w:r>
-        <w:t xml:space="preserve"> </w:t>
-      </w:r>
-      <w:r>
-        <w:rPr>
-          <w:rStyle w:val="TeacherNote"/>
-        </w:rPr>
-        <w:t xml:space="preserve">[Sal: walk your school’s room with this list before the year starts; the gram scale and the thermometers are the two things most rooms are missing.]</w:t>
       </w:r>
     </w:p>
     <w:p>
@@ -5185,15 +5134,6 @@
       <w:r>
         <w:t xml:space="preserve">Lesson 1.9 (the six nutrients): pre-assessed in Lesson 0.5. If health has already taught nutrients this year, this lesson runs as a 15-minute review and the time goes to Lesson 1.10.</w:t>
       </w:r>
-      <w:r>
-        <w:t xml:space="preserve"> </w:t>
-      </w:r>
-      <w:r>
-        <w:rPr>
-          <w:rStyle w:val="TeacherNote"/>
-        </w:rPr>
-        <w:t xml:space="preserve">[Sal: ask the health teacher in the first week which grade gets nutrients and when.]</w:t>
-      </w:r>
     </w:p>
     <w:p>
       <w:pPr>
@@ -5290,15 +5230,6 @@
       <w:r>
         <w:t xml:space="preserve">Community: the manager of the local supermarket the circular comes from. FACS gives the store a class of future customers who can read a unit price tag and a thank-you card from each team; the store gives FACS a stack of circulars each week, a short visit or video on how the store decides what goes on sale, and, if it is willing, a small gift card toward the Budget Meal Lab.</w:t>
       </w:r>
-      <w:r>
-        <w:t xml:space="preserve"> </w:t>
-      </w:r>
-      <w:r>
-        <w:rPr>
-          <w:rStyle w:val="TeacherNote"/>
-        </w:rPr>
-        <w:t xml:space="preserve">[Sal: at Brentwood this was King Kullen. Name your school’s nearest store.]</w:t>
-      </w:r>
     </w:p>
     <w:p>
       <w:pPr>
@@ -5309,16 +5240,7 @@
         <w:pStyle w:val="Compact"/>
       </w:pPr>
       <w:r>
-        <w:t xml:space="preserve">Community: a Cornell Cooperative Extension nutrition educator (Suffolk or Nassau office) for Lesson 1.10 or 1.22. FACS gives the educator a class audience and a place to run one of the extension’s own plate activities; the educator gives FACS a credible-source guest for Lesson 1.12 and a real dietitian pathway for Lesson 1.22.</w:t>
-      </w:r>
-      <w:r>
-        <w:t xml:space="preserve"> </w:t>
-      </w:r>
-      <w:r>
-        <w:rPr>
-          <w:rStyle w:val="TeacherNote"/>
-        </w:rPr>
-        <w:t xml:space="preserve">[Sal: confirm which county office serves your district.]</w:t>
+        <w:t xml:space="preserve">Community: a Cornell Cooperative Extension nutrition educator (the county office) for Lesson 1.10 or 1.22. FACS gives the educator a class audience and a place to run one of the extension’s own plate activities; the educator gives FACS a credible-source guest for Lesson 1.12 and a real dietitian pathway for Lesson 1.22.</w:t>
       </w:r>
     </w:p>
     <w:p>
@@ -5348,386 +5270,7 @@
         <w:t xml:space="preserve">Vocabulary 01.md</w:t>
       </w:r>
       <w:r>
-        <w:t xml:space="preserve">: 40 Tier 3 terms across the four topics with a one-line student definition and columns for Turkish, Portuguese, and Spanish, marked</w:t>
-      </w:r>
-      <w:r>
-        <w:t xml:space="preserve"> </w:t>
-      </w:r>
-      <w:r>
-        <w:rPr>
-          <w:rStyle w:val="TeacherNote"/>
-        </w:rPr>
-        <w:t xml:space="preserve">[check with a native speaker]</w:t>
-      </w:r>
-      <w:r>
-        <w:t xml:space="preserve"> </w:t>
-      </w:r>
-      <w:r>
-        <w:t xml:space="preserve">until a native speaker verifies them, plus sentence starters for a lab role, for feedback, and for the pitch in all four languages.</w:t>
-      </w:r>
-    </w:p>
-    <w:p>
-      <w:pPr>
-        <w:pStyle w:val="Heading2"/>
-      </w:pPr>
-      <w:bookmarkStart w:id="45" w:name="what-sal-should-replace"/>
-      <w:r>
-        <w:t xml:space="preserve">14. What Sal should replace</w:t>
-      </w:r>
-      <w:bookmarkEnd w:id="45"/>
-    </w:p>
-    <w:p>
-      <w:pPr>
-        <w:pStyle w:val="FirstParagraph"/>
-      </w:pPr>
-      <w:r>
-        <w:t xml:space="preserve">Placeholders in the three unit-level files (</w:t>
-      </w:r>
-      <w:r>
-        <w:rPr>
-          <w:rStyle w:val="VerbatimChar"/>
-        </w:rPr>
-        <w:t xml:space="preserve">Unit 01</w:t>
-      </w:r>
-      <w:r>
-        <w:t xml:space="preserve">,</w:t>
-      </w:r>
-      <w:r>
-        <w:t xml:space="preserve"> </w:t>
-      </w:r>
-      <w:r>
-        <w:rPr>
-          <w:rStyle w:val="VerbatimChar"/>
-        </w:rPr>
-        <w:t xml:space="preserve">Calendar 01</w:t>
-      </w:r>
-      <w:r>
-        <w:t xml:space="preserve">,</w:t>
-      </w:r>
-      <w:r>
-        <w:t xml:space="preserve"> </w:t>
-      </w:r>
-      <w:r>
-        <w:rPr>
-          <w:rStyle w:val="VerbatimChar"/>
-        </w:rPr>
-        <w:t xml:space="preserve">Vocabulary 01</w:t>
-      </w:r>
-      <w:r>
-        <w:t xml:space="preserve">). The lesson, project, rubric, and assessment files list their own.</w:t>
-      </w:r>
-    </w:p>
-    <w:p>
-      <w:pPr>
-        <w:pStyle w:val="BodyText"/>
-      </w:pPr>
-      <w:r>
-        <w:t xml:space="preserve">In this unit plan:</w:t>
-      </w:r>
-    </w:p>
-    <w:p>
-      <w:pPr>
-        <w:numPr>
-          <w:ilvl w:val="0"/>
-          <w:numId w:val="1029"/>
-        </w:numPr>
-      </w:pPr>
-      <w:r>
-        <w:t xml:space="preserve">Section 7:</w:t>
-      </w:r>
-      <w:r>
-        <w:t xml:space="preserve"> </w:t>
-      </w:r>
-      <w:r>
-        <w:rPr>
-          <w:rStyle w:val="TeacherNote"/>
-        </w:rPr>
-        <w:t xml:space="preserve">[Sal: confirm the Standard 1 and Standard 3 wording against the NYSED PDF before the standards map goes live; see crosswalk E.4.]</w:t>
-      </w:r>
-    </w:p>
-    <w:p>
-      <w:pPr>
-        <w:numPr>
-          <w:ilvl w:val="0"/>
-          <w:numId w:val="1029"/>
-        </w:numPr>
-      </w:pPr>
-      <w:r>
-        <w:t xml:space="preserve">Section 8:</w:t>
-      </w:r>
-      <w:r>
-        <w:t xml:space="preserve"> </w:t>
-      </w:r>
-      <w:r>
-        <w:rPr>
-          <w:rStyle w:val="TeacherNote"/>
-        </w:rPr>
-        <w:t xml:space="preserve">[Sal: your Brentwood run had a pitch and jingle and a class vote; keep the jingle if it still works for you.]</w:t>
-      </w:r>
-    </w:p>
-    <w:p>
-      <w:pPr>
-        <w:numPr>
-          <w:ilvl w:val="0"/>
-          <w:numId w:val="1029"/>
-        </w:numPr>
-      </w:pPr>
-      <w:r>
-        <w:t xml:space="preserve">Section 10:</w:t>
-      </w:r>
-      <w:r>
-        <w:t xml:space="preserve"> </w:t>
-      </w:r>
-      <w:r>
-        <w:rPr>
-          <w:rStyle w:val="TeacherNote"/>
-        </w:rPr>
-        <w:t xml:space="preserve">[Sal: set the station count once you know your school’s section sizes and how many working kitchens the room has.]</w:t>
-      </w:r>
-    </w:p>
-    <w:p>
-      <w:pPr>
-        <w:numPr>
-          <w:ilvl w:val="0"/>
-          <w:numId w:val="1029"/>
-        </w:numPr>
-      </w:pPr>
-      <w:r>
-        <w:t xml:space="preserve">Section 10:</w:t>
-      </w:r>
-      <w:r>
-        <w:t xml:space="preserve"> </w:t>
-      </w:r>
-      <w:r>
-        <w:rPr>
-          <w:rStyle w:val="TeacherNote"/>
-        </w:rPr>
-        <w:t xml:space="preserve">[Sal: put your school’s lab budget here and adjust the per-station caps to match. Your Brentwood number was about $20 per 4 to 8 students per lab.]</w:t>
-      </w:r>
-    </w:p>
-    <w:p>
-      <w:pPr>
-        <w:numPr>
-          <w:ilvl w:val="0"/>
-          <w:numId w:val="1029"/>
-        </w:numPr>
-      </w:pPr>
-      <w:r>
-        <w:t xml:space="preserve">Section 10:</w:t>
-      </w:r>
-      <w:r>
-        <w:t xml:space="preserve"> </w:t>
-      </w:r>
-      <w:r>
-        <w:rPr>
-          <w:rStyle w:val="TeacherNote"/>
-        </w:rPr>
-        <w:t xml:space="preserve">[Sal: walk your school’s room with this list before the year starts; the gram scale and the thermometers are the two things most rooms are missing.]</w:t>
-      </w:r>
-      <w:r>
-        <w:t xml:space="preserve"> </w:t>
-      </w:r>
-      <w:r>
-        <w:t xml:space="preserve">5a. Section 10:</w:t>
-      </w:r>
-      <w:r>
-        <w:t xml:space="preserve"> </w:t>
-      </w:r>
-      <w:r>
-        <w:rPr>
-          <w:rStyle w:val="TeacherNote"/>
-        </w:rPr>
-        <w:t xml:space="preserve">[Sal: pick one extension for the Materials page; the lesson references get renamed to match in the site build.]</w:t>
-      </w:r>
-    </w:p>
-    <w:p>
-      <w:pPr>
-        <w:numPr>
-          <w:ilvl w:val="0"/>
-          <w:numId w:val="1029"/>
-        </w:numPr>
-      </w:pPr>
-      <w:r>
-        <w:t xml:space="preserve">Section 11:</w:t>
-      </w:r>
-      <w:r>
-        <w:t xml:space="preserve"> </w:t>
-      </w:r>
-      <w:r>
-        <w:rPr>
-          <w:rStyle w:val="TeacherNote"/>
-        </w:rPr>
-        <w:t xml:space="preserve">[Sal: ask the health teacher in the first week which grade gets nutrients and when.]</w:t>
-      </w:r>
-    </w:p>
-    <w:p>
-      <w:pPr>
-        <w:numPr>
-          <w:ilvl w:val="0"/>
-          <w:numId w:val="1029"/>
-        </w:numPr>
-      </w:pPr>
-      <w:r>
-        <w:t xml:space="preserve">Section 12:</w:t>
-      </w:r>
-      <w:r>
-        <w:t xml:space="preserve"> </w:t>
-      </w:r>
-      <w:r>
-        <w:rPr>
-          <w:rStyle w:val="TeacherNote"/>
-        </w:rPr>
-        <w:t xml:space="preserve">[Sal: at Brentwood this was King Kullen. Name your school’s nearest store.]</w:t>
-      </w:r>
-    </w:p>
-    <w:p>
-      <w:pPr>
-        <w:numPr>
-          <w:ilvl w:val="0"/>
-          <w:numId w:val="1029"/>
-        </w:numPr>
-      </w:pPr>
-      <w:r>
-        <w:t xml:space="preserve">Section 12:</w:t>
-      </w:r>
-      <w:r>
-        <w:t xml:space="preserve"> </w:t>
-      </w:r>
-      <w:r>
-        <w:rPr>
-          <w:rStyle w:val="TeacherNote"/>
-        </w:rPr>
-        <w:t xml:space="preserve">[Sal: confirm which county office serves your district.]</w:t>
-      </w:r>
-    </w:p>
-    <w:p>
-      <w:pPr>
-        <w:pStyle w:val="FirstParagraph"/>
-      </w:pPr>
-      <w:r>
-        <w:t xml:space="preserve">In</w:t>
-      </w:r>
-      <w:r>
-        <w:t xml:space="preserve"> </w:t>
-      </w:r>
-      <w:r>
-        <w:rPr>
-          <w:rStyle w:val="VerbatimChar"/>
-        </w:rPr>
-        <w:t xml:space="preserve">Calendar 01.md</w:t>
-      </w:r>
-      <w:r>
-        <w:t xml:space="preserve">:</w:t>
-      </w:r>
-    </w:p>
-    <w:p>
-      <w:pPr>
-        <w:numPr>
-          <w:ilvl w:val="0"/>
-          <w:numId w:val="1030"/>
-        </w:numPr>
-        <w:pStyle w:val="Compact"/>
-      </w:pPr>
-      <w:r>
-        <w:t xml:space="preserve">Header:</w:t>
-      </w:r>
-      <w:r>
-        <w:t xml:space="preserve"> </w:t>
-      </w:r>
-      <w:r>
-        <w:rPr>
-          <w:rStyle w:val="TeacherNote"/>
-        </w:rPr>
-        <w:t xml:space="preserve">[Sal: the calendar is in day numbers; map them onto your school’s calendar.]</w:t>
-      </w:r>
-    </w:p>
-    <w:p>
-      <w:pPr>
-        <w:numPr>
-          <w:ilvl w:val="0"/>
-          <w:numId w:val="1030"/>
-        </w:numPr>
-        <w:pStyle w:val="Compact"/>
-      </w:pPr>
-      <w:r>
-        <w:t xml:space="preserve">Day 35 cell:</w:t>
-      </w:r>
-      <w:r>
-        <w:t xml:space="preserve"> </w:t>
-      </w:r>
-      <w:r>
-        <w:rPr>
-          <w:rStyle w:val="TeacherNote"/>
-        </w:rPr>
-        <w:t xml:space="preserve">[Sal: if your school ends marking period 1 before day 35, move the Unit 1 test to the first day of Unit 2.]</w:t>
-      </w:r>
-    </w:p>
-    <w:p>
-      <w:pPr>
-        <w:pStyle w:val="FirstParagraph"/>
-      </w:pPr>
-      <w:r>
-        <w:t xml:space="preserve">In</w:t>
-      </w:r>
-      <w:r>
-        <w:t xml:space="preserve"> </w:t>
-      </w:r>
-      <w:r>
-        <w:rPr>
-          <w:rStyle w:val="VerbatimChar"/>
-        </w:rPr>
-        <w:t xml:space="preserve">Vocabulary 01.md</w:t>
-      </w:r>
-      <w:r>
-        <w:t xml:space="preserve">:</w:t>
-      </w:r>
-    </w:p>
-    <w:p>
-      <w:pPr>
-        <w:numPr>
-          <w:ilvl w:val="0"/>
-          <w:numId w:val="1031"/>
-        </w:numPr>
-        <w:pStyle w:val="Compact"/>
-      </w:pPr>
-      <w:r>
-        <w:t xml:space="preserve">Header:</w:t>
-      </w:r>
-      <w:r>
-        <w:t xml:space="preserve"> </w:t>
-      </w:r>
-      <w:r>
-        <w:rPr>
-          <w:rStyle w:val="TeacherNote"/>
-        </w:rPr>
-        <w:t xml:space="preserve">[check with a native speaker]</w:t>
-      </w:r>
-      <w:r>
-        <w:t xml:space="preserve"> </w:t>
-      </w:r>
-      <w:r>
-        <w:t xml:space="preserve">on all three translation columns.</w:t>
-      </w:r>
-    </w:p>
-    <w:p>
-      <w:pPr>
-        <w:numPr>
-          <w:ilvl w:val="0"/>
-          <w:numId w:val="1031"/>
-        </w:numPr>
-        <w:pStyle w:val="Compact"/>
-      </w:pPr>
-      <w:r>
-        <w:t xml:space="preserve">Sentence starters:</w:t>
-      </w:r>
-      <w:r>
-        <w:t xml:space="preserve"> </w:t>
-      </w:r>
-      <w:r>
-        <w:rPr>
-          <w:rStyle w:val="TeacherNote"/>
-        </w:rPr>
-        <w:t xml:space="preserve">[Sal: swap in the Turkish and Portuguese sentence starters you already used for Feed a Family at Brentwood if they read better than these.]</w:t>
+        <w:t xml:space="preserve">: 40 Tier 3 terms across the four topics with a one-line student definition and columns for Turkish, Portuguese, and Spanish, to be checked by a native speaker, plus sentence starters for a lab role, for feedback, and for the pitch in all four languages.</w:t>
       </w:r>
     </w:p>
     <w:sectPr>
@@ -6116,230 +5659,6 @@
     </w:lvl>
     <w:lvl w:ilvl="8">
       <w:start w:val="1"/>
-      <w:numFmt w:val="decimal"/>
-      <w:lvlText w:val="%9."/>
-      <w:lvlJc w:val="left"/>
-      <w:pPr>
-        <w:tabs>
-          <w:tab w:val="num" w:pos="5760"/>
-        </w:tabs>
-        <w:ind w:left="6240" w:hanging="480"/>
-      </w:pPr>
-    </w:lvl>
-  </w:abstractNum>
-  <w:abstractNum w:abstractNumId="99419">
-    <w:nsid w:val="47261bad"/>
-    <w:multiLevelType w:val="multilevel"/>
-    <w:lvl w:ilvl="0">
-      <w:start w:val="9"/>
-      <w:numFmt w:val="decimal"/>
-      <w:lvlText w:val="%1."/>
-      <w:lvlJc w:val="left"/>
-      <w:pPr>
-        <w:tabs>
-          <w:tab w:val="num" w:pos="0"/>
-        </w:tabs>
-        <w:ind w:left="480" w:hanging="480"/>
-      </w:pPr>
-    </w:lvl>
-    <w:lvl w:ilvl="1">
-      <w:start w:val="9"/>
-      <w:numFmt w:val="decimal"/>
-      <w:lvlText w:val="%2."/>
-      <w:lvlJc w:val="left"/>
-      <w:pPr>
-        <w:tabs>
-          <w:tab w:val="num" w:pos="720"/>
-        </w:tabs>
-        <w:ind w:left="1200" w:hanging="480"/>
-      </w:pPr>
-    </w:lvl>
-    <w:lvl w:ilvl="2">
-      <w:start w:val="9"/>
-      <w:numFmt w:val="decimal"/>
-      <w:lvlText w:val="%3."/>
-      <w:lvlJc w:val="left"/>
-      <w:pPr>
-        <w:tabs>
-          <w:tab w:val="num" w:pos="1440"/>
-        </w:tabs>
-        <w:ind w:left="1920" w:hanging="480"/>
-      </w:pPr>
-    </w:lvl>
-    <w:lvl w:ilvl="3">
-      <w:start w:val="9"/>
-      <w:numFmt w:val="decimal"/>
-      <w:lvlText w:val="%4."/>
-      <w:lvlJc w:val="left"/>
-      <w:pPr>
-        <w:tabs>
-          <w:tab w:val="num" w:pos="2160"/>
-        </w:tabs>
-        <w:ind w:left="2640" w:hanging="480"/>
-      </w:pPr>
-    </w:lvl>
-    <w:lvl w:ilvl="4">
-      <w:start w:val="9"/>
-      <w:numFmt w:val="decimal"/>
-      <w:lvlText w:val="%5."/>
-      <w:lvlJc w:val="left"/>
-      <w:pPr>
-        <w:tabs>
-          <w:tab w:val="num" w:pos="2880"/>
-        </w:tabs>
-        <w:ind w:left="3360" w:hanging="480"/>
-      </w:pPr>
-    </w:lvl>
-    <w:lvl w:ilvl="5">
-      <w:start w:val="9"/>
-      <w:numFmt w:val="decimal"/>
-      <w:lvlText w:val="%6."/>
-      <w:lvlJc w:val="left"/>
-      <w:pPr>
-        <w:tabs>
-          <w:tab w:val="num" w:pos="3600"/>
-        </w:tabs>
-        <w:ind w:left="4080" w:hanging="480"/>
-      </w:pPr>
-    </w:lvl>
-    <w:lvl w:ilvl="6">
-      <w:start w:val="9"/>
-      <w:numFmt w:val="decimal"/>
-      <w:lvlText w:val="%7."/>
-      <w:lvlJc w:val="left"/>
-      <w:pPr>
-        <w:tabs>
-          <w:tab w:val="num" w:pos="4320"/>
-        </w:tabs>
-        <w:ind w:left="4800" w:hanging="480"/>
-      </w:pPr>
-    </w:lvl>
-    <w:lvl w:ilvl="7">
-      <w:start w:val="9"/>
-      <w:numFmt w:val="decimal"/>
-      <w:lvlText w:val="%8."/>
-      <w:lvlJc w:val="left"/>
-      <w:pPr>
-        <w:tabs>
-          <w:tab w:val="num" w:pos="5040"/>
-        </w:tabs>
-        <w:ind w:left="5520" w:hanging="480"/>
-      </w:pPr>
-    </w:lvl>
-    <w:lvl w:ilvl="8">
-      <w:start w:val="9"/>
-      <w:numFmt w:val="decimal"/>
-      <w:lvlText w:val="%9."/>
-      <w:lvlJc w:val="left"/>
-      <w:pPr>
-        <w:tabs>
-          <w:tab w:val="num" w:pos="5760"/>
-        </w:tabs>
-        <w:ind w:left="6240" w:hanging="480"/>
-      </w:pPr>
-    </w:lvl>
-  </w:abstractNum>
-  <w:abstractNum w:abstractNumId="994111">
-    <w:nsid w:val="b3cbbdee"/>
-    <w:multiLevelType w:val="multilevel"/>
-    <w:lvl w:ilvl="0">
-      <w:start w:val="11"/>
-      <w:numFmt w:val="decimal"/>
-      <w:lvlText w:val="%1."/>
-      <w:lvlJc w:val="left"/>
-      <w:pPr>
-        <w:tabs>
-          <w:tab w:val="num" w:pos="0"/>
-        </w:tabs>
-        <w:ind w:left="480" w:hanging="480"/>
-      </w:pPr>
-    </w:lvl>
-    <w:lvl w:ilvl="1">
-      <w:start w:val="11"/>
-      <w:numFmt w:val="decimal"/>
-      <w:lvlText w:val="%2."/>
-      <w:lvlJc w:val="left"/>
-      <w:pPr>
-        <w:tabs>
-          <w:tab w:val="num" w:pos="720"/>
-        </w:tabs>
-        <w:ind w:left="1200" w:hanging="480"/>
-      </w:pPr>
-    </w:lvl>
-    <w:lvl w:ilvl="2">
-      <w:start w:val="11"/>
-      <w:numFmt w:val="decimal"/>
-      <w:lvlText w:val="%3."/>
-      <w:lvlJc w:val="left"/>
-      <w:pPr>
-        <w:tabs>
-          <w:tab w:val="num" w:pos="1440"/>
-        </w:tabs>
-        <w:ind w:left="1920" w:hanging="480"/>
-      </w:pPr>
-    </w:lvl>
-    <w:lvl w:ilvl="3">
-      <w:start w:val="11"/>
-      <w:numFmt w:val="decimal"/>
-      <w:lvlText w:val="%4."/>
-      <w:lvlJc w:val="left"/>
-      <w:pPr>
-        <w:tabs>
-          <w:tab w:val="num" w:pos="2160"/>
-        </w:tabs>
-        <w:ind w:left="2640" w:hanging="480"/>
-      </w:pPr>
-    </w:lvl>
-    <w:lvl w:ilvl="4">
-      <w:start w:val="11"/>
-      <w:numFmt w:val="decimal"/>
-      <w:lvlText w:val="%5."/>
-      <w:lvlJc w:val="left"/>
-      <w:pPr>
-        <w:tabs>
-          <w:tab w:val="num" w:pos="2880"/>
-        </w:tabs>
-        <w:ind w:left="3360" w:hanging="480"/>
-      </w:pPr>
-    </w:lvl>
-    <w:lvl w:ilvl="5">
-      <w:start w:val="11"/>
-      <w:numFmt w:val="decimal"/>
-      <w:lvlText w:val="%6."/>
-      <w:lvlJc w:val="left"/>
-      <w:pPr>
-        <w:tabs>
-          <w:tab w:val="num" w:pos="3600"/>
-        </w:tabs>
-        <w:ind w:left="4080" w:hanging="480"/>
-      </w:pPr>
-    </w:lvl>
-    <w:lvl w:ilvl="6">
-      <w:start w:val="11"/>
-      <w:numFmt w:val="decimal"/>
-      <w:lvlText w:val="%7."/>
-      <w:lvlJc w:val="left"/>
-      <w:pPr>
-        <w:tabs>
-          <w:tab w:val="num" w:pos="4320"/>
-        </w:tabs>
-        <w:ind w:left="4800" w:hanging="480"/>
-      </w:pPr>
-    </w:lvl>
-    <w:lvl w:ilvl="7">
-      <w:start w:val="11"/>
-      <w:numFmt w:val="decimal"/>
-      <w:lvlText w:val="%8."/>
-      <w:lvlJc w:val="left"/>
-      <w:pPr>
-        <w:tabs>
-          <w:tab w:val="num" w:pos="5040"/>
-        </w:tabs>
-        <w:ind w:left="5520" w:hanging="480"/>
-      </w:pPr>
-    </w:lvl>
-    <w:lvl w:ilvl="8">
-      <w:start w:val="11"/>
       <w:numFmt w:val="decimal"/>
       <w:lvlText w:val="%9."/>
       <w:lvlJc w:val="left"/>
@@ -6518,96 +5837,6 @@
   </w:num>
   <w:num w:numId="1028">
     <w:abstractNumId w:val="991"/>
-  </w:num>
-  <w:num w:numId="1029">
-    <w:abstractNumId w:val="99411"/>
-    <w:lvlOverride w:ilvl="0">
-      <w:startOverride w:val="1"/>
-    </w:lvlOverride>
-    <w:lvlOverride w:ilvl="1">
-      <w:startOverride w:val="1"/>
-    </w:lvlOverride>
-    <w:lvlOverride w:ilvl="2">
-      <w:startOverride w:val="1"/>
-    </w:lvlOverride>
-    <w:lvlOverride w:ilvl="3">
-      <w:startOverride w:val="1"/>
-    </w:lvlOverride>
-    <w:lvlOverride w:ilvl="4">
-      <w:startOverride w:val="1"/>
-    </w:lvlOverride>
-    <w:lvlOverride w:ilvl="5">
-      <w:startOverride w:val="1"/>
-    </w:lvlOverride>
-    <w:lvlOverride w:ilvl="6">
-      <w:startOverride w:val="1"/>
-    </w:lvlOverride>
-    <w:lvlOverride w:ilvl="7">
-      <w:startOverride w:val="1"/>
-    </w:lvlOverride>
-    <w:lvlOverride w:ilvl="8">
-      <w:startOverride w:val="1"/>
-    </w:lvlOverride>
-  </w:num>
-  <w:num w:numId="1030">
-    <w:abstractNumId w:val="99419"/>
-    <w:lvlOverride w:ilvl="0">
-      <w:startOverride w:val="9"/>
-    </w:lvlOverride>
-    <w:lvlOverride w:ilvl="1">
-      <w:startOverride w:val="9"/>
-    </w:lvlOverride>
-    <w:lvlOverride w:ilvl="2">
-      <w:startOverride w:val="9"/>
-    </w:lvlOverride>
-    <w:lvlOverride w:ilvl="3">
-      <w:startOverride w:val="9"/>
-    </w:lvlOverride>
-    <w:lvlOverride w:ilvl="4">
-      <w:startOverride w:val="9"/>
-    </w:lvlOverride>
-    <w:lvlOverride w:ilvl="5">
-      <w:startOverride w:val="9"/>
-    </w:lvlOverride>
-    <w:lvlOverride w:ilvl="6">
-      <w:startOverride w:val="9"/>
-    </w:lvlOverride>
-    <w:lvlOverride w:ilvl="7">
-      <w:startOverride w:val="9"/>
-    </w:lvlOverride>
-    <w:lvlOverride w:ilvl="8">
-      <w:startOverride w:val="9"/>
-    </w:lvlOverride>
-  </w:num>
-  <w:num w:numId="1031">
-    <w:abstractNumId w:val="994111"/>
-    <w:lvlOverride w:ilvl="0">
-      <w:startOverride w:val="11"/>
-    </w:lvlOverride>
-    <w:lvlOverride w:ilvl="1">
-      <w:startOverride w:val="11"/>
-    </w:lvlOverride>
-    <w:lvlOverride w:ilvl="2">
-      <w:startOverride w:val="11"/>
-    </w:lvlOverride>
-    <w:lvlOverride w:ilvl="3">
-      <w:startOverride w:val="11"/>
-    </w:lvlOverride>
-    <w:lvlOverride w:ilvl="4">
-      <w:startOverride w:val="11"/>
-    </w:lvlOverride>
-    <w:lvlOverride w:ilvl="5">
-      <w:startOverride w:val="11"/>
-    </w:lvlOverride>
-    <w:lvlOverride w:ilvl="6">
-      <w:startOverride w:val="11"/>
-    </w:lvlOverride>
-    <w:lvlOverride w:ilvl="7">
-      <w:startOverride w:val="11"/>
-    </w:lvlOverride>
-    <w:lvlOverride w:ilvl="8">
-      <w:startOverride w:val="11"/>
-    </w:lvlOverride>
   </w:num>
 </w:numbering>
 </file>
